--- a/Documentation/doksi.docx
+++ b/Documentation/doksi.docx
@@ -1,6 +1,6 @@
 
 <file path=word/document.xml><?xml version="1.0" encoding="utf-8"?>
-<w:document xmlns:wpc="http://schemas.microsoft.com/office/word/2010/wordprocessingCanvas" xmlns:cx="http://schemas.microsoft.com/office/drawing/2014/chartex" xmlns:cx1="http://schemas.microsoft.com/office/drawing/2015/9/8/chartex" xmlns:cx2="http://schemas.microsoft.com/office/drawing/2015/10/21/chartex" xmlns:cx3="http://schemas.microsoft.com/office/drawing/2016/5/9/chartex" xmlns:cx4="http://schemas.microsoft.com/office/drawing/2016/5/10/chartex" xmlns:cx5="http://schemas.microsoft.com/office/drawing/2016/5/11/chartex" xmlns:cx6="http://schemas.microsoft.com/office/drawing/2016/5/12/chartex" xmlns:cx7="http://schemas.microsoft.com/office/drawing/2016/5/13/chartex" xmlns:cx8="http://schemas.microsoft.com/office/drawing/2016/5/14/chartex" xmlns:mc="http://schemas.openxmlformats.org/markup-compatibility/2006" xmlns:aink="http://schemas.microsoft.com/office/drawing/2016/ink" xmlns:am3d="http://schemas.microsoft.com/office/drawing/2017/model3d" xmlns:o="urn:schemas-microsoft-com:office:office" xmlns:oel="http://schemas.microsoft.com/office/2019/extlst" xmlns:r="http://schemas.openxmlformats.org/officeDocument/2006/relationships" xmlns:m="http://schemas.openxmlformats.org/officeDocument/2006/math" xmlns:v="urn:schemas-microsoft-com:vml" xmlns:wp14="http://schemas.microsoft.com/office/word/2010/wordprocessingDrawing" xmlns:wp="http://schemas.openxmlformats.org/drawingml/2006/wordprocessingDrawing" xmlns:w10="urn:schemas-microsoft-com:office:word" xmlns:w="http://schemas.openxmlformats.org/wordprocessingml/2006/main" xmlns:w14="http://schemas.microsoft.com/office/word/2010/wordml" xmlns:w15="http://schemas.microsoft.com/office/word/2012/wordml" xmlns:w16cex="http://schemas.microsoft.com/office/word/2018/wordml/cex" xmlns:w16cid="http://schemas.microsoft.com/office/word/2016/wordml/cid" xmlns:w16="http://schemas.microsoft.com/office/word/2018/wordml" xmlns:w16du="http://schemas.microsoft.com/office/word/2023/wordml/word16du" xmlns:w16sdtdh="http://schemas.microsoft.com/office/word/2020/wordml/sdtdatahash" xmlns:w16sdtfl="http://schemas.microsoft.com/office/word/2024/wordml/sdtformatlock" xmlns:w16se="http://schemas.microsoft.com/office/word/2015/wordml/symex" xmlns:wpg="http://schemas.microsoft.com/office/word/2010/wordprocessingGroup" xmlns:wpi="http://schemas.microsoft.com/office/word/2010/wordprocessingInk" xmlns:wne="http://schemas.microsoft.com/office/word/2006/wordml" xmlns:wps="http://schemas.microsoft.com/office/word/2010/wordprocessingShape" mc:Ignorable="w14 w15 w16se w16cid w16 w16cex w16sdtdh w16sdtfl w16du wp14">
+<w:document xmlns:wpc="http://schemas.microsoft.com/office/word/2010/wordprocessingCanvas" xmlns:cx="http://schemas.microsoft.com/office/drawing/2014/chartex" xmlns:cx1="http://schemas.microsoft.com/office/drawing/2015/9/8/chartex" xmlns:cx2="http://schemas.microsoft.com/office/drawing/2015/10/21/chartex" xmlns:cx3="http://schemas.microsoft.com/office/drawing/2016/5/9/chartex" xmlns:cx4="http://schemas.microsoft.com/office/drawing/2016/5/10/chartex" xmlns:cx5="http://schemas.microsoft.com/office/drawing/2016/5/11/chartex" xmlns:cx6="http://schemas.microsoft.com/office/drawing/2016/5/12/chartex" xmlns:cx7="http://schemas.microsoft.com/office/drawing/2016/5/13/chartex" xmlns:cx8="http://schemas.microsoft.com/office/drawing/2016/5/14/chartex" xmlns:mc="http://schemas.openxmlformats.org/markup-compatibility/2006" xmlns:aink="http://schemas.microsoft.com/office/drawing/2016/ink" xmlns:am3d="http://schemas.microsoft.com/office/drawing/2017/model3d" xmlns:o="urn:schemas-microsoft-com:office:office" xmlns:oel="http://schemas.microsoft.com/office/2019/extlst" xmlns:r="http://schemas.openxmlformats.org/officeDocument/2006/relationships" xmlns:m="http://schemas.openxmlformats.org/officeDocument/2006/math" xmlns:v="urn:schemas-microsoft-com:vml" xmlns:wp14="http://schemas.microsoft.com/office/word/2010/wordprocessingDrawing" xmlns:wp="http://schemas.openxmlformats.org/drawingml/2006/wordprocessingDrawing" xmlns:w10="urn:schemas-microsoft-com:office:word" xmlns:w="http://schemas.openxmlformats.org/wordprocessingml/2006/main" xmlns:w14="http://schemas.microsoft.com/office/word/2010/wordml" xmlns:w15="http://schemas.microsoft.com/office/word/2012/wordml" xmlns:w16cex="http://schemas.microsoft.com/office/word/2018/wordml/cex" xmlns:w16cid="http://schemas.microsoft.com/office/word/2016/wordml/cid" xmlns:w16="http://schemas.microsoft.com/office/word/2018/wordml" xmlns:w16du="http://schemas.microsoft.com/office/word/2023/wordml/word16du" xmlns:w16sdtdh="http://schemas.microsoft.com/office/word/2020/wordml/sdtdatahash" xmlns:w16sdtfl="http://schemas.microsoft.com/office/word/2024/wordml/sdtformatlock" xmlns:w16se="http://schemas.microsoft.com/office/word/2015/wordml/symex" xmlns:wpg="http://schemas.microsoft.com/office/word/2010/wordprocessingGroup" xmlns:wpi="http://schemas.microsoft.com/office/word/2010/wordprocessingInk" xmlns:wne="http://schemas.microsoft.com/office/word/2006/wordml" xmlns:wps="http://schemas.microsoft.com/office/word/2010/wordprocessingShape" xmlns:a="http://schemas.openxmlformats.org/drawingml/2006/main" xmlns:pic="http://schemas.openxmlformats.org/drawingml/2006/picture" xmlns:a14="http://schemas.microsoft.com/office/drawing/2010/main" mc:Ignorable="w14 w15 w16se w16cid w16 w16cex w16sdtdh w16sdtfl w16du wp14">
   <w:body>
     <w:p/>
     <w:p/>
@@ -13,67 +13,61 @@
         <w:pStyle w:val="Heading1"/>
         <w:jc w:val="center"/>
         <w:rPr>
-          <w:b/>
-          <w:bCs/>
+          <w:b w:val="1"/>
+          <w:bCs w:val="1"/>
           <w:sz w:val="56"/>
           <w:szCs w:val="56"/>
         </w:rPr>
       </w:pPr>
-      <w:proofErr w:type="spellStart"/>
       <w:r>
         <w:rPr>
-          <w:b/>
-          <w:bCs/>
+          <w:b w:val="1"/>
+          <w:bCs w:val="1"/>
           <w:sz w:val="56"/>
           <w:szCs w:val="56"/>
         </w:rPr>
         <w:t>Szorgalmi</w:t>
       </w:r>
-      <w:proofErr w:type="spellEnd"/>
       <w:r>
         <w:rPr>
-          <w:b/>
-          <w:bCs/>
+          <w:b w:val="1"/>
+          <w:bCs w:val="1"/>
           <w:sz w:val="56"/>
           <w:szCs w:val="56"/>
         </w:rPr>
         <w:t xml:space="preserve"> </w:t>
       </w:r>
-      <w:proofErr w:type="spellStart"/>
       <w:r>
         <w:rPr>
-          <w:b/>
-          <w:bCs/>
+          <w:b w:val="1"/>
+          <w:bCs w:val="1"/>
           <w:sz w:val="56"/>
           <w:szCs w:val="56"/>
         </w:rPr>
         <w:t>nagyházi</w:t>
       </w:r>
-      <w:proofErr w:type="spellEnd"/>
       <w:r>
         <w:rPr>
-          <w:b/>
-          <w:bCs/>
+          <w:b w:val="1"/>
+          <w:bCs w:val="1"/>
           <w:sz w:val="56"/>
           <w:szCs w:val="56"/>
         </w:rPr>
         <w:t xml:space="preserve"> </w:t>
       </w:r>
-      <w:proofErr w:type="spellStart"/>
       <w:r>
         <w:rPr>
-          <w:b/>
-          <w:bCs/>
+          <w:b w:val="1"/>
+          <w:bCs w:val="1"/>
           <w:sz w:val="56"/>
           <w:szCs w:val="56"/>
         </w:rPr>
         <w:t>feladat</w:t>
       </w:r>
-      <w:proofErr w:type="spellEnd"/>
       <w:r>
         <w:rPr>
-          <w:b/>
-          <w:bCs/>
+          <w:b w:val="1"/>
+          <w:bCs w:val="1"/>
           <w:sz w:val="56"/>
           <w:szCs w:val="56"/>
         </w:rPr>
@@ -89,7 +83,6 @@
           <w:szCs w:val="32"/>
         </w:rPr>
       </w:pPr>
-      <w:proofErr w:type="spellStart"/>
       <w:r>
         <w:rPr>
           <w:sz w:val="32"/>
@@ -97,7 +90,6 @@
         </w:rPr>
         <w:t>Karakterfelismerés</w:t>
       </w:r>
-      <w:proofErr w:type="spellEnd"/>
     </w:p>
     <w:p/>
     <w:p/>
@@ -106,18 +98,20 @@
       <w:pPr>
         <w:jc w:val="center"/>
       </w:pPr>
-      <w:proofErr w:type="spellStart"/>
-      <w:r>
+      <w:r>
+        <w:rPr/>
         <w:t>Bánfalvi</w:t>
       </w:r>
-      <w:proofErr w:type="spellEnd"/>
-      <w:r>
+      <w:r>
+        <w:rPr/>
         <w:t>-Kovács Tivadar</w:t>
       </w:r>
       <w:r>
+        <w:rPr/>
         <w:t xml:space="preserve"> – </w:t>
       </w:r>
       <w:r>
+        <w:rPr/>
         <w:t>PHMPDE</w:t>
       </w:r>
     </w:p>
@@ -129,12 +123,11 @@
         </w:rPr>
       </w:pPr>
       <w:r>
+        <w:rPr/>
         <w:t>Juh</w:t>
       </w:r>
       <w:r>
-        <w:rPr>
-          <w:lang w:val="hu-HU"/>
-        </w:rPr>
+        <w:rPr/>
         <w:t>ász Milán – LEO234</w:t>
       </w:r>
     </w:p>
@@ -146,21 +139,15 @@
         </w:rPr>
       </w:pPr>
       <w:r>
-        <w:rPr>
-          <w:lang w:val="hu-HU"/>
-        </w:rPr>
+        <w:rPr/>
         <w:t>Várszegi Vince</w:t>
       </w:r>
       <w:r>
-        <w:rPr>
-          <w:lang w:val="hu-HU"/>
-        </w:rPr>
+        <w:rPr/>
         <w:t xml:space="preserve"> - </w:t>
       </w:r>
       <w:r>
-        <w:rPr>
-          <w:lang w:val="hu-HU"/>
-        </w:rPr>
+        <w:rPr/>
         <w:t>LM5X1V</w:t>
       </w:r>
     </w:p>
@@ -190,37 +177,384 @@
         </w:rPr>
       </w:pPr>
       <w:r>
-        <w:lastRenderedPageBreak/>
+        <w:rPr/>
         <w:t>Beve</w:t>
       </w:r>
-      <w:proofErr w:type="spellStart"/>
-      <w:r>
+      <w:r>
+        <w:rPr/>
+        <w:t>zetés</w:t>
+      </w:r>
+    </w:p>
+    <w:p>
+      <w:pPr>
+        <w:pStyle w:val="Normal"/>
+      </w:pPr>
+      <w:r>
+        <w:rPr/>
+        <w:t>A karakterek felismerése íródjanak azok bármilyen betűtípusban</w:t>
+      </w:r>
+      <w:r>
+        <w:rPr/>
+        <w:t xml:space="preserve"> és legyenek azok bármek</w:t>
+      </w:r>
+      <w:r>
+        <w:rPr/>
+        <w:t>k</w:t>
+      </w:r>
+      <w:r>
+        <w:rPr/>
+        <w:t>orák</w:t>
+      </w:r>
+      <w:r>
+        <w:rPr/>
+        <w:t xml:space="preserve"> is</w:t>
+      </w:r>
+      <w:r>
+        <w:rPr/>
+        <w:t>,</w:t>
+      </w:r>
+      <w:r>
+        <w:rPr/>
+        <w:t xml:space="preserve"> nagyon </w:t>
+      </w:r>
+      <w:r>
+        <w:rPr/>
+        <w:t xml:space="preserve">hasznos például dokumentumok digitalizálása </w:t>
+      </w:r>
+      <w:r>
+        <w:rPr/>
+        <w:t xml:space="preserve">vagy képekből szöveg kinyerése esetén. </w:t>
+      </w:r>
+      <w:r>
+        <w:rPr/>
+        <w:t xml:space="preserve">Terveink szerint egy 2 dimenziós </w:t>
+      </w:r>
+      <w:r>
+        <w:rPr/>
+        <w:t>konvolúciós</w:t>
+      </w:r>
+      <w:r>
+        <w:rPr/>
+        <w:t xml:space="preserve"> neurális hálóval, fogjuk a karaktereinket meghatár</w:t>
+      </w:r>
+      <w:r>
+        <w:rPr/>
+        <w:t>ozni, amik ugye különböző</w:t>
+      </w:r>
+      <w:r>
+        <w:rPr/>
+        <w:t xml:space="preserve"> </w:t>
+      </w:r>
+      <w:r>
+        <w:rPr/>
+        <w:t>betűtípusból</w:t>
+      </w:r>
+      <w:r>
+        <w:rPr/>
+        <w:t xml:space="preserve"> különböző betűméretből állnak</w:t>
+      </w:r>
+      <w:r>
+        <w:rPr/>
+        <w:t>.</w:t>
+      </w:r>
+      <w:r>
+        <w:rPr/>
+        <w:t xml:space="preserve"> </w:t>
+      </w:r>
+      <w:r>
+        <w:rPr/>
+        <w:t>S</w:t>
+      </w:r>
+      <w:r>
+        <w:rPr/>
+        <w:t xml:space="preserve">őt még </w:t>
+      </w:r>
+      <w:r>
+        <w:rPr/>
+        <w:t>számokat</w:t>
+      </w:r>
+      <w:r>
+        <w:rPr/>
+        <w:t>,</w:t>
+      </w:r>
+      <w:r>
+        <w:rPr/>
+        <w:t xml:space="preserve"> illetve ki</w:t>
+      </w:r>
+      <w:r>
+        <w:rPr/>
+        <w:t>s és nagy betűket is tartalmazhatnak</w:t>
+      </w:r>
+      <w:r>
+        <w:rPr/>
+        <w:t>.</w:t>
+      </w:r>
+    </w:p>
+    <w:p>
+      <w:pPr>
+        <w:pStyle w:val="Normal"/>
+      </w:pPr>
+      <w:r>
+        <w:rPr/>
+        <w:t>A karakterfelismerés a fent említett hasznok miatt egy sűrűn kutatott terület, viszont a szakirodalom nagy része inkáb</w:t>
+      </w:r>
+      <w:r>
+        <w:rPr/>
+        <w:t>b az írott</w:t>
+      </w:r>
+      <w:r>
+        <w:rPr/>
+        <w:t xml:space="preserve"> betűk felismerésével foglalkozik. Az</w:t>
+      </w:r>
+      <w:r>
+        <w:drawing>
+          <wp:anchor distT="0" distB="0" distL="114300" distR="114300" simplePos="0" relativeHeight="251658240" behindDoc="0" locked="0" layoutInCell="1" allowOverlap="1" wp14:editId="085B6866" wp14:anchorId="49319539">
+            <wp:simplePos x="0" y="0"/>
+            <wp:positionH relativeFrom="column">
+              <wp:align>right</wp:align>
+            </wp:positionH>
+            <wp:positionV relativeFrom="paragraph">
+              <wp:posOffset>0</wp:posOffset>
+            </wp:positionV>
+            <wp:extent cx="2910764" cy="1175501"/>
+            <wp:effectExtent l="0" t="0" r="0" b="0"/>
+            <wp:wrapSquare wrapText="bothSides"/>
+            <wp:docPr id="1410656416" name="drawing"/>
+            <wp:cNvGraphicFramePr>
+              <a:graphicFrameLocks noChangeAspect="1"/>
+            </wp:cNvGraphicFramePr>
+            <a:graphic>
+              <a:graphicData xmlns:a="http://schemas.openxmlformats.org/drawingml/2006/main" uri="http://schemas.openxmlformats.org/drawingml/2006/picture">
+                <pic:pic xmlns:pic="http://schemas.openxmlformats.org/drawingml/2006/picture">
+                  <pic:nvPicPr>
+                    <pic:cNvPr id="856235442" name="Picture 856235442"/>
+                    <pic:cNvPicPr/>
+                  </pic:nvPicPr>
+                  <pic:blipFill>
+                    <a:blip xmlns:r="http://schemas.openxmlformats.org/officeDocument/2006/relationships" r:embed="rId38034678">
+                      <a:extLst>
+                        <a:ext uri="{28A0092B-C50C-407E-A947-70E740481C1C}">
+                          <a14:useLocalDpi xmlns:a14="http://schemas.microsoft.com/office/drawing/2010/main"/>
+                        </a:ext>
+                      </a:extLst>
+                    </a:blip>
+                    <a:stretch>
+                      <a:fillRect/>
+                    </a:stretch>
+                  </pic:blipFill>
+                  <pic:spPr>
+                    <a:xfrm rot="0">
+                      <a:off x="0" y="0"/>
+                      <a:ext cx="2910764" cy="1175501"/>
+                    </a:xfrm>
+                    <a:prstGeom prst="rect">
+                      <a:avLst/>
+                    </a:prstGeom>
+                  </pic:spPr>
+                </pic:pic>
+              </a:graphicData>
+            </a:graphic>
+            <wp14:sizeRelH relativeFrom="page">
+              <wp14:pctWidth>0</wp14:pctWidth>
+            </wp14:sizeRelH>
+            <wp14:sizeRelV relativeFrom="page">
+              <wp14:pctHeight>0</wp14:pctHeight>
+            </wp14:sizeRelV>
+          </wp:anchor>
+        </w:drawing>
+      </w:r>
+      <w:r>
+        <w:rPr/>
+        <w:t xml:space="preserve"> 1.</w:t>
+      </w:r>
+      <w:r>
+        <w:rPr/>
+        <w:t xml:space="preserve"> forrásu</w:t>
+      </w:r>
+      <w:r>
+        <w:rPr/>
+        <w:t>nkban is egy ilyen adathalmazon tudtak elérni</w:t>
+      </w:r>
+      <w:r>
+        <w:rPr/>
+        <w:t xml:space="preserve"> 92,91% -os pontosságot </w:t>
+      </w:r>
+      <w:r>
+        <w:rPr/>
+        <w:t>konvolúciós</w:t>
+      </w:r>
+      <w:r>
+        <w:rPr/>
+        <w:t xml:space="preserve"> hálókat használva</w:t>
+      </w:r>
+      <w:r>
+        <w:rPr/>
+        <w:t xml:space="preserve">, a</w:t>
+      </w:r>
+      <w:r>
+        <w:rPr/>
+        <w:t xml:space="preserve">hogy a mellékelt ábrán is látszik.</w:t>
+      </w:r>
+    </w:p>
+    <w:p>
+      <w:pPr>
+        <w:pStyle w:val="Normal"/>
+      </w:pPr>
+      <w:r>
+        <w:rPr/>
+        <w:t>Olyan kutatást, ami nyomtatott szövegekkel foglalkozik, egyet találtunk</w:t>
+      </w:r>
+      <w:r>
+        <w:rPr/>
+        <w:t>, ez azonban nem</w:t>
+      </w:r>
+      <w:r>
+        <w:drawing>
+          <wp:anchor distT="0" distB="0" distL="114300" distR="114300" simplePos="0" relativeHeight="251658240" behindDoc="0" locked="0" layoutInCell="1" allowOverlap="1" wp14:anchorId="1C4360EA" wp14:editId="19CF1BD2">
+            <wp:simplePos x="0" y="0"/>
+            <wp:positionH relativeFrom="column">
+              <wp:align>right</wp:align>
+            </wp:positionH>
+            <wp:positionV relativeFrom="paragraph">
+              <wp:posOffset>0</wp:posOffset>
+            </wp:positionV>
+            <wp:extent cx="2574408" cy="1419225"/>
+            <wp:effectExtent l="0" t="0" r="0" b="0"/>
+            <wp:wrapSquare wrapText="bothSides"/>
+            <wp:docPr id="1910205762" name="drawing"/>
+            <wp:cNvGraphicFramePr>
+              <a:graphicFrameLocks noChangeAspect="1"/>
+            </wp:cNvGraphicFramePr>
+            <a:graphic>
+              <a:graphicData xmlns:a="http://schemas.openxmlformats.org/drawingml/2006/main" uri="http://schemas.openxmlformats.org/drawingml/2006/picture">
+                <pic:pic xmlns:pic="http://schemas.openxmlformats.org/drawingml/2006/picture">
+                  <pic:nvPicPr>
+                    <pic:cNvPr id="1562029325" name="Picture 1562029325"/>
+                    <pic:cNvPicPr/>
+                  </pic:nvPicPr>
+                  <pic:blipFill>
+                    <a:blip xmlns:r="http://schemas.openxmlformats.org/officeDocument/2006/relationships" r:embed="rId1705753823">
+                      <a:extLst>
+                        <a:ext uri="{28A0092B-C50C-407E-A947-70E740481C1C}">
+                          <a14:useLocalDpi xmlns:a14="http://schemas.microsoft.com/office/drawing/2010/main"/>
+                        </a:ext>
+                      </a:extLst>
+                    </a:blip>
+                    <a:stretch>
+                      <a:fillRect/>
+                    </a:stretch>
+                  </pic:blipFill>
+                  <pic:spPr>
+                    <a:xfrm rot="0">
+                      <a:off x="0" y="0"/>
+                      <a:ext cx="2574408" cy="1419225"/>
+                    </a:xfrm>
+                    <a:prstGeom prst="rect">
+                      <a:avLst/>
+                    </a:prstGeom>
+                  </pic:spPr>
+                </pic:pic>
+              </a:graphicData>
+            </a:graphic>
+            <wp14:sizeRelH relativeFrom="page">
+              <wp14:pctWidth>0</wp14:pctWidth>
+            </wp14:sizeRelH>
+            <wp14:sizeRelV relativeFrom="page">
+              <wp14:pctHeight>0</wp14:pctHeight>
+            </wp14:sizeRelV>
+          </wp:anchor>
+        </w:drawing>
+      </w:r>
+      <w:r>
+        <w:rPr/>
+        <w:t xml:space="preserve"> </w:t>
+      </w:r>
+      <w:r>
+        <w:rPr/>
+        <w:t>konvolúciót</w:t>
+      </w:r>
+      <w:r>
+        <w:rPr/>
+        <w:t>, hanem SOM (</w:t>
+      </w:r>
+      <w:r>
+        <w:rPr/>
+        <w:t>Self</w:t>
+      </w:r>
+      <w:r>
+        <w:rPr/>
+        <w:t xml:space="preserve"> </w:t>
+      </w:r>
+      <w:r>
+        <w:rPr/>
+        <w:t>Organizing</w:t>
+      </w:r>
+      <w:r>
+        <w:rPr/>
+        <w:t xml:space="preserve"> Map) -</w:t>
+      </w:r>
+      <w:r>
+        <w:rPr/>
+        <w:t>et</w:t>
+      </w:r>
+      <w:r>
+        <w:rPr/>
+        <w:t xml:space="preserve"> ha</w:t>
+      </w:r>
+      <w:r>
+        <w:rPr/>
+        <w:t>sználtak</w:t>
+      </w:r>
+      <w:r>
+        <w:rPr/>
+        <w:t xml:space="preserve"> az osztályozáshoz</w:t>
+      </w:r>
+      <w:r>
+        <w:rPr/>
+        <w:t xml:space="preserve"> és csak nagy betűkkel foglalkozott</w:t>
+      </w:r>
+      <w:r>
+        <w:rPr/>
+        <w:t xml:space="preserve">.</w:t>
+      </w:r>
+      <w:r>
+        <w:rPr/>
+        <w:t xml:space="preserve"> </w:t>
+      </w:r>
+      <w:r>
+        <w:rPr/>
+        <w:t xml:space="preserve">Ennek a cikknek látható a betűre lebontott h</w:t>
+      </w:r>
+      <w:r>
+        <w:rPr/>
+        <w:t xml:space="preserve">elyessége. </w:t>
+      </w:r>
+      <w:r>
+        <w:rPr/>
+        <w:t xml:space="preserve"> </w:t>
+      </w:r>
+    </w:p>
+    <w:p>
+      <w:pPr>
+        <w:pStyle w:val="Normal"/>
+      </w:pPr>
+    </w:p>
+    <w:p>
+      <w:pPr>
+        <w:pStyle w:val="Normal"/>
+      </w:pPr>
+    </w:p>
+    <w:p>
+      <w:pPr>
+        <w:pStyle w:val="Normal"/>
+      </w:pPr>
+    </w:p>
+    <w:p>
+      <w:pPr>
         <w:rPr>
           <w:lang w:val="hu-HU"/>
         </w:rPr>
-        <w:t>zetés</w:t>
-      </w:r>
-      <w:proofErr w:type="spellEnd"/>
-    </w:p>
-    <w:p>
-      <w:pPr>
-        <w:rPr>
-          <w:lang w:val="hu-HU"/>
-        </w:rPr>
-      </w:pPr>
-    </w:p>
-    <w:p>
-      <w:pPr>
-        <w:rPr>
-          <w:lang w:val="hu-HU"/>
-        </w:rPr>
-      </w:pPr>
-      <w:r>
-        <w:rPr>
-          <w:lang w:val="hu-HU"/>
-        </w:rPr>
-        <w:t>?</w:t>
-      </w:r>
+      </w:pPr>
     </w:p>
     <w:p>
       <w:pPr>
@@ -238,37 +572,36 @@
           <w:numId w:val="3"/>
         </w:numPr>
         <w:ind w:left="900" w:hanging="630"/>
-      </w:pPr>
-      <w:proofErr w:type="spellStart"/>
-      <w:r>
-        <w:lastRenderedPageBreak/>
+        <w:rPr/>
+      </w:pPr>
+      <w:r>
+        <w:rPr/>
         <w:t>Feladat</w:t>
       </w:r>
-      <w:proofErr w:type="spellEnd"/>
-      <w:r>
+      <w:r>
+        <w:rPr/>
         <w:t xml:space="preserve"> </w:t>
       </w:r>
-      <w:proofErr w:type="spellStart"/>
-      <w:r>
+      <w:r>
+        <w:rPr/>
         <w:t>és</w:t>
       </w:r>
-      <w:proofErr w:type="spellEnd"/>
-      <w:r>
+      <w:r>
+        <w:rPr/>
         <w:t xml:space="preserve"> </w:t>
       </w:r>
-      <w:proofErr w:type="spellStart"/>
-      <w:r>
+      <w:r>
+        <w:rPr/>
         <w:t>adathalmaz</w:t>
       </w:r>
-      <w:proofErr w:type="spellEnd"/>
-      <w:r>
+      <w:r>
+        <w:rPr/>
         <w:t xml:space="preserve"> </w:t>
       </w:r>
-      <w:proofErr w:type="spellStart"/>
-      <w:r>
+      <w:r>
+        <w:rPr/>
         <w:t>ismertetése</w:t>
       </w:r>
-      <w:proofErr w:type="spellEnd"/>
     </w:p>
     <w:p/>
     <w:p>
@@ -288,36 +621,39 @@
     </w:p>
     <w:p>
       <w:r>
+        <w:rPr/>
         <w:t>Normalize Data</w:t>
       </w:r>
       <w:r>
+        <w:rPr/>
         <w:t xml:space="preserve"> </w:t>
       </w:r>
       <w:r>
+        <w:rPr/>
         <w:t>(</w:t>
       </w:r>
-      <w:proofErr w:type="spellStart"/>
-      <w:r>
+      <w:r>
+        <w:rPr/>
         <w:t>megvizsgaltuk</w:t>
       </w:r>
-      <w:proofErr w:type="spellEnd"/>
-      <w:r>
+      <w:r>
+        <w:rPr/>
         <w:t xml:space="preserve">, </w:t>
       </w:r>
-      <w:proofErr w:type="spellStart"/>
-      <w:r>
+      <w:r>
+        <w:rPr/>
         <w:t>nem</w:t>
       </w:r>
-      <w:proofErr w:type="spellEnd"/>
-      <w:r>
+      <w:r>
+        <w:rPr/>
         <w:t xml:space="preserve"> </w:t>
       </w:r>
-      <w:proofErr w:type="spellStart"/>
-      <w:r>
+      <w:r>
+        <w:rPr/>
         <w:t>kell</w:t>
       </w:r>
-      <w:proofErr w:type="spellEnd"/>
-      <w:r>
+      <w:r>
+        <w:rPr/>
         <w:t>)</w:t>
       </w:r>
     </w:p>
@@ -335,52 +671,61 @@
           <w:numId w:val="3"/>
         </w:numPr>
         <w:ind w:left="990" w:hanging="630"/>
-      </w:pPr>
-      <w:proofErr w:type="spellStart"/>
-      <w:r>
-        <w:lastRenderedPageBreak/>
+        <w:rPr/>
+      </w:pPr>
+      <w:r>
+        <w:rPr/>
         <w:t>Megvalósítás</w:t>
       </w:r>
-      <w:proofErr w:type="spellEnd"/>
-      <w:r>
+      <w:r>
+        <w:rPr/>
         <w:t xml:space="preserve"> </w:t>
       </w:r>
-      <w:proofErr w:type="spellStart"/>
-      <w:r>
+      <w:r>
+        <w:rPr/>
         <w:t>lépései</w:t>
       </w:r>
-      <w:proofErr w:type="spellEnd"/>
     </w:p>
     <w:p/>
     <w:p>
       <w:r>
+        <w:rPr/>
         <w:t>Shuffle Data</w:t>
       </w:r>
       <w:r>
+        <w:rPr/>
         <w:t xml:space="preserve">, </w:t>
       </w:r>
       <w:r>
+        <w:rPr/>
         <w:t>Cross-validation</w:t>
       </w:r>
       <w:r>
+        <w:rPr/>
         <w:t xml:space="preserve">, </w:t>
       </w:r>
       <w:r>
+        <w:rPr/>
         <w:t>Early Stopping</w:t>
       </w:r>
       <w:r>
+        <w:rPr/>
         <w:t xml:space="preserve">, </w:t>
       </w:r>
       <w:r>
+        <w:rPr/>
         <w:t>Dropout Regularization</w:t>
       </w:r>
       <w:r>
+        <w:rPr/>
         <w:t xml:space="preserve">, </w:t>
       </w:r>
       <w:r>
+        <w:rPr/>
         <w:t>L1/L2 Regularization</w:t>
       </w:r>
       <w:r>
+        <w:rPr/>
         <w:t>(?),</w:t>
       </w:r>
     </w:p>
@@ -402,13 +747,31 @@
           <w:ilvl w:val="0"/>
           <w:numId w:val="3"/>
         </w:numPr>
-      </w:pPr>
-      <w:proofErr w:type="spellStart"/>
-      <w:r>
-        <w:lastRenderedPageBreak/>
+        <w:rPr/>
+      </w:pPr>
+      <w:r>
+        <w:rPr/>
         <w:t>Eredmények</w:t>
       </w:r>
-      <w:proofErr w:type="spellEnd"/>
+    </w:p>
+    <w:p>
+      <w:pPr>
+        <w:pStyle w:val="Heading2"/>
+        <w:ind w:left="720"/>
+      </w:pPr>
+    </w:p>
+    <w:p>
+      <w:pPr>
+        <w:pStyle w:val="Heading2"/>
+        <w:ind w:left="720"/>
+      </w:pPr>
+      <w:r>
+        <w:br w:type="page"/>
+      </w:r>
+      <w:r>
+        <w:rPr/>
+        <w:t>Konklúzió</w:t>
+      </w:r>
     </w:p>
     <w:p>
       <w:pPr>
@@ -417,52 +780,32 @@
           <w:ilvl w:val="0"/>
           <w:numId w:val="3"/>
         </w:numPr>
+        <w:rPr/>
       </w:pPr>
       <w:r>
         <w:br w:type="page"/>
       </w:r>
-      <w:proofErr w:type="spellStart"/>
-      <w:r>
-        <w:lastRenderedPageBreak/>
-        <w:t>Konklúzió</w:t>
-      </w:r>
-      <w:proofErr w:type="spellEnd"/>
-    </w:p>
-    <w:p>
-      <w:pPr>
-        <w:pStyle w:val="Heading2"/>
-        <w:numPr>
-          <w:ilvl w:val="0"/>
-          <w:numId w:val="3"/>
-        </w:numPr>
-      </w:pPr>
-      <w:r>
-        <w:br w:type="page"/>
-      </w:r>
-      <w:proofErr w:type="spellStart"/>
-      <w:r>
-        <w:lastRenderedPageBreak/>
+      <w:r>
+        <w:rPr/>
         <w:t>Kontribúció</w:t>
       </w:r>
-      <w:proofErr w:type="spellEnd"/>
-      <w:r>
+      <w:r>
+        <w:rPr/>
         <w:t xml:space="preserve"> </w:t>
       </w:r>
-      <w:proofErr w:type="spellStart"/>
       <w:r>
         <w:rPr>
           <w:rStyle w:val="Heading2Char"/>
         </w:rPr>
         <w:t>eloszlása</w:t>
       </w:r>
-      <w:proofErr w:type="spellEnd"/>
     </w:p>
     <w:p>
       <w:pPr>
         <w:rPr>
-          <w:rFonts w:asciiTheme="majorHAnsi" w:eastAsiaTheme="majorEastAsia" w:hAnsiTheme="majorHAnsi" w:cstheme="majorBidi"/>
+          <w:rFonts w:ascii="Aptos Display" w:hAnsi="Aptos Display" w:eastAsia="" w:cs="Times New Roman" w:asciiTheme="majorAscii" w:hAnsiTheme="majorAscii" w:eastAsiaTheme="majorEastAsia" w:cstheme="majorBidi"/>
           <w:sz w:val="44"/>
-          <w:szCs w:val="32"/>
+          <w:szCs w:val="44"/>
         </w:rPr>
       </w:pPr>
       <w:r>
@@ -481,30 +824,42 @@
           <w:tab w:val="left" w:pos="990"/>
           <w:tab w:val="left" w:pos="1170"/>
         </w:tabs>
-        <w:ind w:left="1170" w:hanging="810"/>
-      </w:pPr>
-      <w:proofErr w:type="spellStart"/>
-      <w:r>
-        <w:lastRenderedPageBreak/>
+        <w:ind/>
+        <w:rPr/>
+      </w:pPr>
+      <w:r>
+        <w:rPr/>
         <w:t>Irodalomjegy</w:t>
       </w:r>
       <w:r>
+        <w:rPr/>
+        <w:t>zék</w:t>
+      </w:r>
+    </w:p>
+    <w:p>
+      <w:pPr>
+        <w:pStyle w:val="Normal"/>
+        <w:tabs>
+          <w:tab w:val="left" w:leader="none" w:pos="810"/>
+          <w:tab w:val="left" w:leader="none" w:pos="990"/>
+          <w:tab w:val="left" w:leader="none" w:pos="1170"/>
+        </w:tabs>
+      </w:pPr>
+    </w:p>
+    <w:p>
+      <w:pPr>
+        <w:pStyle w:val="Normal"/>
+        <w:ind w:left="0"/>
         <w:rPr>
-          <w:lang w:val="hu-HU"/>
+          <w:sz w:val="24"/>
+          <w:szCs w:val="24"/>
         </w:rPr>
-        <w:t>zék</w:t>
-      </w:r>
-      <w:proofErr w:type="spellEnd"/>
-    </w:p>
-    <w:p>
-      <w:pPr>
-        <w:pStyle w:val="ListParagraph"/>
-        <w:numPr>
-          <w:ilvl w:val="0"/>
-          <w:numId w:val="1"/>
-        </w:numPr>
-      </w:pPr>
-      <w:hyperlink r:id="rId5" w:history="1">
+      </w:pPr>
+      <w:r>
+        <w:rPr/>
+        <w:t xml:space="preserve">1: </w:t>
+      </w:r>
+      <w:hyperlink r:id="Rc8494507c99c4f4f">
         <w:r>
           <w:rPr>
             <w:rStyle w:val="Hyperlink"/>
@@ -515,17 +870,30 @@
     </w:p>
     <w:p>
       <w:pPr>
-        <w:pStyle w:val="ListParagraph"/>
-        <w:numPr>
-          <w:ilvl w:val="0"/>
-          <w:numId w:val="1"/>
-        </w:numPr>
-      </w:pPr>
+        <w:pStyle w:val="Normal"/>
+        <w:ind w:left="0"/>
+      </w:pPr>
+      <w:r>
+        <w:rPr/>
+        <w:t>2:</w:t>
+      </w:r>
+      <w:r>
+        <w:rPr/>
+        <w:t xml:space="preserve"> </w:t>
+      </w:r>
+      <w:hyperlink r:id="Rc29ef6c703f24e91">
+        <w:r>
+          <w:rPr>
+            <w:rStyle w:val="Hyperlink"/>
+          </w:rPr>
+          <w:t>https://www.sciencedirect.com/science/article/pii/S2314717215000355</w:t>
+        </w:r>
+      </w:hyperlink>
     </w:p>
     <w:p/>
     <w:p/>
     <w:sectPr>
-      <w:pgSz w:w="12240" w:h="15840"/>
+      <w:pgSz w:w="12240" w:h="15840" w:orient="portrait"/>
       <w:pgMar w:top="1440" w:right="1440" w:bottom="1440" w:left="1440" w:header="720" w:footer="720" w:gutter="0"/>
       <w:cols w:space="720"/>
       <w:docGrid w:linePitch="360"/>
@@ -549,7 +917,7 @@
         <w:ind w:left="720" w:hanging="360"/>
       </w:pPr>
       <w:rPr>
-        <w:rFonts w:ascii="Symbol" w:hAnsi="Symbol" w:hint="default"/>
+        <w:rFonts w:hint="default" w:ascii="Symbol" w:hAnsi="Symbol"/>
       </w:rPr>
     </w:lvl>
     <w:lvl w:ilvl="1" w:tplc="04090003" w:tentative="1">
@@ -561,7 +929,7 @@
         <w:ind w:left="1440" w:hanging="360"/>
       </w:pPr>
       <w:rPr>
-        <w:rFonts w:ascii="Courier New" w:hAnsi="Courier New" w:cs="Courier New" w:hint="default"/>
+        <w:rFonts w:hint="default" w:ascii="Courier New" w:hAnsi="Courier New" w:cs="Courier New"/>
       </w:rPr>
     </w:lvl>
     <w:lvl w:ilvl="2" w:tplc="04090005" w:tentative="1">
@@ -573,7 +941,7 @@
         <w:ind w:left="2160" w:hanging="360"/>
       </w:pPr>
       <w:rPr>
-        <w:rFonts w:ascii="Wingdings" w:hAnsi="Wingdings" w:hint="default"/>
+        <w:rFonts w:hint="default" w:ascii="Wingdings" w:hAnsi="Wingdings"/>
       </w:rPr>
     </w:lvl>
     <w:lvl w:ilvl="3" w:tplc="04090001" w:tentative="1">
@@ -585,7 +953,7 @@
         <w:ind w:left="2880" w:hanging="360"/>
       </w:pPr>
       <w:rPr>
-        <w:rFonts w:ascii="Symbol" w:hAnsi="Symbol" w:hint="default"/>
+        <w:rFonts w:hint="default" w:ascii="Symbol" w:hAnsi="Symbol"/>
       </w:rPr>
     </w:lvl>
     <w:lvl w:ilvl="4" w:tplc="04090003" w:tentative="1">
@@ -597,7 +965,7 @@
         <w:ind w:left="3600" w:hanging="360"/>
       </w:pPr>
       <w:rPr>
-        <w:rFonts w:ascii="Courier New" w:hAnsi="Courier New" w:cs="Courier New" w:hint="default"/>
+        <w:rFonts w:hint="default" w:ascii="Courier New" w:hAnsi="Courier New" w:cs="Courier New"/>
       </w:rPr>
     </w:lvl>
     <w:lvl w:ilvl="5" w:tplc="04090005" w:tentative="1">
@@ -609,7 +977,7 @@
         <w:ind w:left="4320" w:hanging="360"/>
       </w:pPr>
       <w:rPr>
-        <w:rFonts w:ascii="Wingdings" w:hAnsi="Wingdings" w:hint="default"/>
+        <w:rFonts w:hint="default" w:ascii="Wingdings" w:hAnsi="Wingdings"/>
       </w:rPr>
     </w:lvl>
     <w:lvl w:ilvl="6" w:tplc="04090001" w:tentative="1">
@@ -621,7 +989,7 @@
         <w:ind w:left="5040" w:hanging="360"/>
       </w:pPr>
       <w:rPr>
-        <w:rFonts w:ascii="Symbol" w:hAnsi="Symbol" w:hint="default"/>
+        <w:rFonts w:hint="default" w:ascii="Symbol" w:hAnsi="Symbol"/>
       </w:rPr>
     </w:lvl>
     <w:lvl w:ilvl="7" w:tplc="04090003" w:tentative="1">
@@ -633,7 +1001,7 @@
         <w:ind w:left="5760" w:hanging="360"/>
       </w:pPr>
       <w:rPr>
-        <w:rFonts w:ascii="Courier New" w:hAnsi="Courier New" w:cs="Courier New" w:hint="default"/>
+        <w:rFonts w:hint="default" w:ascii="Courier New" w:hAnsi="Courier New" w:cs="Courier New"/>
       </w:rPr>
     </w:lvl>
     <w:lvl w:ilvl="8" w:tplc="04090005" w:tentative="1">
@@ -645,7 +1013,7 @@
         <w:ind w:left="6480" w:hanging="360"/>
       </w:pPr>
       <w:rPr>
-        <w:rFonts w:ascii="Wingdings" w:hAnsi="Wingdings" w:hint="default"/>
+        <w:rFonts w:hint="default" w:ascii="Wingdings" w:hAnsi="Wingdings"/>
       </w:rPr>
     </w:lvl>
   </w:abstractNum>
@@ -838,7 +1206,7 @@
   <w:docDefaults>
     <w:rPrDefault>
       <w:rPr>
-        <w:rFonts w:asciiTheme="minorHAnsi" w:eastAsiaTheme="minorHAnsi" w:hAnsiTheme="minorHAnsi" w:cstheme="minorBidi"/>
+        <w:rFonts w:asciiTheme="minorHAnsi" w:hAnsiTheme="minorHAnsi" w:eastAsiaTheme="minorHAnsi" w:cstheme="minorBidi"/>
         <w:kern w:val="2"/>
         <w:sz w:val="24"/>
         <w:szCs w:val="24"/>
@@ -855,14 +1223,14 @@
   <w:latentStyles w:defLockedState="0" w:defUIPriority="99" w:defSemiHidden="0" w:defUnhideWhenUsed="0" w:defQFormat="0" w:count="376">
     <w:lsdException w:name="Normal" w:uiPriority="0" w:qFormat="1"/>
     <w:lsdException w:name="heading 1" w:uiPriority="9" w:qFormat="1"/>
-    <w:lsdException w:name="heading 2" w:semiHidden="1" w:uiPriority="9" w:unhideWhenUsed="1" w:qFormat="1"/>
-    <w:lsdException w:name="heading 3" w:semiHidden="1" w:uiPriority="9" w:unhideWhenUsed="1" w:qFormat="1"/>
-    <w:lsdException w:name="heading 4" w:semiHidden="1" w:uiPriority="9" w:unhideWhenUsed="1" w:qFormat="1"/>
-    <w:lsdException w:name="heading 5" w:semiHidden="1" w:uiPriority="9" w:unhideWhenUsed="1" w:qFormat="1"/>
-    <w:lsdException w:name="heading 6" w:semiHidden="1" w:uiPriority="9" w:unhideWhenUsed="1" w:qFormat="1"/>
-    <w:lsdException w:name="heading 7" w:semiHidden="1" w:uiPriority="9" w:unhideWhenUsed="1" w:qFormat="1"/>
-    <w:lsdException w:name="heading 8" w:semiHidden="1" w:uiPriority="9" w:unhideWhenUsed="1" w:qFormat="1"/>
-    <w:lsdException w:name="heading 9" w:semiHidden="1" w:uiPriority="9" w:unhideWhenUsed="1" w:qFormat="1"/>
+    <w:lsdException w:name="heading 2" w:uiPriority="9" w:semiHidden="1" w:unhideWhenUsed="1" w:qFormat="1"/>
+    <w:lsdException w:name="heading 3" w:uiPriority="9" w:semiHidden="1" w:unhideWhenUsed="1" w:qFormat="1"/>
+    <w:lsdException w:name="heading 4" w:uiPriority="9" w:semiHidden="1" w:unhideWhenUsed="1" w:qFormat="1"/>
+    <w:lsdException w:name="heading 5" w:uiPriority="9" w:semiHidden="1" w:unhideWhenUsed="1" w:qFormat="1"/>
+    <w:lsdException w:name="heading 6" w:uiPriority="9" w:semiHidden="1" w:unhideWhenUsed="1" w:qFormat="1"/>
+    <w:lsdException w:name="heading 7" w:uiPriority="9" w:semiHidden="1" w:unhideWhenUsed="1" w:qFormat="1"/>
+    <w:lsdException w:name="heading 8" w:uiPriority="9" w:semiHidden="1" w:unhideWhenUsed="1" w:qFormat="1"/>
+    <w:lsdException w:name="heading 9" w:uiPriority="9" w:semiHidden="1" w:unhideWhenUsed="1" w:qFormat="1"/>
     <w:lsdException w:name="index 1" w:semiHidden="1" w:unhideWhenUsed="1"/>
     <w:lsdException w:name="index 2" w:semiHidden="1" w:unhideWhenUsed="1"/>
     <w:lsdException w:name="index 3" w:semiHidden="1" w:unhideWhenUsed="1"/>
@@ -872,22 +1240,22 @@
     <w:lsdException w:name="index 7" w:semiHidden="1" w:unhideWhenUsed="1"/>
     <w:lsdException w:name="index 8" w:semiHidden="1" w:unhideWhenUsed="1"/>
     <w:lsdException w:name="index 9" w:semiHidden="1" w:unhideWhenUsed="1"/>
-    <w:lsdException w:name="toc 1" w:semiHidden="1" w:uiPriority="39" w:unhideWhenUsed="1"/>
-    <w:lsdException w:name="toc 2" w:semiHidden="1" w:uiPriority="39" w:unhideWhenUsed="1"/>
-    <w:lsdException w:name="toc 3" w:semiHidden="1" w:uiPriority="39" w:unhideWhenUsed="1"/>
-    <w:lsdException w:name="toc 4" w:semiHidden="1" w:uiPriority="39" w:unhideWhenUsed="1"/>
-    <w:lsdException w:name="toc 5" w:semiHidden="1" w:uiPriority="39" w:unhideWhenUsed="1"/>
-    <w:lsdException w:name="toc 6" w:semiHidden="1" w:uiPriority="39" w:unhideWhenUsed="1"/>
-    <w:lsdException w:name="toc 7" w:semiHidden="1" w:uiPriority="39" w:unhideWhenUsed="1"/>
-    <w:lsdException w:name="toc 8" w:semiHidden="1" w:uiPriority="39" w:unhideWhenUsed="1"/>
-    <w:lsdException w:name="toc 9" w:semiHidden="1" w:uiPriority="39" w:unhideWhenUsed="1"/>
+    <w:lsdException w:name="toc 1" w:uiPriority="39" w:semiHidden="1" w:unhideWhenUsed="1"/>
+    <w:lsdException w:name="toc 2" w:uiPriority="39" w:semiHidden="1" w:unhideWhenUsed="1"/>
+    <w:lsdException w:name="toc 3" w:uiPriority="39" w:semiHidden="1" w:unhideWhenUsed="1"/>
+    <w:lsdException w:name="toc 4" w:uiPriority="39" w:semiHidden="1" w:unhideWhenUsed="1"/>
+    <w:lsdException w:name="toc 5" w:uiPriority="39" w:semiHidden="1" w:unhideWhenUsed="1"/>
+    <w:lsdException w:name="toc 6" w:uiPriority="39" w:semiHidden="1" w:unhideWhenUsed="1"/>
+    <w:lsdException w:name="toc 7" w:uiPriority="39" w:semiHidden="1" w:unhideWhenUsed="1"/>
+    <w:lsdException w:name="toc 8" w:uiPriority="39" w:semiHidden="1" w:unhideWhenUsed="1"/>
+    <w:lsdException w:name="toc 9" w:uiPriority="39" w:semiHidden="1" w:unhideWhenUsed="1"/>
     <w:lsdException w:name="Normal Indent" w:semiHidden="1" w:unhideWhenUsed="1"/>
     <w:lsdException w:name="footnote text" w:semiHidden="1" w:unhideWhenUsed="1"/>
     <w:lsdException w:name="annotation text" w:semiHidden="1" w:unhideWhenUsed="1"/>
     <w:lsdException w:name="header" w:semiHidden="1" w:unhideWhenUsed="1"/>
     <w:lsdException w:name="footer" w:semiHidden="1" w:unhideWhenUsed="1"/>
     <w:lsdException w:name="index heading" w:semiHidden="1" w:unhideWhenUsed="1"/>
-    <w:lsdException w:name="caption" w:semiHidden="1" w:uiPriority="35" w:unhideWhenUsed="1" w:qFormat="1"/>
+    <w:lsdException w:name="caption" w:uiPriority="35" w:semiHidden="1" w:unhideWhenUsed="1" w:qFormat="1"/>
     <w:lsdException w:name="table of figures" w:semiHidden="1" w:unhideWhenUsed="1"/>
     <w:lsdException w:name="envelope address" w:semiHidden="1" w:unhideWhenUsed="1"/>
     <w:lsdException w:name="envelope return" w:semiHidden="1" w:unhideWhenUsed="1"/>
@@ -918,7 +1286,7 @@
     <w:lsdException w:name="Title" w:uiPriority="10" w:qFormat="1"/>
     <w:lsdException w:name="Closing" w:semiHidden="1" w:unhideWhenUsed="1"/>
     <w:lsdException w:name="Signature" w:semiHidden="1" w:unhideWhenUsed="1"/>
-    <w:lsdException w:name="Default Paragraph Font" w:semiHidden="1" w:uiPriority="1" w:unhideWhenUsed="1"/>
+    <w:lsdException w:name="Default Paragraph Font" w:uiPriority="1" w:semiHidden="1" w:unhideWhenUsed="1"/>
     <w:lsdException w:name="Body Text" w:semiHidden="1" w:unhideWhenUsed="1"/>
     <w:lsdException w:name="Body Text Indent" w:semiHidden="1" w:unhideWhenUsed="1"/>
     <w:lsdException w:name="List Continue" w:semiHidden="1" w:unhideWhenUsed="1"/>
@@ -1118,8 +1486,8 @@
     <w:lsdException w:name="Subtle Reference" w:uiPriority="31" w:qFormat="1"/>
     <w:lsdException w:name="Intense Reference" w:uiPriority="32" w:qFormat="1"/>
     <w:lsdException w:name="Book Title" w:uiPriority="33" w:qFormat="1"/>
-    <w:lsdException w:name="Bibliography" w:semiHidden="1" w:uiPriority="37" w:unhideWhenUsed="1"/>
-    <w:lsdException w:name="TOC Heading" w:semiHidden="1" w:uiPriority="39" w:unhideWhenUsed="1" w:qFormat="1"/>
+    <w:lsdException w:name="Bibliography" w:uiPriority="37" w:semiHidden="1" w:unhideWhenUsed="1"/>
+    <w:lsdException w:name="TOC Heading" w:uiPriority="39" w:semiHidden="1" w:unhideWhenUsed="1" w:qFormat="1"/>
     <w:lsdException w:name="Plain Table 1" w:uiPriority="41"/>
     <w:lsdException w:name="Plain Table 2" w:uiPriority="42"/>
     <w:lsdException w:name="Plain Table 3" w:uiPriority="43"/>
@@ -1230,212 +1598,218 @@
     <w:lsdException w:name="Unresolved Mention" w:semiHidden="1" w:unhideWhenUsed="1"/>
     <w:lsdException w:name="Smart Link" w:semiHidden="1" w:unhideWhenUsed="1"/>
   </w:latentStyles>
-  <w:style w:type="paragraph" w:default="1" w:styleId="Normal">
+  <w:style w:type="paragraph" w:styleId="Normal" w:default="1">
+    <w:uiPriority w:val="0"/>
     <w:name w:val="Normal"/>
     <w:qFormat/>
+    <w:rsid w:val="2DE20F6E"/>
+    <w:rPr>
+      <w:noProof w:val="0"/>
+      <w:lang w:val="hu-HU"/>
+    </w:rPr>
   </w:style>
   <w:style w:type="paragraph" w:styleId="Heading1">
+    <w:uiPriority w:val="9"/>
     <w:name w:val="heading 1"/>
     <w:basedOn w:val="Normal"/>
     <w:next w:val="Normal"/>
     <w:link w:val="Heading1Char"/>
-    <w:uiPriority w:val="9"/>
     <w:qFormat/>
-    <w:rsid w:val="00775007"/>
+    <w:rsid w:val="2DE20F6E"/>
+    <w:rPr>
+      <w:rFonts w:ascii="Aptos Display" w:hAnsi="Aptos Display" w:eastAsia="" w:cs="Times New Roman" w:asciiTheme="majorAscii" w:hAnsiTheme="majorAscii" w:eastAsiaTheme="majorEastAsia" w:cstheme="majorBidi"/>
+      <w:sz w:val="40"/>
+      <w:szCs w:val="40"/>
+    </w:rPr>
     <w:pPr>
-      <w:keepNext/>
-      <w:keepLines/>
+      <w:keepNext w:val="1"/>
+      <w:keepLines w:val="1"/>
       <w:spacing w:before="360" w:after="80"/>
       <w:outlineLvl w:val="0"/>
     </w:pPr>
-    <w:rPr>
-      <w:rFonts w:asciiTheme="majorHAnsi" w:eastAsiaTheme="majorEastAsia" w:hAnsiTheme="majorHAnsi" w:cstheme="majorBidi"/>
-      <w:sz w:val="40"/>
-      <w:szCs w:val="40"/>
-    </w:rPr>
   </w:style>
   <w:style w:type="paragraph" w:styleId="Heading2">
+    <w:uiPriority w:val="9"/>
     <w:name w:val="heading 2"/>
     <w:basedOn w:val="Normal"/>
     <w:next w:val="Normal"/>
+    <w:unhideWhenUsed/>
     <w:link w:val="Heading2Char"/>
-    <w:uiPriority w:val="9"/>
-    <w:unhideWhenUsed/>
     <w:qFormat/>
-    <w:rsid w:val="000D1B56"/>
+    <w:rsid w:val="2DE20F6E"/>
+    <w:rPr>
+      <w:rFonts w:ascii="Aptos Display" w:hAnsi="Aptos Display" w:eastAsia="" w:cs="Times New Roman" w:asciiTheme="majorAscii" w:hAnsiTheme="majorAscii" w:eastAsiaTheme="majorEastAsia" w:cstheme="majorBidi"/>
+      <w:sz w:val="44"/>
+      <w:szCs w:val="44"/>
+    </w:rPr>
     <w:pPr>
-      <w:keepNext/>
-      <w:keepLines/>
+      <w:keepNext w:val="1"/>
+      <w:keepLines w:val="1"/>
       <w:spacing w:before="160" w:after="80"/>
       <w:outlineLvl w:val="1"/>
     </w:pPr>
-    <w:rPr>
-      <w:rFonts w:asciiTheme="majorHAnsi" w:eastAsiaTheme="majorEastAsia" w:hAnsiTheme="majorHAnsi" w:cstheme="majorBidi"/>
-      <w:sz w:val="44"/>
-      <w:szCs w:val="32"/>
-    </w:rPr>
   </w:style>
   <w:style w:type="paragraph" w:styleId="Heading3">
+    <w:uiPriority w:val="9"/>
     <w:name w:val="heading 3"/>
     <w:basedOn w:val="Normal"/>
     <w:next w:val="Normal"/>
-    <w:link w:val="Heading3Char"/>
-    <w:uiPriority w:val="9"/>
     <w:semiHidden/>
     <w:unhideWhenUsed/>
+    <w:link w:val="Heading3Char"/>
     <w:qFormat/>
-    <w:rsid w:val="00FF550E"/>
+    <w:rsid w:val="2DE20F6E"/>
+    <w:rPr>
+      <w:rFonts w:eastAsia="" w:cs="Times New Roman" w:eastAsiaTheme="majorEastAsia" w:cstheme="majorBidi"/>
+      <w:color w:val="0F4761" w:themeColor="accent1" w:themeTint="FF" w:themeShade="BF"/>
+      <w:sz w:val="28"/>
+      <w:szCs w:val="28"/>
+    </w:rPr>
     <w:pPr>
-      <w:keepNext/>
-      <w:keepLines/>
+      <w:keepNext w:val="1"/>
+      <w:keepLines w:val="1"/>
       <w:spacing w:before="160" w:after="80"/>
       <w:outlineLvl w:val="2"/>
     </w:pPr>
-    <w:rPr>
-      <w:rFonts w:eastAsiaTheme="majorEastAsia" w:cstheme="majorBidi"/>
-      <w:color w:val="0F4761" w:themeColor="accent1" w:themeShade="BF"/>
-      <w:sz w:val="28"/>
-      <w:szCs w:val="28"/>
-    </w:rPr>
   </w:style>
   <w:style w:type="paragraph" w:styleId="Heading4">
+    <w:uiPriority w:val="9"/>
     <w:name w:val="heading 4"/>
     <w:basedOn w:val="Normal"/>
     <w:next w:val="Normal"/>
-    <w:link w:val="Heading4Char"/>
-    <w:uiPriority w:val="9"/>
     <w:semiHidden/>
     <w:unhideWhenUsed/>
+    <w:link w:val="Heading4Char"/>
     <w:qFormat/>
-    <w:rsid w:val="00FF550E"/>
+    <w:rsid w:val="2DE20F6E"/>
+    <w:rPr>
+      <w:rFonts w:eastAsia="" w:cs="Times New Roman" w:eastAsiaTheme="majorEastAsia" w:cstheme="majorBidi"/>
+      <w:i w:val="1"/>
+      <w:iCs w:val="1"/>
+      <w:color w:val="0F4761" w:themeColor="accent1" w:themeTint="FF" w:themeShade="BF"/>
+    </w:rPr>
     <w:pPr>
-      <w:keepNext/>
-      <w:keepLines/>
+      <w:keepNext w:val="1"/>
+      <w:keepLines w:val="1"/>
       <w:spacing w:before="80" w:after="40"/>
       <w:outlineLvl w:val="3"/>
     </w:pPr>
-    <w:rPr>
-      <w:rFonts w:eastAsiaTheme="majorEastAsia" w:cstheme="majorBidi"/>
-      <w:i/>
-      <w:iCs/>
-      <w:color w:val="0F4761" w:themeColor="accent1" w:themeShade="BF"/>
-    </w:rPr>
   </w:style>
   <w:style w:type="paragraph" w:styleId="Heading5">
+    <w:uiPriority w:val="9"/>
     <w:name w:val="heading 5"/>
     <w:basedOn w:val="Normal"/>
     <w:next w:val="Normal"/>
-    <w:link w:val="Heading5Char"/>
-    <w:uiPriority w:val="9"/>
     <w:semiHidden/>
     <w:unhideWhenUsed/>
+    <w:link w:val="Heading5Char"/>
     <w:qFormat/>
-    <w:rsid w:val="00FF550E"/>
+    <w:rsid w:val="2DE20F6E"/>
+    <w:rPr>
+      <w:rFonts w:eastAsia="" w:cs="Times New Roman" w:eastAsiaTheme="majorEastAsia" w:cstheme="majorBidi"/>
+      <w:color w:val="0F4761" w:themeColor="accent1" w:themeTint="FF" w:themeShade="BF"/>
+    </w:rPr>
     <w:pPr>
-      <w:keepNext/>
-      <w:keepLines/>
+      <w:keepNext w:val="1"/>
+      <w:keepLines w:val="1"/>
       <w:spacing w:before="80" w:after="40"/>
       <w:outlineLvl w:val="4"/>
     </w:pPr>
-    <w:rPr>
-      <w:rFonts w:eastAsiaTheme="majorEastAsia" w:cstheme="majorBidi"/>
-      <w:color w:val="0F4761" w:themeColor="accent1" w:themeShade="BF"/>
-    </w:rPr>
   </w:style>
   <w:style w:type="paragraph" w:styleId="Heading6">
+    <w:uiPriority w:val="9"/>
     <w:name w:val="heading 6"/>
     <w:basedOn w:val="Normal"/>
     <w:next w:val="Normal"/>
-    <w:link w:val="Heading6Char"/>
-    <w:uiPriority w:val="9"/>
     <w:semiHidden/>
     <w:unhideWhenUsed/>
+    <w:link w:val="Heading6Char"/>
     <w:qFormat/>
-    <w:rsid w:val="00FF550E"/>
+    <w:rsid w:val="2DE20F6E"/>
+    <w:rPr>
+      <w:rFonts w:eastAsia="" w:cs="Times New Roman" w:eastAsiaTheme="majorEastAsia" w:cstheme="majorBidi"/>
+      <w:i w:val="1"/>
+      <w:iCs w:val="1"/>
+      <w:color w:val="595959" w:themeColor="text1" w:themeTint="A6" w:themeShade="FF"/>
+    </w:rPr>
     <w:pPr>
-      <w:keepNext/>
-      <w:keepLines/>
+      <w:keepNext w:val="1"/>
+      <w:keepLines w:val="1"/>
       <w:spacing w:before="40" w:after="0"/>
       <w:outlineLvl w:val="5"/>
     </w:pPr>
-    <w:rPr>
-      <w:rFonts w:eastAsiaTheme="majorEastAsia" w:cstheme="majorBidi"/>
-      <w:i/>
-      <w:iCs/>
-      <w:color w:val="595959" w:themeColor="text1" w:themeTint="A6"/>
-    </w:rPr>
   </w:style>
   <w:style w:type="paragraph" w:styleId="Heading7">
+    <w:uiPriority w:val="9"/>
     <w:name w:val="heading 7"/>
     <w:basedOn w:val="Normal"/>
     <w:next w:val="Normal"/>
-    <w:link w:val="Heading7Char"/>
-    <w:uiPriority w:val="9"/>
     <w:semiHidden/>
     <w:unhideWhenUsed/>
+    <w:link w:val="Heading7Char"/>
     <w:qFormat/>
-    <w:rsid w:val="00FF550E"/>
+    <w:rsid w:val="2DE20F6E"/>
+    <w:rPr>
+      <w:rFonts w:eastAsia="" w:cs="Times New Roman" w:eastAsiaTheme="majorEastAsia" w:cstheme="majorBidi"/>
+      <w:color w:val="595959" w:themeColor="text1" w:themeTint="A6" w:themeShade="FF"/>
+    </w:rPr>
     <w:pPr>
-      <w:keepNext/>
-      <w:keepLines/>
+      <w:keepNext w:val="1"/>
+      <w:keepLines w:val="1"/>
       <w:spacing w:before="40" w:after="0"/>
       <w:outlineLvl w:val="6"/>
     </w:pPr>
-    <w:rPr>
-      <w:rFonts w:eastAsiaTheme="majorEastAsia" w:cstheme="majorBidi"/>
-      <w:color w:val="595959" w:themeColor="text1" w:themeTint="A6"/>
-    </w:rPr>
   </w:style>
   <w:style w:type="paragraph" w:styleId="Heading8">
+    <w:uiPriority w:val="9"/>
     <w:name w:val="heading 8"/>
     <w:basedOn w:val="Normal"/>
     <w:next w:val="Normal"/>
-    <w:link w:val="Heading8Char"/>
-    <w:uiPriority w:val="9"/>
     <w:semiHidden/>
     <w:unhideWhenUsed/>
+    <w:link w:val="Heading8Char"/>
     <w:qFormat/>
-    <w:rsid w:val="00FF550E"/>
+    <w:rsid w:val="2DE20F6E"/>
+    <w:rPr>
+      <w:rFonts w:eastAsia="" w:cs="Times New Roman" w:eastAsiaTheme="majorEastAsia" w:cstheme="majorBidi"/>
+      <w:i w:val="1"/>
+      <w:iCs w:val="1"/>
+      <w:color w:val="272727"/>
+    </w:rPr>
     <w:pPr>
-      <w:keepNext/>
-      <w:keepLines/>
+      <w:keepNext w:val="1"/>
+      <w:keepLines w:val="1"/>
       <w:spacing w:after="0"/>
       <w:outlineLvl w:val="7"/>
     </w:pPr>
-    <w:rPr>
-      <w:rFonts w:eastAsiaTheme="majorEastAsia" w:cstheme="majorBidi"/>
-      <w:i/>
-      <w:iCs/>
-      <w:color w:val="272727" w:themeColor="text1" w:themeTint="D8"/>
-    </w:rPr>
   </w:style>
   <w:style w:type="paragraph" w:styleId="Heading9">
+    <w:uiPriority w:val="9"/>
     <w:name w:val="heading 9"/>
     <w:basedOn w:val="Normal"/>
     <w:next w:val="Normal"/>
-    <w:link w:val="Heading9Char"/>
-    <w:uiPriority w:val="9"/>
     <w:semiHidden/>
     <w:unhideWhenUsed/>
+    <w:link w:val="Heading9Char"/>
     <w:qFormat/>
-    <w:rsid w:val="00FF550E"/>
+    <w:rsid w:val="2DE20F6E"/>
+    <w:rPr>
+      <w:rFonts w:eastAsia="" w:cs="Times New Roman" w:eastAsiaTheme="majorEastAsia" w:cstheme="majorBidi"/>
+      <w:color w:val="272727"/>
+    </w:rPr>
     <w:pPr>
-      <w:keepNext/>
-      <w:keepLines/>
+      <w:keepNext w:val="1"/>
+      <w:keepLines w:val="1"/>
       <w:spacing w:after="0"/>
       <w:outlineLvl w:val="8"/>
     </w:pPr>
-    <w:rPr>
-      <w:rFonts w:eastAsiaTheme="majorEastAsia" w:cstheme="majorBidi"/>
-      <w:color w:val="272727" w:themeColor="text1" w:themeTint="D8"/>
-    </w:rPr>
-  </w:style>
-  <w:style w:type="character" w:default="1" w:styleId="DefaultParagraphFont">
+  </w:style>
+  <w:style w:type="character" w:styleId="DefaultParagraphFont" w:default="1">
     <w:name w:val="Default Paragraph Font"/>
     <w:uiPriority w:val="1"/>
     <w:unhideWhenUsed/>
   </w:style>
-  <w:style w:type="table" w:default="1" w:styleId="TableNormal">
+  <w:style w:type="table" w:styleId="TableNormal" w:default="1">
     <w:name w:val="Normal Table"/>
     <w:uiPriority w:val="99"/>
     <w:semiHidden/>
@@ -1450,37 +1824,37 @@
       </w:tblCellMar>
     </w:tblPr>
   </w:style>
-  <w:style w:type="numbering" w:default="1" w:styleId="NoList">
+  <w:style w:type="numbering" w:styleId="NoList" w:default="1">
     <w:name w:val="No List"/>
     <w:uiPriority w:val="99"/>
     <w:semiHidden/>
     <w:unhideWhenUsed/>
   </w:style>
-  <w:style w:type="character" w:customStyle="1" w:styleId="Heading1Char">
+  <w:style w:type="character" w:styleId="Heading1Char" w:customStyle="1">
     <w:name w:val="Heading 1 Char"/>
     <w:basedOn w:val="DefaultParagraphFont"/>
     <w:link w:val="Heading1"/>
     <w:uiPriority w:val="9"/>
     <w:rsid w:val="00775007"/>
     <w:rPr>
-      <w:rFonts w:asciiTheme="majorHAnsi" w:eastAsiaTheme="majorEastAsia" w:hAnsiTheme="majorHAnsi" w:cstheme="majorBidi"/>
+      <w:rFonts w:asciiTheme="majorHAnsi" w:hAnsiTheme="majorHAnsi" w:eastAsiaTheme="majorEastAsia" w:cstheme="majorBidi"/>
       <w:sz w:val="40"/>
       <w:szCs w:val="40"/>
     </w:rPr>
   </w:style>
-  <w:style w:type="character" w:customStyle="1" w:styleId="Heading2Char">
+  <w:style w:type="character" w:styleId="Heading2Char" w:customStyle="1">
     <w:name w:val="Heading 2 Char"/>
     <w:basedOn w:val="DefaultParagraphFont"/>
     <w:link w:val="Heading2"/>
     <w:uiPriority w:val="9"/>
     <w:rsid w:val="000D1B56"/>
     <w:rPr>
-      <w:rFonts w:asciiTheme="majorHAnsi" w:eastAsiaTheme="majorEastAsia" w:hAnsiTheme="majorHAnsi" w:cstheme="majorBidi"/>
+      <w:rFonts w:asciiTheme="majorHAnsi" w:hAnsiTheme="majorHAnsi" w:eastAsiaTheme="majorEastAsia" w:cstheme="majorBidi"/>
       <w:sz w:val="44"/>
       <w:szCs w:val="32"/>
     </w:rPr>
   </w:style>
-  <w:style w:type="character" w:customStyle="1" w:styleId="Heading3Char">
+  <w:style w:type="character" w:styleId="Heading3Char" w:customStyle="1">
     <w:name w:val="Heading 3 Char"/>
     <w:basedOn w:val="DefaultParagraphFont"/>
     <w:link w:val="Heading3"/>
@@ -1494,7 +1868,7 @@
       <w:szCs w:val="28"/>
     </w:rPr>
   </w:style>
-  <w:style w:type="character" w:customStyle="1" w:styleId="Heading4Char">
+  <w:style w:type="character" w:styleId="Heading4Char" w:customStyle="1">
     <w:name w:val="Heading 4 Char"/>
     <w:basedOn w:val="DefaultParagraphFont"/>
     <w:link w:val="Heading4"/>
@@ -1508,7 +1882,7 @@
       <w:color w:val="0F4761" w:themeColor="accent1" w:themeShade="BF"/>
     </w:rPr>
   </w:style>
-  <w:style w:type="character" w:customStyle="1" w:styleId="Heading5Char">
+  <w:style w:type="character" w:styleId="Heading5Char" w:customStyle="1">
     <w:name w:val="Heading 5 Char"/>
     <w:basedOn w:val="DefaultParagraphFont"/>
     <w:link w:val="Heading5"/>
@@ -1520,7 +1894,7 @@
       <w:color w:val="0F4761" w:themeColor="accent1" w:themeShade="BF"/>
     </w:rPr>
   </w:style>
-  <w:style w:type="character" w:customStyle="1" w:styleId="Heading6Char">
+  <w:style w:type="character" w:styleId="Heading6Char" w:customStyle="1">
     <w:name w:val="Heading 6 Char"/>
     <w:basedOn w:val="DefaultParagraphFont"/>
     <w:link w:val="Heading6"/>
@@ -1534,7 +1908,7 @@
       <w:color w:val="595959" w:themeColor="text1" w:themeTint="A6"/>
     </w:rPr>
   </w:style>
-  <w:style w:type="character" w:customStyle="1" w:styleId="Heading7Char">
+  <w:style w:type="character" w:styleId="Heading7Char" w:customStyle="1">
     <w:name w:val="Heading 7 Char"/>
     <w:basedOn w:val="DefaultParagraphFont"/>
     <w:link w:val="Heading7"/>
@@ -1546,7 +1920,7 @@
       <w:color w:val="595959" w:themeColor="text1" w:themeTint="A6"/>
     </w:rPr>
   </w:style>
-  <w:style w:type="character" w:customStyle="1" w:styleId="Heading8Char">
+  <w:style w:type="character" w:styleId="Heading8Char" w:customStyle="1">
     <w:name w:val="Heading 8 Char"/>
     <w:basedOn w:val="DefaultParagraphFont"/>
     <w:link w:val="Heading8"/>
@@ -1560,7 +1934,7 @@
       <w:color w:val="272727" w:themeColor="text1" w:themeTint="D8"/>
     </w:rPr>
   </w:style>
-  <w:style w:type="character" w:customStyle="1" w:styleId="Heading9Char">
+  <w:style w:type="character" w:styleId="Heading9Char" w:customStyle="1">
     <w:name w:val="Heading 9 Char"/>
     <w:basedOn w:val="DefaultParagraphFont"/>
     <w:link w:val="Heading9"/>
@@ -1573,33 +1947,31 @@
     </w:rPr>
   </w:style>
   <w:style w:type="paragraph" w:styleId="Title">
+    <w:uiPriority w:val="10"/>
     <w:name w:val="Title"/>
     <w:basedOn w:val="Normal"/>
     <w:next w:val="Normal"/>
     <w:link w:val="TitleChar"/>
-    <w:uiPriority w:val="10"/>
     <w:qFormat/>
-    <w:rsid w:val="00FF550E"/>
+    <w:rsid w:val="2DE20F6E"/>
+    <w:rPr>
+      <w:rFonts w:ascii="Aptos Display" w:hAnsi="Aptos Display" w:eastAsia="" w:cs="Times New Roman" w:asciiTheme="majorAscii" w:hAnsiTheme="majorAscii" w:eastAsiaTheme="majorEastAsia" w:cstheme="majorBidi"/>
+      <w:sz w:val="56"/>
+      <w:szCs w:val="56"/>
+    </w:rPr>
     <w:pPr>
       <w:spacing w:after="80" w:line="240" w:lineRule="auto"/>
       <w:contextualSpacing/>
     </w:pPr>
-    <w:rPr>
-      <w:rFonts w:asciiTheme="majorHAnsi" w:eastAsiaTheme="majorEastAsia" w:hAnsiTheme="majorHAnsi" w:cstheme="majorBidi"/>
-      <w:spacing w:val="-10"/>
-      <w:kern w:val="28"/>
-      <w:sz w:val="56"/>
-      <w:szCs w:val="56"/>
-    </w:rPr>
-  </w:style>
-  <w:style w:type="character" w:customStyle="1" w:styleId="TitleChar">
+  </w:style>
+  <w:style w:type="character" w:styleId="TitleChar" w:customStyle="1">
     <w:name w:val="Title Char"/>
     <w:basedOn w:val="DefaultParagraphFont"/>
     <w:link w:val="Title"/>
     <w:uiPriority w:val="10"/>
     <w:rsid w:val="00FF550E"/>
     <w:rPr>
-      <w:rFonts w:asciiTheme="majorHAnsi" w:eastAsiaTheme="majorEastAsia" w:hAnsiTheme="majorHAnsi" w:cstheme="majorBidi"/>
+      <w:rFonts w:asciiTheme="majorHAnsi" w:hAnsiTheme="majorHAnsi" w:eastAsiaTheme="majorEastAsia" w:cstheme="majorBidi"/>
       <w:spacing w:val="-10"/>
       <w:kern w:val="28"/>
       <w:sz w:val="56"/>
@@ -1607,18 +1979,26 @@
     </w:rPr>
   </w:style>
   <w:style w:type="paragraph" w:styleId="Subtitle">
+    <w:uiPriority w:val="11"/>
     <w:name w:val="Subtitle"/>
     <w:basedOn w:val="Normal"/>
     <w:next w:val="Normal"/>
     <w:link w:val="SubtitleChar"/>
+    <w:qFormat/>
+    <w:rsid w:val="2DE20F6E"/>
+    <w:rPr>
+      <w:rFonts w:eastAsia="" w:cs="Times New Roman" w:eastAsiaTheme="majorEastAsia" w:cstheme="majorBidi"/>
+      <w:color w:val="595959" w:themeColor="text1" w:themeTint="A6" w:themeShade="FF"/>
+      <w:sz w:val="28"/>
+      <w:szCs w:val="28"/>
+    </w:rPr>
+  </w:style>
+  <w:style w:type="character" w:styleId="SubtitleChar" w:customStyle="1">
+    <w:name w:val="Subtitle Char"/>
+    <w:basedOn w:val="DefaultParagraphFont"/>
+    <w:link w:val="Subtitle"/>
     <w:uiPriority w:val="11"/>
-    <w:qFormat/>
     <w:rsid w:val="00FF550E"/>
-    <w:pPr>
-      <w:numPr>
-        <w:ilvl w:val="1"/>
-      </w:numPr>
-    </w:pPr>
     <w:rPr>
       <w:rFonts w:eastAsiaTheme="majorEastAsia" w:cstheme="majorBidi"/>
       <w:color w:val="595959" w:themeColor="text1" w:themeTint="A6"/>
@@ -1627,39 +2007,25 @@
       <w:szCs w:val="28"/>
     </w:rPr>
   </w:style>
-  <w:style w:type="character" w:customStyle="1" w:styleId="SubtitleChar">
-    <w:name w:val="Subtitle Char"/>
-    <w:basedOn w:val="DefaultParagraphFont"/>
-    <w:link w:val="Subtitle"/>
-    <w:uiPriority w:val="11"/>
-    <w:rsid w:val="00FF550E"/>
-    <w:rPr>
-      <w:rFonts w:eastAsiaTheme="majorEastAsia" w:cstheme="majorBidi"/>
-      <w:color w:val="595959" w:themeColor="text1" w:themeTint="A6"/>
-      <w:spacing w:val="15"/>
-      <w:sz w:val="28"/>
-      <w:szCs w:val="28"/>
-    </w:rPr>
-  </w:style>
   <w:style w:type="paragraph" w:styleId="Quote">
+    <w:uiPriority w:val="29"/>
     <w:name w:val="Quote"/>
     <w:basedOn w:val="Normal"/>
     <w:next w:val="Normal"/>
     <w:link w:val="QuoteChar"/>
-    <w:uiPriority w:val="29"/>
     <w:qFormat/>
-    <w:rsid w:val="00FF550E"/>
+    <w:rsid w:val="2DE20F6E"/>
+    <w:rPr>
+      <w:i w:val="1"/>
+      <w:iCs w:val="1"/>
+      <w:color w:val="404040" w:themeColor="text1" w:themeTint="BF" w:themeShade="FF"/>
+    </w:rPr>
     <w:pPr>
       <w:spacing w:before="160"/>
       <w:jc w:val="center"/>
     </w:pPr>
-    <w:rPr>
-      <w:i/>
-      <w:iCs/>
-      <w:color w:val="404040" w:themeColor="text1" w:themeTint="BF"/>
-    </w:rPr>
-  </w:style>
-  <w:style w:type="character" w:customStyle="1" w:styleId="QuoteChar">
+  </w:style>
+  <w:style w:type="character" w:styleId="QuoteChar" w:customStyle="1">
     <w:name w:val="Quote Char"/>
     <w:basedOn w:val="DefaultParagraphFont"/>
     <w:link w:val="Quote"/>
@@ -1672,12 +2038,13 @@
     </w:rPr>
   </w:style>
   <w:style w:type="paragraph" w:styleId="ListParagraph">
+    <w:uiPriority w:val="34"/>
     <w:name w:val="List Paragraph"/>
     <w:basedOn w:val="Normal"/>
-    <w:uiPriority w:val="34"/>
     <w:qFormat/>
-    <w:rsid w:val="00FF550E"/>
+    <w:rsid w:val="2DE20F6E"/>
     <w:pPr>
+      <w:spacing/>
       <w:ind w:left="720"/>
       <w:contextualSpacing/>
     </w:pPr>
@@ -1695,29 +2062,29 @@
     </w:rPr>
   </w:style>
   <w:style w:type="paragraph" w:styleId="IntenseQuote">
+    <w:uiPriority w:val="30"/>
     <w:name w:val="Intense Quote"/>
     <w:basedOn w:val="Normal"/>
     <w:next w:val="Normal"/>
     <w:link w:val="IntenseQuoteChar"/>
-    <w:uiPriority w:val="30"/>
     <w:qFormat/>
-    <w:rsid w:val="00FF550E"/>
+    <w:rsid w:val="2DE20F6E"/>
+    <w:rPr>
+      <w:i w:val="1"/>
+      <w:iCs w:val="1"/>
+      <w:color w:val="0F4761" w:themeColor="accent1" w:themeTint="FF" w:themeShade="BF"/>
+    </w:rPr>
     <w:pPr>
       <w:pBdr>
-        <w:top w:val="single" w:sz="4" w:space="10" w:color="0F4761" w:themeColor="accent1" w:themeShade="BF"/>
-        <w:bottom w:val="single" w:sz="4" w:space="10" w:color="0F4761" w:themeColor="accent1" w:themeShade="BF"/>
+        <w:top w:val="single" w:color="0F4761" w:themeColor="accent1" w:themeShade="BF" w:sz="4" w:space="10"/>
+        <w:bottom w:val="single" w:color="0F4761" w:themeColor="accent1" w:themeShade="BF" w:sz="4" w:space="10"/>
       </w:pBdr>
       <w:spacing w:before="360" w:after="360"/>
       <w:ind w:left="864" w:right="864"/>
       <w:jc w:val="center"/>
     </w:pPr>
-    <w:rPr>
-      <w:i/>
-      <w:iCs/>
-      <w:color w:val="0F4761" w:themeColor="accent1" w:themeShade="BF"/>
-    </w:rPr>
-  </w:style>
-  <w:style w:type="character" w:customStyle="1" w:styleId="IntenseQuoteChar">
+  </w:style>
+  <w:style w:type="character" w:styleId="IntenseQuoteChar" w:customStyle="1">
     <w:name w:val="Intense Quote Char"/>
     <w:basedOn w:val="DefaultParagraphFont"/>
     <w:link w:val="IntenseQuote"/>
@@ -1766,11 +2133,41 @@
       <w:shd w:val="clear" w:color="auto" w:fill="E1DFDD"/>
     </w:rPr>
   </w:style>
+  <w:style w:type="paragraph" w:styleId="FootnoteText">
+    <w:uiPriority w:val="99"/>
+    <w:name w:val="footnote text"/>
+    <w:basedOn w:val="Normal"/>
+    <w:semiHidden/>
+    <w:unhideWhenUsed/>
+    <w:rsid w:val="2DE20F6E"/>
+    <w:rPr>
+      <w:sz w:val="20"/>
+      <w:szCs w:val="20"/>
+    </w:rPr>
+    <w:pPr>
+      <w:spacing w:after="0" w:line="240" w:lineRule="auto"/>
+    </w:pPr>
+  </w:style>
+  <w:style w:type="paragraph" w:styleId="EndnoteText">
+    <w:uiPriority w:val="99"/>
+    <w:name w:val="endnote text"/>
+    <w:basedOn w:val="Normal"/>
+    <w:semiHidden/>
+    <w:unhideWhenUsed/>
+    <w:rsid w:val="2DE20F6E"/>
+    <w:rPr>
+      <w:sz w:val="20"/>
+      <w:szCs w:val="20"/>
+    </w:rPr>
+    <w:pPr>
+      <w:spacing w:after="0" w:line="240" w:lineRule="auto"/>
+    </w:pPr>
+  </w:style>
 </w:styles>
 </file>
 
 <file path=word/theme/theme1.xml><?xml version="1.0" encoding="utf-8"?>
-<a:theme xmlns:a="http://schemas.openxmlformats.org/drawingml/2006/main" name="Office Theme">
+<a:theme xmlns:a="http://schemas.openxmlformats.org/drawingml/2006/main" xmlns:thm15="http://schemas.microsoft.com/office/thememl/2012/main" name="Office Theme">
   <a:themeElements>
     <a:clrScheme name="Office">
       <a:dk1>

--- a/Documentation/doksi.docx
+++ b/Documentation/doksi.docx
@@ -1,6 +1,6 @@
 
 <file path=word/document.xml><?xml version="1.0" encoding="utf-8"?>
-<w:document xmlns:wpc="http://schemas.microsoft.com/office/word/2010/wordprocessingCanvas" xmlns:cx="http://schemas.microsoft.com/office/drawing/2014/chartex" xmlns:cx1="http://schemas.microsoft.com/office/drawing/2015/9/8/chartex" xmlns:cx2="http://schemas.microsoft.com/office/drawing/2015/10/21/chartex" xmlns:cx3="http://schemas.microsoft.com/office/drawing/2016/5/9/chartex" xmlns:cx4="http://schemas.microsoft.com/office/drawing/2016/5/10/chartex" xmlns:cx5="http://schemas.microsoft.com/office/drawing/2016/5/11/chartex" xmlns:cx6="http://schemas.microsoft.com/office/drawing/2016/5/12/chartex" xmlns:cx7="http://schemas.microsoft.com/office/drawing/2016/5/13/chartex" xmlns:cx8="http://schemas.microsoft.com/office/drawing/2016/5/14/chartex" xmlns:mc="http://schemas.openxmlformats.org/markup-compatibility/2006" xmlns:aink="http://schemas.microsoft.com/office/drawing/2016/ink" xmlns:am3d="http://schemas.microsoft.com/office/drawing/2017/model3d" xmlns:o="urn:schemas-microsoft-com:office:office" xmlns:oel="http://schemas.microsoft.com/office/2019/extlst" xmlns:r="http://schemas.openxmlformats.org/officeDocument/2006/relationships" xmlns:m="http://schemas.openxmlformats.org/officeDocument/2006/math" xmlns:v="urn:schemas-microsoft-com:vml" xmlns:wp14="http://schemas.microsoft.com/office/word/2010/wordprocessingDrawing" xmlns:wp="http://schemas.openxmlformats.org/drawingml/2006/wordprocessingDrawing" xmlns:w10="urn:schemas-microsoft-com:office:word" xmlns:w="http://schemas.openxmlformats.org/wordprocessingml/2006/main" xmlns:w14="http://schemas.microsoft.com/office/word/2010/wordml" xmlns:w15="http://schemas.microsoft.com/office/word/2012/wordml" xmlns:w16cex="http://schemas.microsoft.com/office/word/2018/wordml/cex" xmlns:w16cid="http://schemas.microsoft.com/office/word/2016/wordml/cid" xmlns:w16="http://schemas.microsoft.com/office/word/2018/wordml" xmlns:w16du="http://schemas.microsoft.com/office/word/2023/wordml/word16du" xmlns:w16sdtdh="http://schemas.microsoft.com/office/word/2020/wordml/sdtdatahash" xmlns:w16sdtfl="http://schemas.microsoft.com/office/word/2024/wordml/sdtformatlock" xmlns:w16se="http://schemas.microsoft.com/office/word/2015/wordml/symex" xmlns:wpg="http://schemas.microsoft.com/office/word/2010/wordprocessingGroup" xmlns:wpi="http://schemas.microsoft.com/office/word/2010/wordprocessingInk" xmlns:wne="http://schemas.microsoft.com/office/word/2006/wordml" xmlns:wps="http://schemas.microsoft.com/office/word/2010/wordprocessingShape" xmlns:a="http://schemas.openxmlformats.org/drawingml/2006/main" xmlns:pic="http://schemas.openxmlformats.org/drawingml/2006/picture" xmlns:a14="http://schemas.microsoft.com/office/drawing/2010/main" mc:Ignorable="w14 w15 w16se w16cid w16 w16cex w16sdtdh w16sdtfl w16du wp14">
+<w:document xmlns:wpc="http://schemas.microsoft.com/office/word/2010/wordprocessingCanvas" xmlns:cx="http://schemas.microsoft.com/office/drawing/2014/chartex" xmlns:cx1="http://schemas.microsoft.com/office/drawing/2015/9/8/chartex" xmlns:cx2="http://schemas.microsoft.com/office/drawing/2015/10/21/chartex" xmlns:cx3="http://schemas.microsoft.com/office/drawing/2016/5/9/chartex" xmlns:cx4="http://schemas.microsoft.com/office/drawing/2016/5/10/chartex" xmlns:cx5="http://schemas.microsoft.com/office/drawing/2016/5/11/chartex" xmlns:cx6="http://schemas.microsoft.com/office/drawing/2016/5/12/chartex" xmlns:cx7="http://schemas.microsoft.com/office/drawing/2016/5/13/chartex" xmlns:cx8="http://schemas.microsoft.com/office/drawing/2016/5/14/chartex" xmlns:mc="http://schemas.openxmlformats.org/markup-compatibility/2006" xmlns:aink="http://schemas.microsoft.com/office/drawing/2016/ink" xmlns:am3d="http://schemas.microsoft.com/office/drawing/2017/model3d" xmlns:o="urn:schemas-microsoft-com:office:office" xmlns:oel="http://schemas.microsoft.com/office/2019/extlst" xmlns:r="http://schemas.openxmlformats.org/officeDocument/2006/relationships" xmlns:m="http://schemas.openxmlformats.org/officeDocument/2006/math" xmlns:v="urn:schemas-microsoft-com:vml" xmlns:wp14="http://schemas.microsoft.com/office/word/2010/wordprocessingDrawing" xmlns:wp="http://schemas.openxmlformats.org/drawingml/2006/wordprocessingDrawing" xmlns:w10="urn:schemas-microsoft-com:office:word" xmlns:w="http://schemas.openxmlformats.org/wordprocessingml/2006/main" xmlns:w14="http://schemas.microsoft.com/office/word/2010/wordml" xmlns:w15="http://schemas.microsoft.com/office/word/2012/wordml" xmlns:w16cex="http://schemas.microsoft.com/office/word/2018/wordml/cex" xmlns:w16cid="http://schemas.microsoft.com/office/word/2016/wordml/cid" xmlns:w16="http://schemas.microsoft.com/office/word/2018/wordml" xmlns:w16du="http://schemas.microsoft.com/office/word/2023/wordml/word16du" xmlns:w16sdtdh="http://schemas.microsoft.com/office/word/2020/wordml/sdtdatahash" xmlns:w16sdtfl="http://schemas.microsoft.com/office/word/2024/wordml/sdtformatlock" xmlns:w16se="http://schemas.microsoft.com/office/word/2015/wordml/symex" xmlns:wpg="http://schemas.microsoft.com/office/word/2010/wordprocessingGroup" xmlns:wpi="http://schemas.microsoft.com/office/word/2010/wordprocessingInk" xmlns:wne="http://schemas.microsoft.com/office/word/2006/wordml" xmlns:wps="http://schemas.microsoft.com/office/word/2010/wordprocessingShape" mc:Ignorable="w14 w15 w16se w16cid w16 w16cex w16sdtdh w16sdtfl w16du wp14">
   <w:body>
     <w:p/>
     <w:p/>
@@ -13,65 +13,20 @@
         <w:pStyle w:val="Heading1"/>
         <w:jc w:val="center"/>
         <w:rPr>
-          <w:b w:val="1"/>
-          <w:bCs w:val="1"/>
+          <w:b/>
+          <w:bCs/>
           <w:sz w:val="56"/>
           <w:szCs w:val="56"/>
         </w:rPr>
       </w:pPr>
       <w:r>
         <w:rPr>
-          <w:b w:val="1"/>
-          <w:bCs w:val="1"/>
+          <w:b/>
+          <w:bCs/>
           <w:sz w:val="56"/>
           <w:szCs w:val="56"/>
         </w:rPr>
-        <w:t>Szorgalmi</w:t>
-      </w:r>
-      <w:r>
-        <w:rPr>
-          <w:b w:val="1"/>
-          <w:bCs w:val="1"/>
-          <w:sz w:val="56"/>
-          <w:szCs w:val="56"/>
-        </w:rPr>
-        <w:t xml:space="preserve"> </w:t>
-      </w:r>
-      <w:r>
-        <w:rPr>
-          <w:b w:val="1"/>
-          <w:bCs w:val="1"/>
-          <w:sz w:val="56"/>
-          <w:szCs w:val="56"/>
-        </w:rPr>
-        <w:t>nagyházi</w:t>
-      </w:r>
-      <w:r>
-        <w:rPr>
-          <w:b w:val="1"/>
-          <w:bCs w:val="1"/>
-          <w:sz w:val="56"/>
-          <w:szCs w:val="56"/>
-        </w:rPr>
-        <w:t xml:space="preserve"> </w:t>
-      </w:r>
-      <w:r>
-        <w:rPr>
-          <w:b w:val="1"/>
-          <w:bCs w:val="1"/>
-          <w:sz w:val="56"/>
-          <w:szCs w:val="56"/>
-        </w:rPr>
-        <w:t>feladat</w:t>
-      </w:r>
-      <w:r>
-        <w:rPr>
-          <w:b w:val="1"/>
-          <w:bCs w:val="1"/>
-          <w:sz w:val="56"/>
-          <w:szCs w:val="56"/>
-        </w:rPr>
-        <w:t xml:space="preserve"> 2025</w:t>
+        <w:t>Szorgalmi nagyházi feladat 2025</w:t>
       </w:r>
     </w:p>
     <w:p>
@@ -99,56 +54,23 @@
         <w:jc w:val="center"/>
       </w:pPr>
       <w:r>
-        <w:rPr/>
-        <w:t>Bánfalvi</w:t>
-      </w:r>
-      <w:r>
-        <w:rPr/>
-        <w:t>-Kovács Tivadar</w:t>
-      </w:r>
-      <w:r>
-        <w:rPr/>
-        <w:t xml:space="preserve"> – </w:t>
-      </w:r>
-      <w:r>
-        <w:rPr/>
-        <w:t>PHMPDE</w:t>
+        <w:t>Bánfalvi-Kovács Tivadar – PHMPDE</w:t>
       </w:r>
     </w:p>
     <w:p>
       <w:pPr>
         <w:jc w:val="center"/>
-        <w:rPr>
-          <w:lang w:val="hu-HU"/>
-        </w:rPr>
-      </w:pPr>
-      <w:r>
-        <w:rPr/>
-        <w:t>Juh</w:t>
-      </w:r>
-      <w:r>
-        <w:rPr/>
-        <w:t>ász Milán – LEO234</w:t>
+      </w:pPr>
+      <w:r>
+        <w:t>Juhász Milán – LEO234</w:t>
       </w:r>
     </w:p>
     <w:p>
       <w:pPr>
         <w:jc w:val="center"/>
-        <w:rPr>
-          <w:lang w:val="hu-HU"/>
-        </w:rPr>
-      </w:pPr>
-      <w:r>
-        <w:rPr/>
-        <w:t>Várszegi Vince</w:t>
-      </w:r>
-      <w:r>
-        <w:rPr/>
-        <w:t xml:space="preserve"> - </w:t>
-      </w:r>
-      <w:r>
-        <w:rPr/>
-        <w:t>LM5X1V</w:t>
+      </w:pPr>
+      <w:r>
+        <w:t>Várszegi Vince - LM5X1V</w:t>
       </w:r>
     </w:p>
     <w:p>
@@ -172,143 +94,90 @@
           <w:numId w:val="3"/>
         </w:numPr>
         <w:ind w:left="990" w:hanging="630"/>
+      </w:pPr>
+      <w:r>
+        <w:lastRenderedPageBreak/>
+        <w:t>Bevezetés</w:t>
+      </w:r>
+    </w:p>
+    <w:p>
+      <w:r>
+        <w:t>A karakterek felismerése íródjanak azok bármilyen betűtípusban</w:t>
+      </w:r>
+      <w:r>
+        <w:t xml:space="preserve"> és legyenek azok bármek</w:t>
+      </w:r>
+      <w:r>
+        <w:t>k</w:t>
+      </w:r>
+      <w:r>
+        <w:t>orák</w:t>
+      </w:r>
+      <w:r>
+        <w:t xml:space="preserve"> is</w:t>
+      </w:r>
+      <w:r>
+        <w:t xml:space="preserve">, nagyon </w:t>
+      </w:r>
+      <w:r>
+        <w:t xml:space="preserve">hasznos például dokumentumok digitalizálása </w:t>
+      </w:r>
+      <w:r>
+        <w:t xml:space="preserve">vagy képekből szöveg kinyerése esetén. </w:t>
+      </w:r>
+      <w:r>
+        <w:t>Terveink szerint egy 2 dimenziós konvolúciós neurális hálóval, fogjuk a karaktereinket meghatár</w:t>
+      </w:r>
+      <w:r>
+        <w:t>ozni, amik ugye különböző</w:t>
+      </w:r>
+      <w:r>
+        <w:t xml:space="preserve"> </w:t>
+      </w:r>
+      <w:r>
+        <w:t>betűtípusból</w:t>
+      </w:r>
+      <w:r>
+        <w:t xml:space="preserve"> különböző betűméretből állnak</w:t>
+      </w:r>
+      <w:r>
+        <w:t>.</w:t>
+      </w:r>
+      <w:r>
+        <w:t xml:space="preserve"> </w:t>
+      </w:r>
+      <w:r>
+        <w:t>S</w:t>
+      </w:r>
+      <w:r>
+        <w:t>őt még számokat</w:t>
+      </w:r>
+      <w:r>
+        <w:t>,</w:t>
+      </w:r>
+      <w:r>
+        <w:t xml:space="preserve"> illetve ki</w:t>
+      </w:r>
+      <w:r>
+        <w:t>s és nagy betűket is tartalmazhatnak</w:t>
+      </w:r>
+      <w:r>
+        <w:t>.</w:t>
+      </w:r>
+    </w:p>
+    <w:p>
+      <w:r>
+        <w:t>A karakterfelismerés a fent említett hasznok miatt egy sűrűn kutatott terület, viszont a szakirodalom nagy része inkáb</w:t>
+      </w:r>
+      <w:r>
+        <w:t>b az írott betűk felismerésével foglalkozik. Az</w:t>
+      </w:r>
+      <w:r>
         <w:rPr>
-          <w:lang w:val="hu-HU"/>
+          <w:noProof/>
         </w:rPr>
-      </w:pPr>
-      <w:r>
-        <w:rPr/>
-        <w:t>Beve</w:t>
-      </w:r>
-      <w:r>
-        <w:rPr/>
-        <w:t>zetés</w:t>
-      </w:r>
-    </w:p>
-    <w:p>
-      <w:pPr>
-        <w:pStyle w:val="Normal"/>
-      </w:pPr>
-      <w:r>
-        <w:rPr/>
-        <w:t>A karakterek felismerése íródjanak azok bármilyen betűtípusban</w:t>
-      </w:r>
-      <w:r>
-        <w:rPr/>
-        <w:t xml:space="preserve"> és legyenek azok bármek</w:t>
-      </w:r>
-      <w:r>
-        <w:rPr/>
-        <w:t>k</w:t>
-      </w:r>
-      <w:r>
-        <w:rPr/>
-        <w:t>orák</w:t>
-      </w:r>
-      <w:r>
-        <w:rPr/>
-        <w:t xml:space="preserve"> is</w:t>
-      </w:r>
-      <w:r>
-        <w:rPr/>
-        <w:t>,</w:t>
-      </w:r>
-      <w:r>
-        <w:rPr/>
-        <w:t xml:space="preserve"> nagyon </w:t>
-      </w:r>
-      <w:r>
-        <w:rPr/>
-        <w:t xml:space="preserve">hasznos például dokumentumok digitalizálása </w:t>
-      </w:r>
-      <w:r>
-        <w:rPr/>
-        <w:t xml:space="preserve">vagy képekből szöveg kinyerése esetén. </w:t>
-      </w:r>
-      <w:r>
-        <w:rPr/>
-        <w:t xml:space="preserve">Terveink szerint egy 2 dimenziós </w:t>
-      </w:r>
-      <w:r>
-        <w:rPr/>
-        <w:t>konvolúciós</w:t>
-      </w:r>
-      <w:r>
-        <w:rPr/>
-        <w:t xml:space="preserve"> neurális hálóval, fogjuk a karaktereinket meghatár</w:t>
-      </w:r>
-      <w:r>
-        <w:rPr/>
-        <w:t>ozni, amik ugye különböző</w:t>
-      </w:r>
-      <w:r>
-        <w:rPr/>
-        <w:t xml:space="preserve"> </w:t>
-      </w:r>
-      <w:r>
-        <w:rPr/>
-        <w:t>betűtípusból</w:t>
-      </w:r>
-      <w:r>
-        <w:rPr/>
-        <w:t xml:space="preserve"> különböző betűméretből állnak</w:t>
-      </w:r>
-      <w:r>
-        <w:rPr/>
-        <w:t>.</w:t>
-      </w:r>
-      <w:r>
-        <w:rPr/>
-        <w:t xml:space="preserve"> </w:t>
-      </w:r>
-      <w:r>
-        <w:rPr/>
-        <w:t>S</w:t>
-      </w:r>
-      <w:r>
-        <w:rPr/>
-        <w:t xml:space="preserve">őt még </w:t>
-      </w:r>
-      <w:r>
-        <w:rPr/>
-        <w:t>számokat</w:t>
-      </w:r>
-      <w:r>
-        <w:rPr/>
-        <w:t>,</w:t>
-      </w:r>
-      <w:r>
-        <w:rPr/>
-        <w:t xml:space="preserve"> illetve ki</w:t>
-      </w:r>
-      <w:r>
-        <w:rPr/>
-        <w:t>s és nagy betűket is tartalmazhatnak</w:t>
-      </w:r>
-      <w:r>
-        <w:rPr/>
-        <w:t>.</w:t>
-      </w:r>
-    </w:p>
-    <w:p>
-      <w:pPr>
-        <w:pStyle w:val="Normal"/>
-      </w:pPr>
-      <w:r>
-        <w:rPr/>
-        <w:t>A karakterfelismerés a fent említett hasznok miatt egy sűrűn kutatott terület, viszont a szakirodalom nagy része inkáb</w:t>
-      </w:r>
-      <w:r>
-        <w:rPr/>
-        <w:t>b az írott</w:t>
-      </w:r>
-      <w:r>
-        <w:rPr/>
-        <w:t xml:space="preserve"> betűk felismerésével foglalkozik. Az</w:t>
-      </w:r>
-      <w:r>
         <w:drawing>
-          <wp:anchor distT="0" distB="0" distL="114300" distR="114300" simplePos="0" relativeHeight="251658240" behindDoc="0" locked="0" layoutInCell="1" allowOverlap="1" wp14:editId="085B6866" wp14:anchorId="49319539">
+          <wp:anchor distT="0" distB="0" distL="114300" distR="114300" simplePos="0" relativeHeight="251657216" behindDoc="0" locked="0" layoutInCell="1" allowOverlap="1" wp14:anchorId="49319539" wp14:editId="085B6866">
             <wp:simplePos x="0" y="0"/>
             <wp:positionH relativeFrom="column">
               <wp:align>right</wp:align>
@@ -321,17 +190,17 @@
             <wp:wrapSquare wrapText="bothSides"/>
             <wp:docPr id="1410656416" name="drawing"/>
             <wp:cNvGraphicFramePr>
-              <a:graphicFrameLocks noChangeAspect="1"/>
+              <a:graphicFrameLocks xmlns:a="http://schemas.openxmlformats.org/drawingml/2006/main" noChangeAspect="1"/>
             </wp:cNvGraphicFramePr>
-            <a:graphic>
-              <a:graphicData xmlns:a="http://schemas.openxmlformats.org/drawingml/2006/main" uri="http://schemas.openxmlformats.org/drawingml/2006/picture">
+            <a:graphic xmlns:a="http://schemas.openxmlformats.org/drawingml/2006/main">
+              <a:graphicData uri="http://schemas.openxmlformats.org/drawingml/2006/picture">
                 <pic:pic xmlns:pic="http://schemas.openxmlformats.org/drawingml/2006/picture">
                   <pic:nvPicPr>
                     <pic:cNvPr id="856235442" name="Picture 856235442"/>
                     <pic:cNvPicPr/>
                   </pic:nvPicPr>
                   <pic:blipFill>
-                    <a:blip xmlns:r="http://schemas.openxmlformats.org/officeDocument/2006/relationships" r:embed="rId38034678">
+                    <a:blip r:embed="rId5">
                       <a:extLst>
                         <a:ext uri="{28A0092B-C50C-407E-A947-70E740481C1C}">
                           <a14:useLocalDpi xmlns:a14="http://schemas.microsoft.com/office/drawing/2010/main"/>
@@ -343,7 +212,7 @@
                     </a:stretch>
                   </pic:blipFill>
                   <pic:spPr>
-                    <a:xfrm rot="0">
+                    <a:xfrm>
                       <a:off x="0" y="0"/>
                       <a:ext cx="2910764" cy="1175501"/>
                     </a:xfrm>
@@ -364,51 +233,26 @@
         </w:drawing>
       </w:r>
       <w:r>
-        <w:rPr/>
-        <w:t xml:space="preserve"> 1.</w:t>
-      </w:r>
-      <w:r>
-        <w:rPr/>
-        <w:t xml:space="preserve"> forrásu</w:t>
-      </w:r>
-      <w:r>
-        <w:rPr/>
-        <w:t>nkban is egy ilyen adathalmazon tudtak elérni</w:t>
-      </w:r>
-      <w:r>
-        <w:rPr/>
-        <w:t xml:space="preserve"> 92,91% -os pontosságot </w:t>
-      </w:r>
-      <w:r>
-        <w:rPr/>
-        <w:t>konvolúciós</w:t>
-      </w:r>
-      <w:r>
-        <w:rPr/>
-        <w:t xml:space="preserve"> hálókat használva</w:t>
-      </w:r>
-      <w:r>
-        <w:rPr/>
-        <w:t xml:space="preserve">, a</w:t>
-      </w:r>
-      <w:r>
-        <w:rPr/>
-        <w:t xml:space="preserve">hogy a mellékelt ábrán is látszik.</w:t>
-      </w:r>
-    </w:p>
-    <w:p>
-      <w:pPr>
-        <w:pStyle w:val="Normal"/>
-      </w:pPr>
-      <w:r>
-        <w:rPr/>
+        <w:t xml:space="preserve"> 1. forrásunkban is egy ilyen adathalmazon tudtak elérni</w:t>
+      </w:r>
+      <w:r>
+        <w:t xml:space="preserve"> 92,91% -os pontosságot konvolúciós hálókat használva</w:t>
+      </w:r>
+      <w:r>
+        <w:t>, ahogy a mellékelt ábrán is látszik.</w:t>
+      </w:r>
+    </w:p>
+    <w:p>
+      <w:r>
         <w:t>Olyan kutatást, ami nyomtatott szövegekkel foglalkozik, egyet találtunk</w:t>
       </w:r>
       <w:r>
-        <w:rPr/>
         <w:t>, ez azonban nem</w:t>
       </w:r>
       <w:r>
+        <w:rPr>
+          <w:noProof/>
+        </w:rPr>
         <w:drawing>
           <wp:anchor distT="0" distB="0" distL="114300" distR="114300" simplePos="0" relativeHeight="251658240" behindDoc="0" locked="0" layoutInCell="1" allowOverlap="1" wp14:anchorId="1C4360EA" wp14:editId="19CF1BD2">
             <wp:simplePos x="0" y="0"/>
@@ -423,17 +267,17 @@
             <wp:wrapSquare wrapText="bothSides"/>
             <wp:docPr id="1910205762" name="drawing"/>
             <wp:cNvGraphicFramePr>
-              <a:graphicFrameLocks noChangeAspect="1"/>
+              <a:graphicFrameLocks xmlns:a="http://schemas.openxmlformats.org/drawingml/2006/main" noChangeAspect="1"/>
             </wp:cNvGraphicFramePr>
-            <a:graphic>
-              <a:graphicData xmlns:a="http://schemas.openxmlformats.org/drawingml/2006/main" uri="http://schemas.openxmlformats.org/drawingml/2006/picture">
+            <a:graphic xmlns:a="http://schemas.openxmlformats.org/drawingml/2006/main">
+              <a:graphicData uri="http://schemas.openxmlformats.org/drawingml/2006/picture">
                 <pic:pic xmlns:pic="http://schemas.openxmlformats.org/drawingml/2006/picture">
                   <pic:nvPicPr>
                     <pic:cNvPr id="1562029325" name="Picture 1562029325"/>
                     <pic:cNvPicPr/>
                   </pic:nvPicPr>
                   <pic:blipFill>
-                    <a:blip xmlns:r="http://schemas.openxmlformats.org/officeDocument/2006/relationships" r:embed="rId1705753823">
+                    <a:blip r:embed="rId6">
                       <a:extLst>
                         <a:ext uri="{28A0092B-C50C-407E-A947-70E740481C1C}">
                           <a14:useLocalDpi xmlns:a14="http://schemas.microsoft.com/office/drawing/2010/main"/>
@@ -445,7 +289,7 @@
                     </a:stretch>
                   </pic:blipFill>
                   <pic:spPr>
-                    <a:xfrm rot="0">
+                    <a:xfrm>
                       <a:off x="0" y="0"/>
                       <a:ext cx="2574408" cy="1419225"/>
                     </a:xfrm>
@@ -466,96 +310,37 @@
         </w:drawing>
       </w:r>
       <w:r>
-        <w:rPr/>
+        <w:t xml:space="preserve"> konvolúciót</w:t>
+      </w:r>
+      <w:r>
+        <w:t>, hanem SOM (Self Organizing Map) -et ha</w:t>
+      </w:r>
+      <w:r>
+        <w:t>sználtak</w:t>
+      </w:r>
+      <w:r>
+        <w:t xml:space="preserve"> az osztályozáshoz</w:t>
+      </w:r>
+      <w:r>
+        <w:t xml:space="preserve"> és csak nagy betűkkel foglalkozott</w:t>
+      </w:r>
+      <w:r>
+        <w:t>.</w:t>
+      </w:r>
+      <w:r>
+        <w:t xml:space="preserve"> Ennek a cikknek látható a betűre lebontott h</w:t>
+      </w:r>
+      <w:r>
+        <w:t xml:space="preserve">elyessége. </w:t>
+      </w:r>
+      <w:r>
         <w:t xml:space="preserve"> </w:t>
       </w:r>
-      <w:r>
-        <w:rPr/>
-        <w:t>konvolúciót</w:t>
-      </w:r>
-      <w:r>
-        <w:rPr/>
-        <w:t>, hanem SOM (</w:t>
-      </w:r>
-      <w:r>
-        <w:rPr/>
-        <w:t>Self</w:t>
-      </w:r>
-      <w:r>
-        <w:rPr/>
-        <w:t xml:space="preserve"> </w:t>
-      </w:r>
-      <w:r>
-        <w:rPr/>
-        <w:t>Organizing</w:t>
-      </w:r>
-      <w:r>
-        <w:rPr/>
-        <w:t xml:space="preserve"> Map) -</w:t>
-      </w:r>
-      <w:r>
-        <w:rPr/>
-        <w:t>et</w:t>
-      </w:r>
-      <w:r>
-        <w:rPr/>
-        <w:t xml:space="preserve"> ha</w:t>
-      </w:r>
-      <w:r>
-        <w:rPr/>
-        <w:t>sználtak</w:t>
-      </w:r>
-      <w:r>
-        <w:rPr/>
-        <w:t xml:space="preserve"> az osztályozáshoz</w:t>
-      </w:r>
-      <w:r>
-        <w:rPr/>
-        <w:t xml:space="preserve"> és csak nagy betűkkel foglalkozott</w:t>
-      </w:r>
-      <w:r>
-        <w:rPr/>
-        <w:t xml:space="preserve">.</w:t>
-      </w:r>
-      <w:r>
-        <w:rPr/>
-        <w:t xml:space="preserve"> </w:t>
-      </w:r>
-      <w:r>
-        <w:rPr/>
-        <w:t xml:space="preserve">Ennek a cikknek látható a betűre lebontott h</w:t>
-      </w:r>
-      <w:r>
-        <w:rPr/>
-        <w:t xml:space="preserve">elyessége. </w:t>
-      </w:r>
-      <w:r>
-        <w:rPr/>
-        <w:t xml:space="preserve"> </w:t>
-      </w:r>
-    </w:p>
-    <w:p>
-      <w:pPr>
-        <w:pStyle w:val="Normal"/>
-      </w:pPr>
-    </w:p>
-    <w:p>
-      <w:pPr>
-        <w:pStyle w:val="Normal"/>
-      </w:pPr>
-    </w:p>
-    <w:p>
-      <w:pPr>
-        <w:pStyle w:val="Normal"/>
-      </w:pPr>
-    </w:p>
-    <w:p>
-      <w:pPr>
-        <w:rPr>
-          <w:lang w:val="hu-HU"/>
-        </w:rPr>
-      </w:pPr>
-    </w:p>
+    </w:p>
+    <w:p/>
+    <w:p/>
+    <w:p/>
+    <w:p/>
     <w:p>
       <w:pPr>
         <w:pStyle w:val="Heading2"/>
@@ -572,92 +357,728 @@
           <w:numId w:val="3"/>
         </w:numPr>
         <w:ind w:left="900" w:hanging="630"/>
-        <w:rPr/>
-      </w:pPr>
-      <w:r>
-        <w:rPr/>
-        <w:t>Feladat</w:t>
-      </w:r>
-      <w:r>
-        <w:rPr/>
-        <w:t xml:space="preserve"> </w:t>
-      </w:r>
-      <w:r>
-        <w:rPr/>
-        <w:t>és</w:t>
-      </w:r>
-      <w:r>
-        <w:rPr/>
-        <w:t xml:space="preserve"> </w:t>
-      </w:r>
-      <w:r>
-        <w:rPr/>
-        <w:t>adathalmaz</w:t>
-      </w:r>
-      <w:r>
-        <w:rPr/>
-        <w:t xml:space="preserve"> </w:t>
-      </w:r>
-      <w:r>
-        <w:rPr/>
-        <w:t>ismertetése</w:t>
+      </w:pPr>
+      <w:r>
+        <w:lastRenderedPageBreak/>
+        <w:t>Feladat és adathalmaz ismertetése</w:t>
       </w:r>
     </w:p>
     <w:p/>
     <w:p>
       <w:r>
-        <w:t>1-10: 0-9</w:t>
-      </w:r>
-    </w:p>
-    <w:p>
-      <w:r>
-        <w:t>11-36: A-Z</w:t>
-      </w:r>
-    </w:p>
-    <w:p>
-      <w:r>
-        <w:t>37-62: a-z</w:t>
-      </w:r>
-    </w:p>
-    <w:p>
-      <w:r>
-        <w:rPr/>
-        <w:t>Normalize Data</w:t>
-      </w:r>
-      <w:r>
-        <w:rPr/>
-        <w:t xml:space="preserve"> </w:t>
-      </w:r>
-      <w:r>
-        <w:rPr/>
-        <w:t>(</w:t>
-      </w:r>
-      <w:r>
-        <w:rPr/>
-        <w:t>megvizsgaltuk</w:t>
-      </w:r>
-      <w:r>
-        <w:rPr/>
-        <w:t xml:space="preserve">, </w:t>
-      </w:r>
-      <w:r>
-        <w:rPr/>
-        <w:t>nem</w:t>
-      </w:r>
-      <w:r>
-        <w:rPr/>
-        <w:t xml:space="preserve"> </w:t>
-      </w:r>
-      <w:r>
-        <w:rPr/>
-        <w:t>kell</w:t>
-      </w:r>
-      <w:r>
-        <w:rPr/>
-        <w:t>)</w:t>
-      </w:r>
-    </w:p>
-    <w:p/>
+        <w:t>Az adatahalmazt két tömörített fájlként kaptuk meg, ezeket kitömörítve számozott mappákba rendezve találhatók meg egyes típusú karakterek képei. Az 1-10-ig találhatók a számok 0-9-ig. 11-36-ig az angol abc betűnek nagy, 37-62-ig a kicsi változatai. A képek 128x128 pixelesek. Az adathalmazt különböző betűtípusú nyomtatott karaktereket képzik. A feladatunk, ezt tanítóadatként felhasználva egy mélytanulási osztályozó modell tervezése és tanítása, ami képes ismeretlen képren azonosítani a tanítóadatokban szereplő karaktereket valamelyikét.</w:t>
+      </w:r>
+    </w:p>
+    <w:p>
+      <w:r>
+        <w:rPr>
+          <w:noProof/>
+        </w:rPr>
+        <mc:AlternateContent>
+          <mc:Choice Requires="wps">
+            <w:drawing>
+              <wp:anchor distT="0" distB="0" distL="114300" distR="114300" simplePos="0" relativeHeight="251662336" behindDoc="0" locked="0" layoutInCell="1" allowOverlap="1" wp14:anchorId="71D8BE91" wp14:editId="3E529D97">
+                <wp:simplePos x="0" y="0"/>
+                <wp:positionH relativeFrom="margin">
+                  <wp:align>right</wp:align>
+                </wp:positionH>
+                <wp:positionV relativeFrom="paragraph">
+                  <wp:posOffset>1160780</wp:posOffset>
+                </wp:positionV>
+                <wp:extent cx="1219200" cy="161925"/>
+                <wp:effectExtent l="0" t="0" r="0" b="9525"/>
+                <wp:wrapSquare wrapText="bothSides"/>
+                <wp:docPr id="1195274747" name="Text Box 1"/>
+                <wp:cNvGraphicFramePr/>
+                <a:graphic xmlns:a="http://schemas.openxmlformats.org/drawingml/2006/main">
+                  <a:graphicData uri="http://schemas.microsoft.com/office/word/2010/wordprocessingShape">
+                    <wps:wsp>
+                      <wps:cNvSpPr txBox="1"/>
+                      <wps:spPr>
+                        <a:xfrm>
+                          <a:off x="0" y="0"/>
+                          <a:ext cx="1219200" cy="161925"/>
+                        </a:xfrm>
+                        <a:prstGeom prst="rect">
+                          <a:avLst/>
+                        </a:prstGeom>
+                        <a:noFill/>
+                        <a:ln>
+                          <a:noFill/>
+                        </a:ln>
+                      </wps:spPr>
+                      <wps:txbx>
+                        <w:txbxContent>
+                          <w:p>
+                            <w:pPr>
+                              <w:pStyle w:val="Caption"/>
+                              <w:jc w:val="center"/>
+                              <w:rPr>
+                                <w:noProof/>
+                              </w:rPr>
+                            </w:pPr>
+                            <w:r>
+                              <w:t>Rendkívül kicsi Q</w:t>
+                            </w:r>
+                          </w:p>
+                        </w:txbxContent>
+                      </wps:txbx>
+                      <wps:bodyPr rot="0" spcFirstLastPara="0" vertOverflow="overflow" horzOverflow="overflow" vert="horz" wrap="square" lIns="0" tIns="0" rIns="0" bIns="0" numCol="1" spcCol="0" rtlCol="0" fromWordArt="0" anchor="t" anchorCtr="0" forceAA="0" compatLnSpc="1">
+                        <a:prstTxWarp prst="textNoShape">
+                          <a:avLst/>
+                        </a:prstTxWarp>
+                        <a:noAutofit/>
+                      </wps:bodyPr>
+                    </wps:wsp>
+                  </a:graphicData>
+                </a:graphic>
+                <wp14:sizeRelV relativeFrom="margin">
+                  <wp14:pctHeight>0</wp14:pctHeight>
+                </wp14:sizeRelV>
+              </wp:anchor>
+            </w:drawing>
+          </mc:Choice>
+          <mc:Fallback>
+            <w:pict>
+              <v:shapetype w14:anchorId="71D8BE91" id="_x0000_t202" coordsize="21600,21600" o:spt="202" path="m,l,21600r21600,l21600,xe">
+                <v:stroke joinstyle="miter"/>
+                <v:path gradientshapeok="t" o:connecttype="rect"/>
+              </v:shapetype>
+              <v:shape id="Text Box 1" o:spid="_x0000_s1026" type="#_x0000_t202" style="position:absolute;margin-left:44.8pt;margin-top:91.4pt;width:96pt;height:12.75pt;z-index:251662336;visibility:visible;mso-wrap-style:square;mso-height-percent:0;mso-wrap-distance-left:9pt;mso-wrap-distance-top:0;mso-wrap-distance-right:9pt;mso-wrap-distance-bottom:0;mso-position-horizontal:right;mso-position-horizontal-relative:margin;mso-position-vertical:absolute;mso-position-vertical-relative:text;mso-height-percent:0;mso-height-relative:margin;v-text-anchor:top" o:gfxdata="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" filled="f" stroked="f">
+                <v:textbox inset="0,0,0,0">
+                  <w:txbxContent>
+                    <w:p>
+                      <w:pPr>
+                        <w:pStyle w:val="Caption"/>
+                        <w:jc w:val="center"/>
+                        <w:rPr>
+                          <w:noProof/>
+                        </w:rPr>
+                      </w:pPr>
+                      <w:r>
+                        <w:t>Rendkívül kicsi Q</w:t>
+                      </w:r>
+                    </w:p>
+                  </w:txbxContent>
+                </v:textbox>
+                <w10:wrap type="square" anchorx="margin"/>
+              </v:shape>
+            </w:pict>
+          </mc:Fallback>
+        </mc:AlternateContent>
+      </w:r>
+      <w:r>
+        <w:rPr>
+          <w:noProof/>
+        </w:rPr>
+        <w:drawing>
+          <wp:anchor distT="0" distB="0" distL="114300" distR="114300" simplePos="0" relativeHeight="251659264" behindDoc="0" locked="0" layoutInCell="1" allowOverlap="1" wp14:anchorId="468479EA" wp14:editId="0008A59C">
+            <wp:simplePos x="0" y="0"/>
+            <wp:positionH relativeFrom="margin">
+              <wp:posOffset>4800600</wp:posOffset>
+            </wp:positionH>
+            <wp:positionV relativeFrom="paragraph">
+              <wp:posOffset>27305</wp:posOffset>
+            </wp:positionV>
+            <wp:extent cx="1066800" cy="1066800"/>
+            <wp:effectExtent l="19050" t="19050" r="19050" b="19050"/>
+            <wp:wrapSquare wrapText="bothSides"/>
+            <wp:docPr id="234171759" name="Picture 1" descr="A black letter on a white background&#10;&#10;AI-generated content may be incorrect."/>
+            <wp:cNvGraphicFramePr>
+              <a:graphicFrameLocks xmlns:a="http://schemas.openxmlformats.org/drawingml/2006/main" noChangeAspect="1"/>
+            </wp:cNvGraphicFramePr>
+            <a:graphic xmlns:a="http://schemas.openxmlformats.org/drawingml/2006/main">
+              <a:graphicData uri="http://schemas.openxmlformats.org/drawingml/2006/picture">
+                <pic:pic xmlns:pic="http://schemas.openxmlformats.org/drawingml/2006/picture">
+                  <pic:nvPicPr>
+                    <pic:cNvPr id="234171759" name="Picture 1" descr="A black letter on a white background&#10;&#10;AI-generated content may be incorrect."/>
+                    <pic:cNvPicPr>
+                      <a:picLocks noChangeAspect="1" noChangeArrowheads="1"/>
+                    </pic:cNvPicPr>
+                  </pic:nvPicPr>
+                  <pic:blipFill>
+                    <a:blip r:embed="rId7">
+                      <a:extLst>
+                        <a:ext uri="{28A0092B-C50C-407E-A947-70E740481C1C}">
+                          <a14:useLocalDpi xmlns:a14="http://schemas.microsoft.com/office/drawing/2010/main" val="0"/>
+                        </a:ext>
+                      </a:extLst>
+                    </a:blip>
+                    <a:srcRect/>
+                    <a:stretch>
+                      <a:fillRect/>
+                    </a:stretch>
+                  </pic:blipFill>
+                  <pic:spPr bwMode="auto">
+                    <a:xfrm>
+                      <a:off x="0" y="0"/>
+                      <a:ext cx="1066800" cy="1066800"/>
+                    </a:xfrm>
+                    <a:prstGeom prst="rect">
+                      <a:avLst/>
+                    </a:prstGeom>
+                    <a:noFill/>
+                    <a:ln w="3175">
+                      <a:solidFill>
+                        <a:schemeClr val="tx1"/>
+                      </a:solidFill>
+                    </a:ln>
+                  </pic:spPr>
+                </pic:pic>
+              </a:graphicData>
+            </a:graphic>
+            <wp14:sizeRelH relativeFrom="margin">
+              <wp14:pctWidth>0</wp14:pctWidth>
+            </wp14:sizeRelH>
+            <wp14:sizeRelV relativeFrom="margin">
+              <wp14:pctHeight>0</wp14:pctHeight>
+            </wp14:sizeRelV>
+          </wp:anchor>
+        </w:drawing>
+      </w:r>
+      <w:r>
+        <w:t>Az adathalmazt tüzetesebben megvizsgálva felfedeztünk lehetséges problémákat, melyek megnehezíthetik a modell tanítását és ronthattják a predikciók jóságát. Találtunk olyan karaktereket, melyek nagyon kis méretűek, majdnemhogy egy pontként látszanak a kép közepén. Emiatt lehetséges, hogy szükség less valamilyen outlier szűrésre az adatok felhasználása előtt.</w:t>
+      </w:r>
+    </w:p>
+    <w:p>
+      <w:r>
+        <w:rPr>
+          <w:noProof/>
+        </w:rPr>
+        <w:drawing>
+          <wp:anchor distT="0" distB="0" distL="114300" distR="114300" simplePos="0" relativeHeight="251668480" behindDoc="0" locked="0" layoutInCell="1" allowOverlap="1" wp14:anchorId="6F8FDC0C" wp14:editId="4F19B6AD">
+            <wp:simplePos x="0" y="0"/>
+            <wp:positionH relativeFrom="column">
+              <wp:posOffset>3219450</wp:posOffset>
+            </wp:positionH>
+            <wp:positionV relativeFrom="paragraph">
+              <wp:posOffset>13970</wp:posOffset>
+            </wp:positionV>
+            <wp:extent cx="1219200" cy="1219200"/>
+            <wp:effectExtent l="0" t="0" r="0" b="0"/>
+            <wp:wrapSquare wrapText="bothSides"/>
+            <wp:docPr id="1249878640" name="Picture 3" descr="A black letter with a white background&#10;&#10;AI-generated content may be incorrect."/>
+            <wp:cNvGraphicFramePr>
+              <a:graphicFrameLocks xmlns:a="http://schemas.openxmlformats.org/drawingml/2006/main" noChangeAspect="1"/>
+            </wp:cNvGraphicFramePr>
+            <a:graphic xmlns:a="http://schemas.openxmlformats.org/drawingml/2006/main">
+              <a:graphicData uri="http://schemas.openxmlformats.org/drawingml/2006/picture">
+                <pic:pic xmlns:pic="http://schemas.openxmlformats.org/drawingml/2006/picture">
+                  <pic:nvPicPr>
+                    <pic:cNvPr id="1249878640" name="Picture 3" descr="A black letter with a white background&#10;&#10;AI-generated content may be incorrect."/>
+                    <pic:cNvPicPr>
+                      <a:picLocks noChangeAspect="1" noChangeArrowheads="1"/>
+                    </pic:cNvPicPr>
+                  </pic:nvPicPr>
+                  <pic:blipFill>
+                    <a:blip r:embed="rId8">
+                      <a:extLst>
+                        <a:ext uri="{28A0092B-C50C-407E-A947-70E740481C1C}">
+                          <a14:useLocalDpi xmlns:a14="http://schemas.microsoft.com/office/drawing/2010/main" val="0"/>
+                        </a:ext>
+                      </a:extLst>
+                    </a:blip>
+                    <a:srcRect/>
+                    <a:stretch>
+                      <a:fillRect/>
+                    </a:stretch>
+                  </pic:blipFill>
+                  <pic:spPr bwMode="auto">
+                    <a:xfrm>
+                      <a:off x="0" y="0"/>
+                      <a:ext cx="1219200" cy="1219200"/>
+                    </a:xfrm>
+                    <a:prstGeom prst="rect">
+                      <a:avLst/>
+                    </a:prstGeom>
+                    <a:noFill/>
+                    <a:ln>
+                      <a:noFill/>
+                    </a:ln>
+                  </pic:spPr>
+                </pic:pic>
+              </a:graphicData>
+            </a:graphic>
+          </wp:anchor>
+        </w:drawing>
+      </w:r>
+      <w:r>
+        <w:rPr>
+          <w:noProof/>
+        </w:rPr>
+        <w:drawing>
+          <wp:anchor distT="0" distB="0" distL="114300" distR="114300" simplePos="0" relativeHeight="251669504" behindDoc="0" locked="0" layoutInCell="1" allowOverlap="1" wp14:anchorId="166BE773" wp14:editId="3BEEDCAB">
+            <wp:simplePos x="0" y="0"/>
+            <wp:positionH relativeFrom="margin">
+              <wp:align>right</wp:align>
+            </wp:positionH>
+            <wp:positionV relativeFrom="paragraph">
+              <wp:posOffset>13970</wp:posOffset>
+            </wp:positionV>
+            <wp:extent cx="1219200" cy="1219200"/>
+            <wp:effectExtent l="0" t="0" r="0" b="0"/>
+            <wp:wrapSquare wrapText="bothSides"/>
+            <wp:docPr id="1825900916" name="Picture 4" descr="A black letter with a white background&#10;&#10;AI-generated content may be incorrect."/>
+            <wp:cNvGraphicFramePr>
+              <a:graphicFrameLocks xmlns:a="http://schemas.openxmlformats.org/drawingml/2006/main" noChangeAspect="1"/>
+            </wp:cNvGraphicFramePr>
+            <a:graphic xmlns:a="http://schemas.openxmlformats.org/drawingml/2006/main">
+              <a:graphicData uri="http://schemas.openxmlformats.org/drawingml/2006/picture">
+                <pic:pic xmlns:pic="http://schemas.openxmlformats.org/drawingml/2006/picture">
+                  <pic:nvPicPr>
+                    <pic:cNvPr id="1825900916" name="Picture 4" descr="A black letter with a white background&#10;&#10;AI-generated content may be incorrect."/>
+                    <pic:cNvPicPr>
+                      <a:picLocks noChangeAspect="1" noChangeArrowheads="1"/>
+                    </pic:cNvPicPr>
+                  </pic:nvPicPr>
+                  <pic:blipFill>
+                    <a:blip r:embed="rId9">
+                      <a:extLst>
+                        <a:ext uri="{28A0092B-C50C-407E-A947-70E740481C1C}">
+                          <a14:useLocalDpi xmlns:a14="http://schemas.microsoft.com/office/drawing/2010/main" val="0"/>
+                        </a:ext>
+                      </a:extLst>
+                    </a:blip>
+                    <a:srcRect/>
+                    <a:stretch>
+                      <a:fillRect/>
+                    </a:stretch>
+                  </pic:blipFill>
+                  <pic:spPr bwMode="auto">
+                    <a:xfrm>
+                      <a:off x="0" y="0"/>
+                      <a:ext cx="1219200" cy="1219200"/>
+                    </a:xfrm>
+                    <a:prstGeom prst="rect">
+                      <a:avLst/>
+                    </a:prstGeom>
+                    <a:noFill/>
+                    <a:ln>
+                      <a:noFill/>
+                    </a:ln>
+                  </pic:spPr>
+                </pic:pic>
+              </a:graphicData>
+            </a:graphic>
+          </wp:anchor>
+        </w:drawing>
+      </w:r>
+      <w:r>
+        <w:t>Emellett találtunk olyan karaktereket, ahol a kis és nagy változatok vagy nagyon hasonlóak, vagy akár teljesen megegyeznek egymással. Ez várhatóan rontani fogja a találati rátát ezeknél a karaktereknél.</w:t>
+      </w:r>
+    </w:p>
+    <w:p>
+      <w:r>
+        <w:rPr>
+          <w:noProof/>
+        </w:rPr>
+        <mc:AlternateContent>
+          <mc:Choice Requires="wps">
+            <w:drawing>
+              <wp:anchor distT="0" distB="0" distL="114300" distR="114300" simplePos="0" relativeHeight="251667456" behindDoc="0" locked="0" layoutInCell="1" allowOverlap="1" wp14:anchorId="61EBCE3D" wp14:editId="3413A96F">
+                <wp:simplePos x="0" y="0"/>
+                <wp:positionH relativeFrom="margin">
+                  <wp:align>right</wp:align>
+                </wp:positionH>
+                <wp:positionV relativeFrom="paragraph">
+                  <wp:posOffset>34925</wp:posOffset>
+                </wp:positionV>
+                <wp:extent cx="1209675" cy="238125"/>
+                <wp:effectExtent l="0" t="0" r="0" b="0"/>
+                <wp:wrapNone/>
+                <wp:docPr id="586211122" name="Rectangle 5"/>
+                <wp:cNvGraphicFramePr/>
+                <a:graphic xmlns:a="http://schemas.openxmlformats.org/drawingml/2006/main">
+                  <a:graphicData uri="http://schemas.microsoft.com/office/word/2010/wordprocessingShape">
+                    <wps:wsp>
+                      <wps:cNvSpPr/>
+                      <wps:spPr>
+                        <a:xfrm>
+                          <a:off x="0" y="0"/>
+                          <a:ext cx="1209675" cy="238125"/>
+                        </a:xfrm>
+                        <a:prstGeom prst="rect">
+                          <a:avLst/>
+                        </a:prstGeom>
+                        <a:noFill/>
+                        <a:ln>
+                          <a:noFill/>
+                        </a:ln>
+                      </wps:spPr>
+                      <wps:style>
+                        <a:lnRef idx="2">
+                          <a:schemeClr val="accent1">
+                            <a:shade val="15000"/>
+                          </a:schemeClr>
+                        </a:lnRef>
+                        <a:fillRef idx="1">
+                          <a:schemeClr val="accent1"/>
+                        </a:fillRef>
+                        <a:effectRef idx="0">
+                          <a:schemeClr val="accent1"/>
+                        </a:effectRef>
+                        <a:fontRef idx="minor">
+                          <a:schemeClr val="lt1"/>
+                        </a:fontRef>
+                      </wps:style>
+                      <wps:txbx>
+                        <w:txbxContent>
+                          <w:p>
+                            <w:pPr>
+                              <w:pStyle w:val="Caption"/>
+                              <w:jc w:val="center"/>
+                            </w:pPr>
+                            <w:r>
+                              <w:t xml:space="preserve">Egy kép a </w:t>
+                            </w:r>
+                            <w:r>
+                              <w:t>kis q</w:t>
+                            </w:r>
+                            <w:r>
+                              <w:rPr>
+                                <w:noProof/>
+                              </w:rPr>
+                              <w:t>-kból</w:t>
+                            </w:r>
+                          </w:p>
+                        </w:txbxContent>
+                      </wps:txbx>
+                      <wps:bodyPr rot="0" spcFirstLastPara="0" vertOverflow="overflow" horzOverflow="overflow" vert="horz" wrap="square" lIns="91440" tIns="45720" rIns="91440" bIns="45720" numCol="1" spcCol="0" rtlCol="0" fromWordArt="0" anchor="ctr" anchorCtr="0" forceAA="0" compatLnSpc="1">
+                        <a:prstTxWarp prst="textNoShape">
+                          <a:avLst/>
+                        </a:prstTxWarp>
+                        <a:noAutofit/>
+                      </wps:bodyPr>
+                    </wps:wsp>
+                  </a:graphicData>
+                </a:graphic>
+                <wp14:sizeRelH relativeFrom="margin">
+                  <wp14:pctWidth>0</wp14:pctWidth>
+                </wp14:sizeRelH>
+                <wp14:sizeRelV relativeFrom="margin">
+                  <wp14:pctHeight>0</wp14:pctHeight>
+                </wp14:sizeRelV>
+              </wp:anchor>
+            </w:drawing>
+          </mc:Choice>
+          <mc:Fallback>
+            <w:pict>
+              <v:rect w14:anchorId="61EBCE3D" id="Rectangle 5" o:spid="_x0000_s1027" style="position:absolute;margin-left:44.05pt;margin-top:2.75pt;width:95.25pt;height:18.75pt;z-index:251667456;visibility:visible;mso-wrap-style:square;mso-width-percent:0;mso-height-percent:0;mso-wrap-distance-left:9pt;mso-wrap-distance-top:0;mso-wrap-distance-right:9pt;mso-wrap-distance-bottom:0;mso-position-horizontal:right;mso-position-horizontal-relative:margin;mso-position-vertical:absolute;mso-position-vertical-relative:text;mso-width-percent:0;mso-height-percent:0;mso-width-relative:margin;mso-height-relative:margin;v-text-anchor:middle" o:gfxdata="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" filled="f" stroked="f" strokeweight="1pt">
+                <v:textbox>
+                  <w:txbxContent>
+                    <w:p>
+                      <w:pPr>
+                        <w:pStyle w:val="Caption"/>
+                        <w:jc w:val="center"/>
+                      </w:pPr>
+                      <w:r>
+                        <w:t xml:space="preserve">Egy kép a </w:t>
+                      </w:r>
+                      <w:r>
+                        <w:t>kis q</w:t>
+                      </w:r>
+                      <w:r>
+                        <w:rPr>
+                          <w:noProof/>
+                        </w:rPr>
+                        <w:t>-kból</w:t>
+                      </w:r>
+                    </w:p>
+                  </w:txbxContent>
+                </v:textbox>
+                <w10:wrap anchorx="margin"/>
+              </v:rect>
+            </w:pict>
+          </mc:Fallback>
+        </mc:AlternateContent>
+      </w:r>
+      <w:r>
+        <w:rPr>
+          <w:noProof/>
+        </w:rPr>
+        <mc:AlternateContent>
+          <mc:Choice Requires="wps">
+            <w:drawing>
+              <wp:anchor distT="0" distB="0" distL="114300" distR="114300" simplePos="0" relativeHeight="251665408" behindDoc="0" locked="0" layoutInCell="1" allowOverlap="1" wp14:anchorId="6347263E" wp14:editId="69E8CC0F">
+                <wp:simplePos x="0" y="0"/>
+                <wp:positionH relativeFrom="column">
+                  <wp:posOffset>3181985</wp:posOffset>
+                </wp:positionH>
+                <wp:positionV relativeFrom="paragraph">
+                  <wp:posOffset>24130</wp:posOffset>
+                </wp:positionV>
+                <wp:extent cx="1295400" cy="238125"/>
+                <wp:effectExtent l="0" t="0" r="0" b="0"/>
+                <wp:wrapNone/>
+                <wp:docPr id="77766993" name="Rectangle 5"/>
+                <wp:cNvGraphicFramePr/>
+                <a:graphic xmlns:a="http://schemas.openxmlformats.org/drawingml/2006/main">
+                  <a:graphicData uri="http://schemas.microsoft.com/office/word/2010/wordprocessingShape">
+                    <wps:wsp>
+                      <wps:cNvSpPr/>
+                      <wps:spPr>
+                        <a:xfrm>
+                          <a:off x="0" y="0"/>
+                          <a:ext cx="1295400" cy="238125"/>
+                        </a:xfrm>
+                        <a:prstGeom prst="rect">
+                          <a:avLst/>
+                        </a:prstGeom>
+                        <a:noFill/>
+                        <a:ln>
+                          <a:noFill/>
+                        </a:ln>
+                      </wps:spPr>
+                      <wps:style>
+                        <a:lnRef idx="2">
+                          <a:schemeClr val="accent1">
+                            <a:shade val="15000"/>
+                          </a:schemeClr>
+                        </a:lnRef>
+                        <a:fillRef idx="1">
+                          <a:schemeClr val="accent1"/>
+                        </a:fillRef>
+                        <a:effectRef idx="0">
+                          <a:schemeClr val="accent1"/>
+                        </a:effectRef>
+                        <a:fontRef idx="minor">
+                          <a:schemeClr val="lt1"/>
+                        </a:fontRef>
+                      </wps:style>
+                      <wps:txbx>
+                        <w:txbxContent>
+                          <w:p>
+                            <w:pPr>
+                              <w:pStyle w:val="Caption"/>
+                              <w:jc w:val="center"/>
+                            </w:pPr>
+                            <w:r>
+                              <w:t>Egy kép a nagy Q</w:t>
+                            </w:r>
+                            <w:r>
+                              <w:rPr>
+                                <w:noProof/>
+                              </w:rPr>
+                              <w:t>-kból</w:t>
+                            </w:r>
+                          </w:p>
+                        </w:txbxContent>
+                      </wps:txbx>
+                      <wps:bodyPr rot="0" spcFirstLastPara="0" vertOverflow="overflow" horzOverflow="overflow" vert="horz" wrap="square" lIns="91440" tIns="45720" rIns="91440" bIns="45720" numCol="1" spcCol="0" rtlCol="0" fromWordArt="0" anchor="ctr" anchorCtr="0" forceAA="0" compatLnSpc="1">
+                        <a:prstTxWarp prst="textNoShape">
+                          <a:avLst/>
+                        </a:prstTxWarp>
+                        <a:noAutofit/>
+                      </wps:bodyPr>
+                    </wps:wsp>
+                  </a:graphicData>
+                </a:graphic>
+                <wp14:sizeRelH relativeFrom="margin">
+                  <wp14:pctWidth>0</wp14:pctWidth>
+                </wp14:sizeRelH>
+                <wp14:sizeRelV relativeFrom="margin">
+                  <wp14:pctHeight>0</wp14:pctHeight>
+                </wp14:sizeRelV>
+              </wp:anchor>
+            </w:drawing>
+          </mc:Choice>
+          <mc:Fallback>
+            <w:pict>
+              <v:rect w14:anchorId="6347263E" id="_x0000_s1028" style="position:absolute;margin-left:250.55pt;margin-top:1.9pt;width:102pt;height:18.75pt;z-index:251665408;visibility:visible;mso-wrap-style:square;mso-width-percent:0;mso-height-percent:0;mso-wrap-distance-left:9pt;mso-wrap-distance-top:0;mso-wrap-distance-right:9pt;mso-wrap-distance-bottom:0;mso-position-horizontal:absolute;mso-position-horizontal-relative:text;mso-position-vertical:absolute;mso-position-vertical-relative:text;mso-width-percent:0;mso-height-percent:0;mso-width-relative:margin;mso-height-relative:margin;v-text-anchor:middle" o:gfxdata="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" filled="f" stroked="f" strokeweight="1pt">
+                <v:textbox>
+                  <w:txbxContent>
+                    <w:p>
+                      <w:pPr>
+                        <w:pStyle w:val="Caption"/>
+                        <w:jc w:val="center"/>
+                      </w:pPr>
+                      <w:r>
+                        <w:t>Egy kép a nagy Q</w:t>
+                      </w:r>
+                      <w:r>
+                        <w:rPr>
+                          <w:noProof/>
+                        </w:rPr>
+                        <w:t>-kból</w:t>
+                      </w:r>
+                    </w:p>
+                  </w:txbxContent>
+                </v:textbox>
+              </v:rect>
+            </w:pict>
+          </mc:Fallback>
+        </mc:AlternateContent>
+      </w:r>
+    </w:p>
+    <w:p>
+      <w:r>
+        <w:rPr>
+          <w:noProof/>
+        </w:rPr>
+        <w:drawing>
+          <wp:anchor distT="0" distB="0" distL="114300" distR="114300" simplePos="0" relativeHeight="251660288" behindDoc="0" locked="0" layoutInCell="1" allowOverlap="1" wp14:anchorId="75EEB4EF" wp14:editId="12B4CF3F">
+            <wp:simplePos x="0" y="0"/>
+            <wp:positionH relativeFrom="margin">
+              <wp:align>right</wp:align>
+            </wp:positionH>
+            <wp:positionV relativeFrom="paragraph">
+              <wp:posOffset>8890</wp:posOffset>
+            </wp:positionV>
+            <wp:extent cx="1219200" cy="1219200"/>
+            <wp:effectExtent l="0" t="0" r="0" b="0"/>
+            <wp:wrapSquare wrapText="bothSides"/>
+            <wp:docPr id="514786697" name="Picture 2" descr="A black swirly design on a white background&#10;&#10;AI-generated content may be incorrect."/>
+            <wp:cNvGraphicFramePr>
+              <a:graphicFrameLocks xmlns:a="http://schemas.openxmlformats.org/drawingml/2006/main" noChangeAspect="1"/>
+            </wp:cNvGraphicFramePr>
+            <a:graphic xmlns:a="http://schemas.openxmlformats.org/drawingml/2006/main">
+              <a:graphicData uri="http://schemas.openxmlformats.org/drawingml/2006/picture">
+                <pic:pic xmlns:pic="http://schemas.openxmlformats.org/drawingml/2006/picture">
+                  <pic:nvPicPr>
+                    <pic:cNvPr id="514786697" name="Picture 2" descr="A black swirly design on a white background&#10;&#10;AI-generated content may be incorrect."/>
+                    <pic:cNvPicPr>
+                      <a:picLocks noChangeAspect="1" noChangeArrowheads="1"/>
+                    </pic:cNvPicPr>
+                  </pic:nvPicPr>
+                  <pic:blipFill>
+                    <a:blip r:embed="rId10">
+                      <a:extLst>
+                        <a:ext uri="{28A0092B-C50C-407E-A947-70E740481C1C}">
+                          <a14:useLocalDpi xmlns:a14="http://schemas.microsoft.com/office/drawing/2010/main" val="0"/>
+                        </a:ext>
+                      </a:extLst>
+                    </a:blip>
+                    <a:srcRect/>
+                    <a:stretch>
+                      <a:fillRect/>
+                    </a:stretch>
+                  </pic:blipFill>
+                  <pic:spPr bwMode="auto">
+                    <a:xfrm>
+                      <a:off x="0" y="0"/>
+                      <a:ext cx="1219200" cy="1219200"/>
+                    </a:xfrm>
+                    <a:prstGeom prst="rect">
+                      <a:avLst/>
+                    </a:prstGeom>
+                    <a:noFill/>
+                    <a:ln>
+                      <a:noFill/>
+                    </a:ln>
+                  </pic:spPr>
+                </pic:pic>
+              </a:graphicData>
+            </a:graphic>
+          </wp:anchor>
+        </w:drawing>
+      </w:r>
+      <w:r>
+        <w:t>Találtunk más „érdekes” karaktereket is, amik emberi szemmel nem nagyon lehet meghatározni. Érdekes lesz látni, hogy a modell hogyan fog ezekre reagálni és meg tudja-e tanulni azonosítani őket.</w:t>
+      </w:r>
+    </w:p>
+    <w:p>
+      <w:r>
+        <w:rPr>
+          <w:noProof/>
+        </w:rPr>
+        <mc:AlternateContent>
+          <mc:Choice Requires="wps">
+            <w:drawing>
+              <wp:anchor distT="0" distB="0" distL="114300" distR="114300" simplePos="0" relativeHeight="251664384" behindDoc="0" locked="0" layoutInCell="1" allowOverlap="1" wp14:anchorId="68C4EBE1" wp14:editId="57A62335">
+                <wp:simplePos x="0" y="0"/>
+                <wp:positionH relativeFrom="margin">
+                  <wp:posOffset>4724400</wp:posOffset>
+                </wp:positionH>
+                <wp:positionV relativeFrom="paragraph">
+                  <wp:posOffset>534035</wp:posOffset>
+                </wp:positionV>
+                <wp:extent cx="1219200" cy="142875"/>
+                <wp:effectExtent l="0" t="0" r="0" b="9525"/>
+                <wp:wrapSquare wrapText="bothSides"/>
+                <wp:docPr id="2102870784" name="Text Box 1"/>
+                <wp:cNvGraphicFramePr/>
+                <a:graphic xmlns:a="http://schemas.openxmlformats.org/drawingml/2006/main">
+                  <a:graphicData uri="http://schemas.microsoft.com/office/word/2010/wordprocessingShape">
+                    <wps:wsp>
+                      <wps:cNvSpPr txBox="1"/>
+                      <wps:spPr>
+                        <a:xfrm>
+                          <a:off x="0" y="0"/>
+                          <a:ext cx="1219200" cy="142875"/>
+                        </a:xfrm>
+                        <a:prstGeom prst="rect">
+                          <a:avLst/>
+                        </a:prstGeom>
+                        <a:noFill/>
+                        <a:ln>
+                          <a:noFill/>
+                        </a:ln>
+                      </wps:spPr>
+                      <wps:txbx>
+                        <w:txbxContent>
+                          <w:p>
+                            <w:pPr>
+                              <w:pStyle w:val="Caption"/>
+                              <w:jc w:val="center"/>
+                              <w:rPr>
+                                <w:noProof/>
+                              </w:rPr>
+                            </w:pPr>
+                            <w:r>
+                              <w:t>Érdekes L</w:t>
+                            </w:r>
+                          </w:p>
+                        </w:txbxContent>
+                      </wps:txbx>
+                      <wps:bodyPr rot="0" spcFirstLastPara="0" vertOverflow="overflow" horzOverflow="overflow" vert="horz" wrap="square" lIns="0" tIns="0" rIns="0" bIns="0" numCol="1" spcCol="0" rtlCol="0" fromWordArt="0" anchor="t" anchorCtr="0" forceAA="0" compatLnSpc="1">
+                        <a:prstTxWarp prst="textNoShape">
+                          <a:avLst/>
+                        </a:prstTxWarp>
+                        <a:noAutofit/>
+                      </wps:bodyPr>
+                    </wps:wsp>
+                  </a:graphicData>
+                </a:graphic>
+                <wp14:sizeRelV relativeFrom="margin">
+                  <wp14:pctHeight>0</wp14:pctHeight>
+                </wp14:sizeRelV>
+              </wp:anchor>
+            </w:drawing>
+          </mc:Choice>
+          <mc:Fallback>
+            <w:pict>
+              <v:shape w14:anchorId="68C4EBE1" id="_x0000_s1029" type="#_x0000_t202" style="position:absolute;margin-left:372pt;margin-top:42.05pt;width:96pt;height:11.25pt;z-index:251664384;visibility:visible;mso-wrap-style:square;mso-height-percent:0;mso-wrap-distance-left:9pt;mso-wrap-distance-top:0;mso-wrap-distance-right:9pt;mso-wrap-distance-bottom:0;mso-position-horizontal:absolute;mso-position-horizontal-relative:margin;mso-position-vertical:absolute;mso-position-vertical-relative:text;mso-height-percent:0;mso-height-relative:margin;v-text-anchor:top" o:gfxdata="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" filled="f" stroked="f">
+                <v:textbox inset="0,0,0,0">
+                  <w:txbxContent>
+                    <w:p>
+                      <w:pPr>
+                        <w:pStyle w:val="Caption"/>
+                        <w:jc w:val="center"/>
+                        <w:rPr>
+                          <w:noProof/>
+                        </w:rPr>
+                      </w:pPr>
+                      <w:r>
+                        <w:t>Érdekes L</w:t>
+                      </w:r>
+                    </w:p>
+                  </w:txbxContent>
+                </v:textbox>
+                <w10:wrap type="square" anchorx="margin"/>
+              </v:shape>
+            </w:pict>
+          </mc:Fallback>
+        </mc:AlternateContent>
+      </w:r>
+      <w:r>
+        <w:t>Az adathalmaz más szempontokból viszont igen kiváló, ugyanis a képek minősége rendkívül jó. Élesek, méretük azonos így ezen a téren nem kell rajtuk változtatni, vagy szűrni őket.</w:t>
+      </w:r>
+    </w:p>
+    <w:p>
+      <w:r>
+        <w:t>Emellett kaptunk még egy teszt adathalmazt is, melyek teljesen címkézetlenek. Ezt felhasználva fogjuk a projekt végén létrehozni a predikciós fájlunkat, ami alapján majd értékelhető lesz a modellünk.</w:t>
+      </w:r>
+    </w:p>
     <w:p>
       <w:r>
         <w:br w:type="page"/>
@@ -671,71 +1092,26 @@
           <w:numId w:val="3"/>
         </w:numPr>
         <w:ind w:left="990" w:hanging="630"/>
-        <w:rPr/>
-      </w:pPr>
-      <w:r>
-        <w:rPr/>
-        <w:t>Megvalósítás</w:t>
-      </w:r>
-      <w:r>
-        <w:rPr/>
-        <w:t xml:space="preserve"> </w:t>
-      </w:r>
-      <w:r>
-        <w:rPr/>
-        <w:t>lépései</w:t>
+      </w:pPr>
+      <w:r>
+        <w:lastRenderedPageBreak/>
+        <w:t>Megvalósítás lépései</w:t>
       </w:r>
     </w:p>
     <w:p/>
     <w:p>
       <w:r>
-        <w:rPr/>
-        <w:t>Shuffle Data</w:t>
-      </w:r>
-      <w:r>
-        <w:rPr/>
-        <w:t xml:space="preserve">, </w:t>
-      </w:r>
-      <w:r>
-        <w:rPr/>
+        <w:t xml:space="preserve">Shuffle Data, </w:t>
+      </w:r>
+      <w:r>
         <w:t>Cross-validation</w:t>
       </w:r>
       <w:r>
-        <w:rPr/>
-        <w:t xml:space="preserve">, </w:t>
-      </w:r>
-      <w:r>
-        <w:rPr/>
-        <w:t>Early Stopping</w:t>
-      </w:r>
-      <w:r>
-        <w:rPr/>
-        <w:t xml:space="preserve">, </w:t>
-      </w:r>
-      <w:r>
-        <w:rPr/>
-        <w:t>Dropout Regularization</w:t>
-      </w:r>
-      <w:r>
-        <w:rPr/>
-        <w:t xml:space="preserve">, </w:t>
-      </w:r>
-      <w:r>
-        <w:rPr/>
-        <w:t>L1/L2 Regularization</w:t>
-      </w:r>
-      <w:r>
-        <w:rPr/>
-        <w:t>(?),</w:t>
+        <w:t>, Early Stopping, Dropout Regularization, L1/L2 Regularization(?),</w:t>
       </w:r>
     </w:p>
     <w:p/>
     <w:p>
-      <w:pPr>
-        <w:rPr>
-          <w:lang w:val="hu-HU"/>
-        </w:rPr>
-      </w:pPr>
       <w:r>
         <w:br w:type="page"/>
       </w:r>
@@ -747,10 +1123,9 @@
           <w:ilvl w:val="0"/>
           <w:numId w:val="3"/>
         </w:numPr>
-        <w:rPr/>
-      </w:pPr>
-      <w:r>
-        <w:rPr/>
+      </w:pPr>
+      <w:r>
+        <w:lastRenderedPageBreak/>
         <w:t>Eredmények</w:t>
       </w:r>
     </w:p>
@@ -769,7 +1144,7 @@
         <w:br w:type="page"/>
       </w:r>
       <w:r>
-        <w:rPr/>
+        <w:lastRenderedPageBreak/>
         <w:t>Konklúzió</w:t>
       </w:r>
     </w:p>
@@ -780,18 +1155,13 @@
           <w:ilvl w:val="0"/>
           <w:numId w:val="3"/>
         </w:numPr>
-        <w:rPr/>
       </w:pPr>
       <w:r>
         <w:br w:type="page"/>
       </w:r>
       <w:r>
-        <w:rPr/>
-        <w:t>Kontribúció</w:t>
-      </w:r>
-      <w:r>
-        <w:rPr/>
-        <w:t xml:space="preserve"> </w:t>
+        <w:lastRenderedPageBreak/>
+        <w:t xml:space="preserve">Kontribúció </w:t>
       </w:r>
       <w:r>
         <w:rPr>
@@ -803,7 +1173,7 @@
     <w:p>
       <w:pPr>
         <w:rPr>
-          <w:rFonts w:ascii="Aptos Display" w:hAnsi="Aptos Display" w:eastAsia="" w:cs="Times New Roman" w:asciiTheme="majorAscii" w:hAnsiTheme="majorAscii" w:eastAsiaTheme="majorEastAsia" w:cstheme="majorBidi"/>
+          <w:rFonts w:asciiTheme="majorHAnsi" w:eastAsiaTheme="majorEastAsia" w:hAnsiTheme="majorHAnsi" w:cstheme="majorBidi"/>
           <w:sz w:val="44"/>
           <w:szCs w:val="44"/>
         </w:rPr>
@@ -824,42 +1194,26 @@
           <w:tab w:val="left" w:pos="990"/>
           <w:tab w:val="left" w:pos="1170"/>
         </w:tabs>
-        <w:ind/>
-        <w:rPr/>
-      </w:pPr>
-      <w:r>
-        <w:rPr/>
-        <w:t>Irodalomjegy</w:t>
-      </w:r>
-      <w:r>
-        <w:rPr/>
-        <w:t>zék</w:t>
-      </w:r>
-    </w:p>
-    <w:p>
-      <w:pPr>
-        <w:pStyle w:val="Normal"/>
+      </w:pPr>
+      <w:r>
+        <w:lastRenderedPageBreak/>
+        <w:t>Irodalomjegyzék</w:t>
+      </w:r>
+    </w:p>
+    <w:p>
+      <w:pPr>
         <w:tabs>
-          <w:tab w:val="left" w:leader="none" w:pos="810"/>
-          <w:tab w:val="left" w:leader="none" w:pos="990"/>
-          <w:tab w:val="left" w:leader="none" w:pos="1170"/>
+          <w:tab w:val="left" w:pos="810"/>
+          <w:tab w:val="left" w:pos="990"/>
+          <w:tab w:val="left" w:pos="1170"/>
         </w:tabs>
       </w:pPr>
     </w:p>
     <w:p>
-      <w:pPr>
-        <w:pStyle w:val="Normal"/>
-        <w:ind w:left="0"/>
-        <w:rPr>
-          <w:sz w:val="24"/>
-          <w:szCs w:val="24"/>
-        </w:rPr>
-      </w:pPr>
-      <w:r>
-        <w:rPr/>
+      <w:r>
         <w:t xml:space="preserve">1: </w:t>
       </w:r>
-      <w:hyperlink r:id="Rc8494507c99c4f4f">
+      <w:hyperlink r:id="rId11">
         <w:r>
           <w:rPr>
             <w:rStyle w:val="Hyperlink"/>
@@ -869,19 +1223,13 @@
       </w:hyperlink>
     </w:p>
     <w:p>
-      <w:pPr>
-        <w:pStyle w:val="Normal"/>
-        <w:ind w:left="0"/>
-      </w:pPr>
-      <w:r>
-        <w:rPr/>
+      <w:r>
         <w:t>2:</w:t>
       </w:r>
       <w:r>
-        <w:rPr/>
         <w:t xml:space="preserve"> </w:t>
       </w:r>
-      <w:hyperlink r:id="Rc29ef6c703f24e91">
+      <w:hyperlink r:id="rId12">
         <w:r>
           <w:rPr>
             <w:rStyle w:val="Hyperlink"/>
@@ -893,7 +1241,7 @@
     <w:p/>
     <w:p/>
     <w:sectPr>
-      <w:pgSz w:w="12240" w:h="15840" w:orient="portrait"/>
+      <w:pgSz w:w="12240" w:h="15840"/>
       <w:pgMar w:top="1440" w:right="1440" w:bottom="1440" w:left="1440" w:header="720" w:footer="720" w:gutter="0"/>
       <w:cols w:space="720"/>
       <w:docGrid w:linePitch="360"/>
@@ -917,7 +1265,7 @@
         <w:ind w:left="720" w:hanging="360"/>
       </w:pPr>
       <w:rPr>
-        <w:rFonts w:hint="default" w:ascii="Symbol" w:hAnsi="Symbol"/>
+        <w:rFonts w:ascii="Symbol" w:hAnsi="Symbol" w:hint="default"/>
       </w:rPr>
     </w:lvl>
     <w:lvl w:ilvl="1" w:tplc="04090003" w:tentative="1">
@@ -929,7 +1277,7 @@
         <w:ind w:left="1440" w:hanging="360"/>
       </w:pPr>
       <w:rPr>
-        <w:rFonts w:hint="default" w:ascii="Courier New" w:hAnsi="Courier New" w:cs="Courier New"/>
+        <w:rFonts w:ascii="Courier New" w:hAnsi="Courier New" w:cs="Courier New" w:hint="default"/>
       </w:rPr>
     </w:lvl>
     <w:lvl w:ilvl="2" w:tplc="04090005" w:tentative="1">
@@ -941,7 +1289,7 @@
         <w:ind w:left="2160" w:hanging="360"/>
       </w:pPr>
       <w:rPr>
-        <w:rFonts w:hint="default" w:ascii="Wingdings" w:hAnsi="Wingdings"/>
+        <w:rFonts w:ascii="Wingdings" w:hAnsi="Wingdings" w:hint="default"/>
       </w:rPr>
     </w:lvl>
     <w:lvl w:ilvl="3" w:tplc="04090001" w:tentative="1">
@@ -953,7 +1301,7 @@
         <w:ind w:left="2880" w:hanging="360"/>
       </w:pPr>
       <w:rPr>
-        <w:rFonts w:hint="default" w:ascii="Symbol" w:hAnsi="Symbol"/>
+        <w:rFonts w:ascii="Symbol" w:hAnsi="Symbol" w:hint="default"/>
       </w:rPr>
     </w:lvl>
     <w:lvl w:ilvl="4" w:tplc="04090003" w:tentative="1">
@@ -965,7 +1313,7 @@
         <w:ind w:left="3600" w:hanging="360"/>
       </w:pPr>
       <w:rPr>
-        <w:rFonts w:hint="default" w:ascii="Courier New" w:hAnsi="Courier New" w:cs="Courier New"/>
+        <w:rFonts w:ascii="Courier New" w:hAnsi="Courier New" w:cs="Courier New" w:hint="default"/>
       </w:rPr>
     </w:lvl>
     <w:lvl w:ilvl="5" w:tplc="04090005" w:tentative="1">
@@ -977,7 +1325,7 @@
         <w:ind w:left="4320" w:hanging="360"/>
       </w:pPr>
       <w:rPr>
-        <w:rFonts w:hint="default" w:ascii="Wingdings" w:hAnsi="Wingdings"/>
+        <w:rFonts w:ascii="Wingdings" w:hAnsi="Wingdings" w:hint="default"/>
       </w:rPr>
     </w:lvl>
     <w:lvl w:ilvl="6" w:tplc="04090001" w:tentative="1">
@@ -989,7 +1337,7 @@
         <w:ind w:left="5040" w:hanging="360"/>
       </w:pPr>
       <w:rPr>
-        <w:rFonts w:hint="default" w:ascii="Symbol" w:hAnsi="Symbol"/>
+        <w:rFonts w:ascii="Symbol" w:hAnsi="Symbol" w:hint="default"/>
       </w:rPr>
     </w:lvl>
     <w:lvl w:ilvl="7" w:tplc="04090003" w:tentative="1">
@@ -1001,7 +1349,7 @@
         <w:ind w:left="5760" w:hanging="360"/>
       </w:pPr>
       <w:rPr>
-        <w:rFonts w:hint="default" w:ascii="Courier New" w:hAnsi="Courier New" w:cs="Courier New"/>
+        <w:rFonts w:ascii="Courier New" w:hAnsi="Courier New" w:cs="Courier New" w:hint="default"/>
       </w:rPr>
     </w:lvl>
     <w:lvl w:ilvl="8" w:tplc="04090005" w:tentative="1">
@@ -1013,7 +1361,7 @@
         <w:ind w:left="6480" w:hanging="360"/>
       </w:pPr>
       <w:rPr>
-        <w:rFonts w:hint="default" w:ascii="Wingdings" w:hAnsi="Wingdings"/>
+        <w:rFonts w:ascii="Wingdings" w:hAnsi="Wingdings" w:hint="default"/>
       </w:rPr>
     </w:lvl>
   </w:abstractNum>
@@ -1206,7 +1554,7 @@
   <w:docDefaults>
     <w:rPrDefault>
       <w:rPr>
-        <w:rFonts w:asciiTheme="minorHAnsi" w:hAnsiTheme="minorHAnsi" w:eastAsiaTheme="minorHAnsi" w:cstheme="minorBidi"/>
+        <w:rFonts w:asciiTheme="minorHAnsi" w:eastAsiaTheme="minorHAnsi" w:hAnsiTheme="minorHAnsi" w:cstheme="minorBidi"/>
         <w:kern w:val="2"/>
         <w:sz w:val="24"/>
         <w:szCs w:val="24"/>
@@ -1223,14 +1571,14 @@
   <w:latentStyles w:defLockedState="0" w:defUIPriority="99" w:defSemiHidden="0" w:defUnhideWhenUsed="0" w:defQFormat="0" w:count="376">
     <w:lsdException w:name="Normal" w:uiPriority="0" w:qFormat="1"/>
     <w:lsdException w:name="heading 1" w:uiPriority="9" w:qFormat="1"/>
-    <w:lsdException w:name="heading 2" w:uiPriority="9" w:semiHidden="1" w:unhideWhenUsed="1" w:qFormat="1"/>
-    <w:lsdException w:name="heading 3" w:uiPriority="9" w:semiHidden="1" w:unhideWhenUsed="1" w:qFormat="1"/>
-    <w:lsdException w:name="heading 4" w:uiPriority="9" w:semiHidden="1" w:unhideWhenUsed="1" w:qFormat="1"/>
-    <w:lsdException w:name="heading 5" w:uiPriority="9" w:semiHidden="1" w:unhideWhenUsed="1" w:qFormat="1"/>
-    <w:lsdException w:name="heading 6" w:uiPriority="9" w:semiHidden="1" w:unhideWhenUsed="1" w:qFormat="1"/>
-    <w:lsdException w:name="heading 7" w:uiPriority="9" w:semiHidden="1" w:unhideWhenUsed="1" w:qFormat="1"/>
-    <w:lsdException w:name="heading 8" w:uiPriority="9" w:semiHidden="1" w:unhideWhenUsed="1" w:qFormat="1"/>
-    <w:lsdException w:name="heading 9" w:uiPriority="9" w:semiHidden="1" w:unhideWhenUsed="1" w:qFormat="1"/>
+    <w:lsdException w:name="heading 2" w:semiHidden="1" w:uiPriority="9" w:unhideWhenUsed="1" w:qFormat="1"/>
+    <w:lsdException w:name="heading 3" w:semiHidden="1" w:uiPriority="9" w:unhideWhenUsed="1" w:qFormat="1"/>
+    <w:lsdException w:name="heading 4" w:semiHidden="1" w:uiPriority="9" w:unhideWhenUsed="1" w:qFormat="1"/>
+    <w:lsdException w:name="heading 5" w:semiHidden="1" w:uiPriority="9" w:unhideWhenUsed="1" w:qFormat="1"/>
+    <w:lsdException w:name="heading 6" w:semiHidden="1" w:uiPriority="9" w:unhideWhenUsed="1" w:qFormat="1"/>
+    <w:lsdException w:name="heading 7" w:semiHidden="1" w:uiPriority="9" w:unhideWhenUsed="1" w:qFormat="1"/>
+    <w:lsdException w:name="heading 8" w:semiHidden="1" w:uiPriority="9" w:unhideWhenUsed="1" w:qFormat="1"/>
+    <w:lsdException w:name="heading 9" w:semiHidden="1" w:uiPriority="9" w:unhideWhenUsed="1" w:qFormat="1"/>
     <w:lsdException w:name="index 1" w:semiHidden="1" w:unhideWhenUsed="1"/>
     <w:lsdException w:name="index 2" w:semiHidden="1" w:unhideWhenUsed="1"/>
     <w:lsdException w:name="index 3" w:semiHidden="1" w:unhideWhenUsed="1"/>
@@ -1240,22 +1588,22 @@
     <w:lsdException w:name="index 7" w:semiHidden="1" w:unhideWhenUsed="1"/>
     <w:lsdException w:name="index 8" w:semiHidden="1" w:unhideWhenUsed="1"/>
     <w:lsdException w:name="index 9" w:semiHidden="1" w:unhideWhenUsed="1"/>
-    <w:lsdException w:name="toc 1" w:uiPriority="39" w:semiHidden="1" w:unhideWhenUsed="1"/>
-    <w:lsdException w:name="toc 2" w:uiPriority="39" w:semiHidden="1" w:unhideWhenUsed="1"/>
-    <w:lsdException w:name="toc 3" w:uiPriority="39" w:semiHidden="1" w:unhideWhenUsed="1"/>
-    <w:lsdException w:name="toc 4" w:uiPriority="39" w:semiHidden="1" w:unhideWhenUsed="1"/>
-    <w:lsdException w:name="toc 5" w:uiPriority="39" w:semiHidden="1" w:unhideWhenUsed="1"/>
-    <w:lsdException w:name="toc 6" w:uiPriority="39" w:semiHidden="1" w:unhideWhenUsed="1"/>
-    <w:lsdException w:name="toc 7" w:uiPriority="39" w:semiHidden="1" w:unhideWhenUsed="1"/>
-    <w:lsdException w:name="toc 8" w:uiPriority="39" w:semiHidden="1" w:unhideWhenUsed="1"/>
-    <w:lsdException w:name="toc 9" w:uiPriority="39" w:semiHidden="1" w:unhideWhenUsed="1"/>
+    <w:lsdException w:name="toc 1" w:semiHidden="1" w:uiPriority="39" w:unhideWhenUsed="1"/>
+    <w:lsdException w:name="toc 2" w:semiHidden="1" w:uiPriority="39" w:unhideWhenUsed="1"/>
+    <w:lsdException w:name="toc 3" w:semiHidden="1" w:uiPriority="39" w:unhideWhenUsed="1"/>
+    <w:lsdException w:name="toc 4" w:semiHidden="1" w:uiPriority="39" w:unhideWhenUsed="1"/>
+    <w:lsdException w:name="toc 5" w:semiHidden="1" w:uiPriority="39" w:unhideWhenUsed="1"/>
+    <w:lsdException w:name="toc 6" w:semiHidden="1" w:uiPriority="39" w:unhideWhenUsed="1"/>
+    <w:lsdException w:name="toc 7" w:semiHidden="1" w:uiPriority="39" w:unhideWhenUsed="1"/>
+    <w:lsdException w:name="toc 8" w:semiHidden="1" w:uiPriority="39" w:unhideWhenUsed="1"/>
+    <w:lsdException w:name="toc 9" w:semiHidden="1" w:uiPriority="39" w:unhideWhenUsed="1"/>
     <w:lsdException w:name="Normal Indent" w:semiHidden="1" w:unhideWhenUsed="1"/>
     <w:lsdException w:name="footnote text" w:semiHidden="1" w:unhideWhenUsed="1"/>
     <w:lsdException w:name="annotation text" w:semiHidden="1" w:unhideWhenUsed="1"/>
     <w:lsdException w:name="header" w:semiHidden="1" w:unhideWhenUsed="1"/>
     <w:lsdException w:name="footer" w:semiHidden="1" w:unhideWhenUsed="1"/>
     <w:lsdException w:name="index heading" w:semiHidden="1" w:unhideWhenUsed="1"/>
-    <w:lsdException w:name="caption" w:uiPriority="35" w:semiHidden="1" w:unhideWhenUsed="1" w:qFormat="1"/>
+    <w:lsdException w:name="caption" w:semiHidden="1" w:uiPriority="35" w:unhideWhenUsed="1" w:qFormat="1"/>
     <w:lsdException w:name="table of figures" w:semiHidden="1" w:unhideWhenUsed="1"/>
     <w:lsdException w:name="envelope address" w:semiHidden="1" w:unhideWhenUsed="1"/>
     <w:lsdException w:name="envelope return" w:semiHidden="1" w:unhideWhenUsed="1"/>
@@ -1286,7 +1634,7 @@
     <w:lsdException w:name="Title" w:uiPriority="10" w:qFormat="1"/>
     <w:lsdException w:name="Closing" w:semiHidden="1" w:unhideWhenUsed="1"/>
     <w:lsdException w:name="Signature" w:semiHidden="1" w:unhideWhenUsed="1"/>
-    <w:lsdException w:name="Default Paragraph Font" w:uiPriority="1" w:semiHidden="1" w:unhideWhenUsed="1"/>
+    <w:lsdException w:name="Default Paragraph Font" w:semiHidden="1" w:uiPriority="1" w:unhideWhenUsed="1"/>
     <w:lsdException w:name="Body Text" w:semiHidden="1" w:unhideWhenUsed="1"/>
     <w:lsdException w:name="Body Text Indent" w:semiHidden="1" w:unhideWhenUsed="1"/>
     <w:lsdException w:name="List Continue" w:semiHidden="1" w:unhideWhenUsed="1"/>
@@ -1486,8 +1834,8 @@
     <w:lsdException w:name="Subtle Reference" w:uiPriority="31" w:qFormat="1"/>
     <w:lsdException w:name="Intense Reference" w:uiPriority="32" w:qFormat="1"/>
     <w:lsdException w:name="Book Title" w:uiPriority="33" w:qFormat="1"/>
-    <w:lsdException w:name="Bibliography" w:uiPriority="37" w:semiHidden="1" w:unhideWhenUsed="1"/>
-    <w:lsdException w:name="TOC Heading" w:uiPriority="39" w:semiHidden="1" w:unhideWhenUsed="1" w:qFormat="1"/>
+    <w:lsdException w:name="Bibliography" w:semiHidden="1" w:uiPriority="37" w:unhideWhenUsed="1"/>
+    <w:lsdException w:name="TOC Heading" w:semiHidden="1" w:uiPriority="39" w:unhideWhenUsed="1" w:qFormat="1"/>
     <w:lsdException w:name="Plain Table 1" w:uiPriority="41"/>
     <w:lsdException w:name="Plain Table 2" w:uiPriority="42"/>
     <w:lsdException w:name="Plain Table 3" w:uiPriority="43"/>
@@ -1598,218 +1946,217 @@
     <w:lsdException w:name="Unresolved Mention" w:semiHidden="1" w:unhideWhenUsed="1"/>
     <w:lsdException w:name="Smart Link" w:semiHidden="1" w:unhideWhenUsed="1"/>
   </w:latentStyles>
-  <w:style w:type="paragraph" w:styleId="Normal" w:default="1">
-    <w:uiPriority w:val="0"/>
+  <w:style w:type="paragraph" w:default="1" w:styleId="Normal">
     <w:name w:val="Normal"/>
     <w:qFormat/>
     <w:rsid w:val="2DE20F6E"/>
     <w:rPr>
-      <w:noProof w:val="0"/>
       <w:lang w:val="hu-HU"/>
     </w:rPr>
   </w:style>
   <w:style w:type="paragraph" w:styleId="Heading1">
-    <w:uiPriority w:val="9"/>
     <w:name w:val="heading 1"/>
     <w:basedOn w:val="Normal"/>
     <w:next w:val="Normal"/>
     <w:link w:val="Heading1Char"/>
+    <w:uiPriority w:val="9"/>
     <w:qFormat/>
     <w:rsid w:val="2DE20F6E"/>
-    <w:rPr>
-      <w:rFonts w:ascii="Aptos Display" w:hAnsi="Aptos Display" w:eastAsia="" w:cs="Times New Roman" w:asciiTheme="majorAscii" w:hAnsiTheme="majorAscii" w:eastAsiaTheme="majorEastAsia" w:cstheme="majorBidi"/>
-      <w:sz w:val="40"/>
-      <w:szCs w:val="40"/>
-    </w:rPr>
     <w:pPr>
-      <w:keepNext w:val="1"/>
-      <w:keepLines w:val="1"/>
+      <w:keepNext/>
+      <w:keepLines/>
       <w:spacing w:before="360" w:after="80"/>
       <w:outlineLvl w:val="0"/>
     </w:pPr>
+    <w:rPr>
+      <w:rFonts w:asciiTheme="majorHAnsi" w:eastAsiaTheme="majorEastAsia" w:hAnsiTheme="majorHAnsi" w:cstheme="majorBidi"/>
+      <w:sz w:val="40"/>
+      <w:szCs w:val="40"/>
+    </w:rPr>
   </w:style>
   <w:style w:type="paragraph" w:styleId="Heading2">
-    <w:uiPriority w:val="9"/>
     <w:name w:val="heading 2"/>
     <w:basedOn w:val="Normal"/>
     <w:next w:val="Normal"/>
+    <w:link w:val="Heading2Char"/>
+    <w:uiPriority w:val="9"/>
     <w:unhideWhenUsed/>
-    <w:link w:val="Heading2Char"/>
     <w:qFormat/>
     <w:rsid w:val="2DE20F6E"/>
-    <w:rPr>
-      <w:rFonts w:ascii="Aptos Display" w:hAnsi="Aptos Display" w:eastAsia="" w:cs="Times New Roman" w:asciiTheme="majorAscii" w:hAnsiTheme="majorAscii" w:eastAsiaTheme="majorEastAsia" w:cstheme="majorBidi"/>
-      <w:sz w:val="44"/>
-      <w:szCs w:val="44"/>
-    </w:rPr>
     <w:pPr>
-      <w:keepNext w:val="1"/>
-      <w:keepLines w:val="1"/>
+      <w:keepNext/>
+      <w:keepLines/>
       <w:spacing w:before="160" w:after="80"/>
       <w:outlineLvl w:val="1"/>
     </w:pPr>
+    <w:rPr>
+      <w:rFonts w:asciiTheme="majorHAnsi" w:eastAsiaTheme="majorEastAsia" w:hAnsiTheme="majorHAnsi" w:cstheme="majorBidi"/>
+      <w:sz w:val="44"/>
+      <w:szCs w:val="44"/>
+    </w:rPr>
   </w:style>
   <w:style w:type="paragraph" w:styleId="Heading3">
-    <w:uiPriority w:val="9"/>
     <w:name w:val="heading 3"/>
     <w:basedOn w:val="Normal"/>
     <w:next w:val="Normal"/>
+    <w:link w:val="Heading3Char"/>
+    <w:uiPriority w:val="9"/>
     <w:semiHidden/>
     <w:unhideWhenUsed/>
-    <w:link w:val="Heading3Char"/>
     <w:qFormat/>
     <w:rsid w:val="2DE20F6E"/>
-    <w:rPr>
-      <w:rFonts w:eastAsia="" w:cs="Times New Roman" w:eastAsiaTheme="majorEastAsia" w:cstheme="majorBidi"/>
-      <w:color w:val="0F4761" w:themeColor="accent1" w:themeTint="FF" w:themeShade="BF"/>
-      <w:sz w:val="28"/>
-      <w:szCs w:val="28"/>
-    </w:rPr>
     <w:pPr>
-      <w:keepNext w:val="1"/>
-      <w:keepLines w:val="1"/>
+      <w:keepNext/>
+      <w:keepLines/>
       <w:spacing w:before="160" w:after="80"/>
       <w:outlineLvl w:val="2"/>
     </w:pPr>
+    <w:rPr>
+      <w:rFonts w:eastAsiaTheme="majorEastAsia" w:cstheme="majorBidi"/>
+      <w:color w:val="0F4761" w:themeColor="accent1" w:themeShade="BF"/>
+      <w:sz w:val="28"/>
+      <w:szCs w:val="28"/>
+    </w:rPr>
   </w:style>
   <w:style w:type="paragraph" w:styleId="Heading4">
-    <w:uiPriority w:val="9"/>
     <w:name w:val="heading 4"/>
     <w:basedOn w:val="Normal"/>
     <w:next w:val="Normal"/>
+    <w:link w:val="Heading4Char"/>
+    <w:uiPriority w:val="9"/>
     <w:semiHidden/>
     <w:unhideWhenUsed/>
-    <w:link w:val="Heading4Char"/>
     <w:qFormat/>
     <w:rsid w:val="2DE20F6E"/>
-    <w:rPr>
-      <w:rFonts w:eastAsia="" w:cs="Times New Roman" w:eastAsiaTheme="majorEastAsia" w:cstheme="majorBidi"/>
-      <w:i w:val="1"/>
-      <w:iCs w:val="1"/>
-      <w:color w:val="0F4761" w:themeColor="accent1" w:themeTint="FF" w:themeShade="BF"/>
-    </w:rPr>
     <w:pPr>
-      <w:keepNext w:val="1"/>
-      <w:keepLines w:val="1"/>
+      <w:keepNext/>
+      <w:keepLines/>
       <w:spacing w:before="80" w:after="40"/>
       <w:outlineLvl w:val="3"/>
     </w:pPr>
+    <w:rPr>
+      <w:rFonts w:eastAsiaTheme="majorEastAsia" w:cstheme="majorBidi"/>
+      <w:i/>
+      <w:iCs/>
+      <w:color w:val="0F4761" w:themeColor="accent1" w:themeShade="BF"/>
+    </w:rPr>
   </w:style>
   <w:style w:type="paragraph" w:styleId="Heading5">
-    <w:uiPriority w:val="9"/>
     <w:name w:val="heading 5"/>
     <w:basedOn w:val="Normal"/>
     <w:next w:val="Normal"/>
+    <w:link w:val="Heading5Char"/>
+    <w:uiPriority w:val="9"/>
     <w:semiHidden/>
     <w:unhideWhenUsed/>
-    <w:link w:val="Heading5Char"/>
     <w:qFormat/>
     <w:rsid w:val="2DE20F6E"/>
-    <w:rPr>
-      <w:rFonts w:eastAsia="" w:cs="Times New Roman" w:eastAsiaTheme="majorEastAsia" w:cstheme="majorBidi"/>
-      <w:color w:val="0F4761" w:themeColor="accent1" w:themeTint="FF" w:themeShade="BF"/>
-    </w:rPr>
     <w:pPr>
-      <w:keepNext w:val="1"/>
-      <w:keepLines w:val="1"/>
+      <w:keepNext/>
+      <w:keepLines/>
       <w:spacing w:before="80" w:after="40"/>
       <w:outlineLvl w:val="4"/>
     </w:pPr>
+    <w:rPr>
+      <w:rFonts w:eastAsiaTheme="majorEastAsia" w:cstheme="majorBidi"/>
+      <w:color w:val="0F4761" w:themeColor="accent1" w:themeShade="BF"/>
+    </w:rPr>
   </w:style>
   <w:style w:type="paragraph" w:styleId="Heading6">
-    <w:uiPriority w:val="9"/>
     <w:name w:val="heading 6"/>
     <w:basedOn w:val="Normal"/>
     <w:next w:val="Normal"/>
+    <w:link w:val="Heading6Char"/>
+    <w:uiPriority w:val="9"/>
     <w:semiHidden/>
     <w:unhideWhenUsed/>
-    <w:link w:val="Heading6Char"/>
     <w:qFormat/>
     <w:rsid w:val="2DE20F6E"/>
-    <w:rPr>
-      <w:rFonts w:eastAsia="" w:cs="Times New Roman" w:eastAsiaTheme="majorEastAsia" w:cstheme="majorBidi"/>
-      <w:i w:val="1"/>
-      <w:iCs w:val="1"/>
-      <w:color w:val="595959" w:themeColor="text1" w:themeTint="A6" w:themeShade="FF"/>
-    </w:rPr>
     <w:pPr>
-      <w:keepNext w:val="1"/>
-      <w:keepLines w:val="1"/>
+      <w:keepNext/>
+      <w:keepLines/>
       <w:spacing w:before="40" w:after="0"/>
       <w:outlineLvl w:val="5"/>
     </w:pPr>
+    <w:rPr>
+      <w:rFonts w:eastAsiaTheme="majorEastAsia" w:cstheme="majorBidi"/>
+      <w:i/>
+      <w:iCs/>
+      <w:color w:val="595959" w:themeColor="text1" w:themeTint="A6"/>
+    </w:rPr>
   </w:style>
   <w:style w:type="paragraph" w:styleId="Heading7">
-    <w:uiPriority w:val="9"/>
     <w:name w:val="heading 7"/>
     <w:basedOn w:val="Normal"/>
     <w:next w:val="Normal"/>
+    <w:link w:val="Heading7Char"/>
+    <w:uiPriority w:val="9"/>
     <w:semiHidden/>
     <w:unhideWhenUsed/>
-    <w:link w:val="Heading7Char"/>
     <w:qFormat/>
     <w:rsid w:val="2DE20F6E"/>
-    <w:rPr>
-      <w:rFonts w:eastAsia="" w:cs="Times New Roman" w:eastAsiaTheme="majorEastAsia" w:cstheme="majorBidi"/>
-      <w:color w:val="595959" w:themeColor="text1" w:themeTint="A6" w:themeShade="FF"/>
-    </w:rPr>
     <w:pPr>
-      <w:keepNext w:val="1"/>
-      <w:keepLines w:val="1"/>
+      <w:keepNext/>
+      <w:keepLines/>
       <w:spacing w:before="40" w:after="0"/>
       <w:outlineLvl w:val="6"/>
     </w:pPr>
+    <w:rPr>
+      <w:rFonts w:eastAsiaTheme="majorEastAsia" w:cstheme="majorBidi"/>
+      <w:color w:val="595959" w:themeColor="text1" w:themeTint="A6"/>
+    </w:rPr>
   </w:style>
   <w:style w:type="paragraph" w:styleId="Heading8">
-    <w:uiPriority w:val="9"/>
     <w:name w:val="heading 8"/>
     <w:basedOn w:val="Normal"/>
     <w:next w:val="Normal"/>
+    <w:link w:val="Heading8Char"/>
+    <w:uiPriority w:val="9"/>
     <w:semiHidden/>
     <w:unhideWhenUsed/>
-    <w:link w:val="Heading8Char"/>
     <w:qFormat/>
     <w:rsid w:val="2DE20F6E"/>
-    <w:rPr>
-      <w:rFonts w:eastAsia="" w:cs="Times New Roman" w:eastAsiaTheme="majorEastAsia" w:cstheme="majorBidi"/>
-      <w:i w:val="1"/>
-      <w:iCs w:val="1"/>
-      <w:color w:val="272727"/>
-    </w:rPr>
     <w:pPr>
-      <w:keepNext w:val="1"/>
-      <w:keepLines w:val="1"/>
+      <w:keepNext/>
+      <w:keepLines/>
       <w:spacing w:after="0"/>
       <w:outlineLvl w:val="7"/>
     </w:pPr>
+    <w:rPr>
+      <w:rFonts w:eastAsiaTheme="majorEastAsia" w:cstheme="majorBidi"/>
+      <w:i/>
+      <w:iCs/>
+      <w:color w:val="272727"/>
+    </w:rPr>
   </w:style>
   <w:style w:type="paragraph" w:styleId="Heading9">
-    <w:uiPriority w:val="9"/>
     <w:name w:val="heading 9"/>
     <w:basedOn w:val="Normal"/>
     <w:next w:val="Normal"/>
+    <w:link w:val="Heading9Char"/>
+    <w:uiPriority w:val="9"/>
     <w:semiHidden/>
     <w:unhideWhenUsed/>
-    <w:link w:val="Heading9Char"/>
     <w:qFormat/>
     <w:rsid w:val="2DE20F6E"/>
-    <w:rPr>
-      <w:rFonts w:eastAsia="" w:cs="Times New Roman" w:eastAsiaTheme="majorEastAsia" w:cstheme="majorBidi"/>
-      <w:color w:val="272727"/>
-    </w:rPr>
     <w:pPr>
-      <w:keepNext w:val="1"/>
-      <w:keepLines w:val="1"/>
+      <w:keepNext/>
+      <w:keepLines/>
       <w:spacing w:after="0"/>
       <w:outlineLvl w:val="8"/>
     </w:pPr>
-  </w:style>
-  <w:style w:type="character" w:styleId="DefaultParagraphFont" w:default="1">
+    <w:rPr>
+      <w:rFonts w:eastAsiaTheme="majorEastAsia" w:cstheme="majorBidi"/>
+      <w:color w:val="272727"/>
+    </w:rPr>
+  </w:style>
+  <w:style w:type="character" w:default="1" w:styleId="DefaultParagraphFont">
     <w:name w:val="Default Paragraph Font"/>
     <w:uiPriority w:val="1"/>
+    <w:semiHidden/>
     <w:unhideWhenUsed/>
   </w:style>
-  <w:style w:type="table" w:styleId="TableNormal" w:default="1">
+  <w:style w:type="table" w:default="1" w:styleId="TableNormal">
     <w:name w:val="Normal Table"/>
     <w:uiPriority w:val="99"/>
     <w:semiHidden/>
@@ -1824,37 +2171,37 @@
       </w:tblCellMar>
     </w:tblPr>
   </w:style>
-  <w:style w:type="numbering" w:styleId="NoList" w:default="1">
+  <w:style w:type="numbering" w:default="1" w:styleId="NoList">
     <w:name w:val="No List"/>
     <w:uiPriority w:val="99"/>
     <w:semiHidden/>
     <w:unhideWhenUsed/>
   </w:style>
-  <w:style w:type="character" w:styleId="Heading1Char" w:customStyle="1">
+  <w:style w:type="character" w:customStyle="1" w:styleId="Heading1Char">
     <w:name w:val="Heading 1 Char"/>
     <w:basedOn w:val="DefaultParagraphFont"/>
     <w:link w:val="Heading1"/>
     <w:uiPriority w:val="9"/>
     <w:rsid w:val="00775007"/>
     <w:rPr>
-      <w:rFonts w:asciiTheme="majorHAnsi" w:hAnsiTheme="majorHAnsi" w:eastAsiaTheme="majorEastAsia" w:cstheme="majorBidi"/>
+      <w:rFonts w:asciiTheme="majorHAnsi" w:eastAsiaTheme="majorEastAsia" w:hAnsiTheme="majorHAnsi" w:cstheme="majorBidi"/>
       <w:sz w:val="40"/>
       <w:szCs w:val="40"/>
     </w:rPr>
   </w:style>
-  <w:style w:type="character" w:styleId="Heading2Char" w:customStyle="1">
+  <w:style w:type="character" w:customStyle="1" w:styleId="Heading2Char">
     <w:name w:val="Heading 2 Char"/>
     <w:basedOn w:val="DefaultParagraphFont"/>
     <w:link w:val="Heading2"/>
     <w:uiPriority w:val="9"/>
     <w:rsid w:val="000D1B56"/>
     <w:rPr>
-      <w:rFonts w:asciiTheme="majorHAnsi" w:hAnsiTheme="majorHAnsi" w:eastAsiaTheme="majorEastAsia" w:cstheme="majorBidi"/>
+      <w:rFonts w:asciiTheme="majorHAnsi" w:eastAsiaTheme="majorEastAsia" w:hAnsiTheme="majorHAnsi" w:cstheme="majorBidi"/>
       <w:sz w:val="44"/>
       <w:szCs w:val="32"/>
     </w:rPr>
   </w:style>
-  <w:style w:type="character" w:styleId="Heading3Char" w:customStyle="1">
+  <w:style w:type="character" w:customStyle="1" w:styleId="Heading3Char">
     <w:name w:val="Heading 3 Char"/>
     <w:basedOn w:val="DefaultParagraphFont"/>
     <w:link w:val="Heading3"/>
@@ -1868,7 +2215,7 @@
       <w:szCs w:val="28"/>
     </w:rPr>
   </w:style>
-  <w:style w:type="character" w:styleId="Heading4Char" w:customStyle="1">
+  <w:style w:type="character" w:customStyle="1" w:styleId="Heading4Char">
     <w:name w:val="Heading 4 Char"/>
     <w:basedOn w:val="DefaultParagraphFont"/>
     <w:link w:val="Heading4"/>
@@ -1882,7 +2229,7 @@
       <w:color w:val="0F4761" w:themeColor="accent1" w:themeShade="BF"/>
     </w:rPr>
   </w:style>
-  <w:style w:type="character" w:styleId="Heading5Char" w:customStyle="1">
+  <w:style w:type="character" w:customStyle="1" w:styleId="Heading5Char">
     <w:name w:val="Heading 5 Char"/>
     <w:basedOn w:val="DefaultParagraphFont"/>
     <w:link w:val="Heading5"/>
@@ -1894,7 +2241,7 @@
       <w:color w:val="0F4761" w:themeColor="accent1" w:themeShade="BF"/>
     </w:rPr>
   </w:style>
-  <w:style w:type="character" w:styleId="Heading6Char" w:customStyle="1">
+  <w:style w:type="character" w:customStyle="1" w:styleId="Heading6Char">
     <w:name w:val="Heading 6 Char"/>
     <w:basedOn w:val="DefaultParagraphFont"/>
     <w:link w:val="Heading6"/>
@@ -1908,7 +2255,7 @@
       <w:color w:val="595959" w:themeColor="text1" w:themeTint="A6"/>
     </w:rPr>
   </w:style>
-  <w:style w:type="character" w:styleId="Heading7Char" w:customStyle="1">
+  <w:style w:type="character" w:customStyle="1" w:styleId="Heading7Char">
     <w:name w:val="Heading 7 Char"/>
     <w:basedOn w:val="DefaultParagraphFont"/>
     <w:link w:val="Heading7"/>
@@ -1920,7 +2267,7 @@
       <w:color w:val="595959" w:themeColor="text1" w:themeTint="A6"/>
     </w:rPr>
   </w:style>
-  <w:style w:type="character" w:styleId="Heading8Char" w:customStyle="1">
+  <w:style w:type="character" w:customStyle="1" w:styleId="Heading8Char">
     <w:name w:val="Heading 8 Char"/>
     <w:basedOn w:val="DefaultParagraphFont"/>
     <w:link w:val="Heading8"/>
@@ -1934,7 +2281,7 @@
       <w:color w:val="272727" w:themeColor="text1" w:themeTint="D8"/>
     </w:rPr>
   </w:style>
-  <w:style w:type="character" w:styleId="Heading9Char" w:customStyle="1">
+  <w:style w:type="character" w:customStyle="1" w:styleId="Heading9Char">
     <w:name w:val="Heading 9 Char"/>
     <w:basedOn w:val="DefaultParagraphFont"/>
     <w:link w:val="Heading9"/>
@@ -1947,31 +2294,31 @@
     </w:rPr>
   </w:style>
   <w:style w:type="paragraph" w:styleId="Title">
-    <w:uiPriority w:val="10"/>
     <w:name w:val="Title"/>
     <w:basedOn w:val="Normal"/>
     <w:next w:val="Normal"/>
     <w:link w:val="TitleChar"/>
+    <w:uiPriority w:val="10"/>
     <w:qFormat/>
     <w:rsid w:val="2DE20F6E"/>
-    <w:rPr>
-      <w:rFonts w:ascii="Aptos Display" w:hAnsi="Aptos Display" w:eastAsia="" w:cs="Times New Roman" w:asciiTheme="majorAscii" w:hAnsiTheme="majorAscii" w:eastAsiaTheme="majorEastAsia" w:cstheme="majorBidi"/>
-      <w:sz w:val="56"/>
-      <w:szCs w:val="56"/>
-    </w:rPr>
     <w:pPr>
       <w:spacing w:after="80" w:line="240" w:lineRule="auto"/>
       <w:contextualSpacing/>
     </w:pPr>
-  </w:style>
-  <w:style w:type="character" w:styleId="TitleChar" w:customStyle="1">
+    <w:rPr>
+      <w:rFonts w:asciiTheme="majorHAnsi" w:eastAsiaTheme="majorEastAsia" w:hAnsiTheme="majorHAnsi" w:cstheme="majorBidi"/>
+      <w:sz w:val="56"/>
+      <w:szCs w:val="56"/>
+    </w:rPr>
+  </w:style>
+  <w:style w:type="character" w:customStyle="1" w:styleId="TitleChar">
     <w:name w:val="Title Char"/>
     <w:basedOn w:val="DefaultParagraphFont"/>
     <w:link w:val="Title"/>
     <w:uiPriority w:val="10"/>
     <w:rsid w:val="00FF550E"/>
     <w:rPr>
-      <w:rFonts w:asciiTheme="majorHAnsi" w:hAnsiTheme="majorHAnsi" w:eastAsiaTheme="majorEastAsia" w:cstheme="majorBidi"/>
+      <w:rFonts w:asciiTheme="majorHAnsi" w:eastAsiaTheme="majorEastAsia" w:hAnsiTheme="majorHAnsi" w:cstheme="majorBidi"/>
       <w:spacing w:val="-10"/>
       <w:kern w:val="28"/>
       <w:sz w:val="56"/>
@@ -1979,21 +2326,21 @@
     </w:rPr>
   </w:style>
   <w:style w:type="paragraph" w:styleId="Subtitle">
-    <w:uiPriority w:val="11"/>
     <w:name w:val="Subtitle"/>
     <w:basedOn w:val="Normal"/>
     <w:next w:val="Normal"/>
     <w:link w:val="SubtitleChar"/>
+    <w:uiPriority w:val="11"/>
     <w:qFormat/>
     <w:rsid w:val="2DE20F6E"/>
     <w:rPr>
-      <w:rFonts w:eastAsia="" w:cs="Times New Roman" w:eastAsiaTheme="majorEastAsia" w:cstheme="majorBidi"/>
-      <w:color w:val="595959" w:themeColor="text1" w:themeTint="A6" w:themeShade="FF"/>
+      <w:rFonts w:eastAsiaTheme="majorEastAsia" w:cstheme="majorBidi"/>
+      <w:color w:val="595959" w:themeColor="text1" w:themeTint="A6"/>
       <w:sz w:val="28"/>
       <w:szCs w:val="28"/>
     </w:rPr>
   </w:style>
-  <w:style w:type="character" w:styleId="SubtitleChar" w:customStyle="1">
+  <w:style w:type="character" w:customStyle="1" w:styleId="SubtitleChar">
     <w:name w:val="Subtitle Char"/>
     <w:basedOn w:val="DefaultParagraphFont"/>
     <w:link w:val="Subtitle"/>
@@ -2008,24 +2355,24 @@
     </w:rPr>
   </w:style>
   <w:style w:type="paragraph" w:styleId="Quote">
-    <w:uiPriority w:val="29"/>
     <w:name w:val="Quote"/>
     <w:basedOn w:val="Normal"/>
     <w:next w:val="Normal"/>
     <w:link w:val="QuoteChar"/>
+    <w:uiPriority w:val="29"/>
     <w:qFormat/>
     <w:rsid w:val="2DE20F6E"/>
-    <w:rPr>
-      <w:i w:val="1"/>
-      <w:iCs w:val="1"/>
-      <w:color w:val="404040" w:themeColor="text1" w:themeTint="BF" w:themeShade="FF"/>
-    </w:rPr>
     <w:pPr>
       <w:spacing w:before="160"/>
       <w:jc w:val="center"/>
     </w:pPr>
-  </w:style>
-  <w:style w:type="character" w:styleId="QuoteChar" w:customStyle="1">
+    <w:rPr>
+      <w:i/>
+      <w:iCs/>
+      <w:color w:val="404040" w:themeColor="text1" w:themeTint="BF"/>
+    </w:rPr>
+  </w:style>
+  <w:style w:type="character" w:customStyle="1" w:styleId="QuoteChar">
     <w:name w:val="Quote Char"/>
     <w:basedOn w:val="DefaultParagraphFont"/>
     <w:link w:val="Quote"/>
@@ -2038,13 +2385,12 @@
     </w:rPr>
   </w:style>
   <w:style w:type="paragraph" w:styleId="ListParagraph">
-    <w:uiPriority w:val="34"/>
     <w:name w:val="List Paragraph"/>
     <w:basedOn w:val="Normal"/>
+    <w:uiPriority w:val="34"/>
     <w:qFormat/>
     <w:rsid w:val="2DE20F6E"/>
     <w:pPr>
-      <w:spacing/>
       <w:ind w:left="720"/>
       <w:contextualSpacing/>
     </w:pPr>
@@ -2062,29 +2408,29 @@
     </w:rPr>
   </w:style>
   <w:style w:type="paragraph" w:styleId="IntenseQuote">
-    <w:uiPriority w:val="30"/>
     <w:name w:val="Intense Quote"/>
     <w:basedOn w:val="Normal"/>
     <w:next w:val="Normal"/>
     <w:link w:val="IntenseQuoteChar"/>
+    <w:uiPriority w:val="30"/>
     <w:qFormat/>
     <w:rsid w:val="2DE20F6E"/>
-    <w:rPr>
-      <w:i w:val="1"/>
-      <w:iCs w:val="1"/>
-      <w:color w:val="0F4761" w:themeColor="accent1" w:themeTint="FF" w:themeShade="BF"/>
-    </w:rPr>
     <w:pPr>
       <w:pBdr>
-        <w:top w:val="single" w:color="0F4761" w:themeColor="accent1" w:themeShade="BF" w:sz="4" w:space="10"/>
-        <w:bottom w:val="single" w:color="0F4761" w:themeColor="accent1" w:themeShade="BF" w:sz="4" w:space="10"/>
+        <w:top w:val="single" w:sz="4" w:space="10" w:color="0F4761" w:themeColor="accent1" w:themeShade="BF"/>
+        <w:bottom w:val="single" w:sz="4" w:space="10" w:color="0F4761" w:themeColor="accent1" w:themeShade="BF"/>
       </w:pBdr>
       <w:spacing w:before="360" w:after="360"/>
       <w:ind w:left="864" w:right="864"/>
       <w:jc w:val="center"/>
     </w:pPr>
-  </w:style>
-  <w:style w:type="character" w:styleId="IntenseQuoteChar" w:customStyle="1">
+    <w:rPr>
+      <w:i/>
+      <w:iCs/>
+      <w:color w:val="0F4761" w:themeColor="accent1" w:themeShade="BF"/>
+    </w:rPr>
+  </w:style>
+  <w:style w:type="character" w:customStyle="1" w:styleId="IntenseQuoteChar">
     <w:name w:val="Intense Quote Char"/>
     <w:basedOn w:val="DefaultParagraphFont"/>
     <w:link w:val="IntenseQuote"/>
@@ -2134,40 +2480,59 @@
     </w:rPr>
   </w:style>
   <w:style w:type="paragraph" w:styleId="FootnoteText">
-    <w:uiPriority w:val="99"/>
     <w:name w:val="footnote text"/>
     <w:basedOn w:val="Normal"/>
+    <w:uiPriority w:val="99"/>
     <w:semiHidden/>
     <w:unhideWhenUsed/>
     <w:rsid w:val="2DE20F6E"/>
-    <w:rPr>
-      <w:sz w:val="20"/>
-      <w:szCs w:val="20"/>
-    </w:rPr>
     <w:pPr>
       <w:spacing w:after="0" w:line="240" w:lineRule="auto"/>
     </w:pPr>
+    <w:rPr>
+      <w:sz w:val="20"/>
+      <w:szCs w:val="20"/>
+    </w:rPr>
   </w:style>
   <w:style w:type="paragraph" w:styleId="EndnoteText">
-    <w:uiPriority w:val="99"/>
     <w:name w:val="endnote text"/>
     <w:basedOn w:val="Normal"/>
+    <w:uiPriority w:val="99"/>
     <w:semiHidden/>
     <w:unhideWhenUsed/>
     <w:rsid w:val="2DE20F6E"/>
-    <w:rPr>
-      <w:sz w:val="20"/>
-      <w:szCs w:val="20"/>
-    </w:rPr>
     <w:pPr>
       <w:spacing w:after="0" w:line="240" w:lineRule="auto"/>
     </w:pPr>
+    <w:rPr>
+      <w:sz w:val="20"/>
+      <w:szCs w:val="20"/>
+    </w:rPr>
+  </w:style>
+  <w:style w:type="paragraph" w:styleId="Caption">
+    <w:name w:val="caption"/>
+    <w:basedOn w:val="Normal"/>
+    <w:next w:val="Normal"/>
+    <w:uiPriority w:val="35"/>
+    <w:unhideWhenUsed/>
+    <w:qFormat/>
+    <w:rsid w:val="009E3565"/>
+    <w:pPr>
+      <w:spacing w:after="200" w:line="240" w:lineRule="auto"/>
+    </w:pPr>
+    <w:rPr>
+      <w:i/>
+      <w:iCs/>
+      <w:color w:val="0E2841" w:themeColor="text2"/>
+      <w:sz w:val="18"/>
+      <w:szCs w:val="18"/>
+    </w:rPr>
   </w:style>
 </w:styles>
 </file>
 
 <file path=word/theme/theme1.xml><?xml version="1.0" encoding="utf-8"?>
-<a:theme xmlns:a="http://schemas.openxmlformats.org/drawingml/2006/main" xmlns:thm15="http://schemas.microsoft.com/office/thememl/2012/main" name="Office Theme">
+<a:theme xmlns:a="http://schemas.openxmlformats.org/drawingml/2006/main" name="Office Theme">
   <a:themeElements>
     <a:clrScheme name="Office">
       <a:dk1>

--- a/Documentation/doksi.docx
+++ b/Documentation/doksi.docx
@@ -10,7 +10,7 @@
     <w:p/>
     <w:p>
       <w:pPr>
-        <w:pStyle w:val="Heading1"/>
+        <w:pStyle w:val="Cmsor1"/>
         <w:jc w:val="center"/>
         <w:rPr>
           <w:b/>
@@ -29,19 +29,15 @@
         <w:t>Szorgalmi nagyházi feladat 2025</w:t>
       </w:r>
     </w:p>
-    <w:p>
-      <w:pPr>
-        <w:pStyle w:val="Heading1"/>
+    <w:p/>
+    <w:p>
+      <w:pPr>
         <w:jc w:val="center"/>
+      </w:pPr>
+      <w:r>
         <w:rPr>
-          <w:sz w:val="32"/>
-          <w:szCs w:val="32"/>
-        </w:rPr>
-      </w:pPr>
-      <w:r>
-        <w:rPr>
-          <w:sz w:val="32"/>
-          <w:szCs w:val="32"/>
+          <w:sz w:val="36"/>
+          <w:szCs w:val="36"/>
         </w:rPr>
         <w:t>Karakterfelismerés</w:t>
       </w:r>
@@ -74,32 +70,25 @@
       </w:r>
     </w:p>
     <w:p>
-      <w:pPr>
-        <w:jc w:val="center"/>
-      </w:pPr>
-    </w:p>
-    <w:p>
-      <w:pPr>
-        <w:pStyle w:val="Heading1"/>
-      </w:pPr>
       <w:r>
         <w:br w:type="page"/>
       </w:r>
     </w:p>
     <w:p>
       <w:pPr>
-        <w:pStyle w:val="Heading2"/>
+        <w:pStyle w:val="Cmsor2"/>
         <w:numPr>
           <w:ilvl w:val="0"/>
           <w:numId w:val="3"/>
         </w:numPr>
-        <w:ind w:left="990" w:hanging="630"/>
+        <w:ind w:left="986" w:hanging="629"/>
       </w:pPr>
       <w:r>
         <w:lastRenderedPageBreak/>
         <w:t>Bevezetés</w:t>
       </w:r>
     </w:p>
+    <w:p/>
     <w:p>
       <w:r>
         <w:t>A karakterek felismerése íródjanak azok bármilyen betűtípusban</w:t>
@@ -331,32 +320,22 @@
         <w:t xml:space="preserve"> Ennek a cikknek látható a betűre lebontott h</w:t>
       </w:r>
       <w:r>
-        <w:t xml:space="preserve">elyessége. </w:t>
-      </w:r>
-      <w:r>
-        <w:t xml:space="preserve"> </w:t>
-      </w:r>
-    </w:p>
-    <w:p/>
-    <w:p/>
-    <w:p/>
-    <w:p/>
-    <w:p>
-      <w:pPr>
-        <w:pStyle w:val="Heading2"/>
-      </w:pPr>
+        <w:t>elyessége.</w:t>
+      </w:r>
+    </w:p>
+    <w:p>
       <w:r>
         <w:br w:type="page"/>
       </w:r>
     </w:p>
     <w:p>
       <w:pPr>
-        <w:pStyle w:val="Heading2"/>
+        <w:pStyle w:val="Cmsor2"/>
         <w:numPr>
           <w:ilvl w:val="0"/>
           <w:numId w:val="3"/>
         </w:numPr>
-        <w:ind w:left="900" w:hanging="630"/>
+        <w:ind w:left="907" w:hanging="567"/>
       </w:pPr>
       <w:r>
         <w:lastRenderedPageBreak/>
@@ -411,7 +390,7 @@
                         <w:txbxContent>
                           <w:p>
                             <w:pPr>
-                              <w:pStyle w:val="Caption"/>
+                              <w:pStyle w:val="Kpalrs"/>
                               <w:jc w:val="center"/>
                               <w:rPr>
                                 <w:noProof/>
@@ -449,7 +428,7 @@
                   <w:txbxContent>
                     <w:p>
                       <w:pPr>
-                        <w:pStyle w:val="Caption"/>
+                        <w:pStyle w:val="Kpalrs"/>
                         <w:jc w:val="center"/>
                         <w:rPr>
                           <w:noProof/>
@@ -725,14 +704,11 @@
                         <w:txbxContent>
                           <w:p>
                             <w:pPr>
-                              <w:pStyle w:val="Caption"/>
+                              <w:pStyle w:val="Kpalrs"/>
                               <w:jc w:val="center"/>
                             </w:pPr>
                             <w:r>
-                              <w:t xml:space="preserve">Egy kép a </w:t>
-                            </w:r>
-                            <w:r>
-                              <w:t>kis q</w:t>
+                              <w:t>Egy kép a kis q</w:t>
                             </w:r>
                             <w:r>
                               <w:rPr>
@@ -768,14 +744,11 @@
                   <w:txbxContent>
                     <w:p>
                       <w:pPr>
-                        <w:pStyle w:val="Caption"/>
+                        <w:pStyle w:val="Kpalrs"/>
                         <w:jc w:val="center"/>
                       </w:pPr>
                       <w:r>
-                        <w:t xml:space="preserve">Egy kép a </w:t>
-                      </w:r>
-                      <w:r>
-                        <w:t>kis q</w:t>
+                        <w:t>Egy kép a kis q</w:t>
                       </w:r>
                       <w:r>
                         <w:rPr>
@@ -849,7 +822,7 @@
                         <w:txbxContent>
                           <w:p>
                             <w:pPr>
-                              <w:pStyle w:val="Caption"/>
+                              <w:pStyle w:val="Kpalrs"/>
                               <w:jc w:val="center"/>
                             </w:pPr>
                             <w:r>
@@ -889,7 +862,7 @@
                   <w:txbxContent>
                     <w:p>
                       <w:pPr>
-                        <w:pStyle w:val="Caption"/>
+                        <w:pStyle w:val="Kpalrs"/>
                         <w:jc w:val="center"/>
                       </w:pPr>
                       <w:r>
@@ -1018,7 +991,7 @@
                         <w:txbxContent>
                           <w:p>
                             <w:pPr>
-                              <w:pStyle w:val="Caption"/>
+                              <w:pStyle w:val="Kpalrs"/>
                               <w:jc w:val="center"/>
                               <w:rPr>
                                 <w:noProof/>
@@ -1052,7 +1025,7 @@
                   <w:txbxContent>
                     <w:p>
                       <w:pPr>
-                        <w:pStyle w:val="Caption"/>
+                        <w:pStyle w:val="Kpalrs"/>
                         <w:jc w:val="center"/>
                         <w:rPr>
                           <w:noProof/>
@@ -1086,7 +1059,7 @@
     </w:p>
     <w:p>
       <w:pPr>
-        <w:pStyle w:val="Heading2"/>
+        <w:pStyle w:val="Cmsor2"/>
         <w:numPr>
           <w:ilvl w:val="0"/>
           <w:numId w:val="3"/>
@@ -1101,71 +1074,851 @@
     <w:p/>
     <w:p>
       <w:r>
-        <w:t xml:space="preserve">Shuffle Data, </w:t>
-      </w:r>
+        <w:t>Kezdeti ö</w:t>
+      </w:r>
+      <w:r>
+        <w:t xml:space="preserve">tletek: </w:t>
+      </w:r>
+      <w:proofErr w:type="spellStart"/>
+      <w:r>
+        <w:t>Shuffle</w:t>
+      </w:r>
+      <w:proofErr w:type="spellEnd"/>
+      <w:r>
+        <w:t xml:space="preserve"> Data, </w:t>
+      </w:r>
+      <w:proofErr w:type="spellStart"/>
       <w:r>
         <w:t>Cross-validation</w:t>
       </w:r>
-      <w:r>
-        <w:t>, Early Stopping, Dropout Regularization, L1/L2 Regularization(?),</w:t>
-      </w:r>
+      <w:proofErr w:type="spellEnd"/>
+      <w:r>
+        <w:t xml:space="preserve">, </w:t>
+      </w:r>
+      <w:proofErr w:type="spellStart"/>
+      <w:r>
+        <w:t>Early</w:t>
+      </w:r>
+      <w:proofErr w:type="spellEnd"/>
+      <w:r>
+        <w:t xml:space="preserve"> </w:t>
+      </w:r>
+      <w:proofErr w:type="spellStart"/>
+      <w:r>
+        <w:t>Stopping</w:t>
+      </w:r>
+      <w:proofErr w:type="spellEnd"/>
+      <w:r>
+        <w:t xml:space="preserve">, </w:t>
+      </w:r>
+      <w:proofErr w:type="spellStart"/>
+      <w:r>
+        <w:t>Dropout</w:t>
+      </w:r>
+      <w:proofErr w:type="spellEnd"/>
+      <w:r>
+        <w:t xml:space="preserve"> </w:t>
+      </w:r>
+      <w:proofErr w:type="spellStart"/>
+      <w:r>
+        <w:t>Regularization</w:t>
+      </w:r>
+      <w:proofErr w:type="spellEnd"/>
+      <w:r>
+        <w:t xml:space="preserve">, L1/L2 </w:t>
+      </w:r>
+      <w:proofErr w:type="spellStart"/>
+      <w:r>
+        <w:t>Regularization</w:t>
+      </w:r>
+      <w:proofErr w:type="spellEnd"/>
     </w:p>
     <w:p/>
     <w:p>
+      <w:pPr>
+        <w:rPr>
+          <w:b/>
+          <w:bCs/>
+          <w:sz w:val="28"/>
+          <w:szCs w:val="28"/>
+        </w:rPr>
+      </w:pPr>
+      <w:r>
+        <w:rPr>
+          <w:b/>
+          <w:bCs/>
+          <w:sz w:val="28"/>
+          <w:szCs w:val="28"/>
+        </w:rPr>
+        <w:t>Első tesztfuttatás:</w:t>
+      </w:r>
+    </w:p>
+    <w:p>
+      <w:r>
+        <w:t xml:space="preserve">A projekt első fázisában egy </w:t>
+      </w:r>
+      <w:proofErr w:type="spellStart"/>
+      <w:r>
+        <w:t>Konvolúciós</w:t>
+      </w:r>
+      <w:proofErr w:type="spellEnd"/>
+      <w:r>
+        <w:t xml:space="preserve"> Neurális Hálózatot implementáltunk</w:t>
+      </w:r>
+      <w:r>
+        <w:t xml:space="preserve"> </w:t>
+      </w:r>
+      <w:proofErr w:type="spellStart"/>
+      <w:r>
+        <w:t>TensorFlow</w:t>
+      </w:r>
+      <w:proofErr w:type="spellEnd"/>
+      <w:r>
+        <w:t xml:space="preserve"> és </w:t>
+      </w:r>
+      <w:proofErr w:type="spellStart"/>
+      <w:r>
+        <w:t>Keras</w:t>
+      </w:r>
+      <w:proofErr w:type="spellEnd"/>
+      <w:r>
+        <w:t xml:space="preserve"> könyvtárak használatával</w:t>
+      </w:r>
+      <w:r>
+        <w:t>, ahogy a laborokon is tanultuk.</w:t>
+      </w:r>
+      <w:r>
+        <w:t xml:space="preserve"> </w:t>
+      </w:r>
+      <w:r>
+        <w:t xml:space="preserve">A cél egy alapmodell létrehozása és tanítása volt a rendelkezésre álló </w:t>
+      </w:r>
+      <w:r>
+        <w:t>adatok segítségével</w:t>
+      </w:r>
+      <w:r>
+        <w:t>, hogy felmérjük az</w:t>
+      </w:r>
+      <w:r>
+        <w:t xml:space="preserve">ok </w:t>
+      </w:r>
+      <w:r>
+        <w:t xml:space="preserve">minőségét és </w:t>
+      </w:r>
+      <w:r>
+        <w:t xml:space="preserve">egy kezdetleges </w:t>
+      </w:r>
+      <w:r>
+        <w:t>modell tanulási képességeit.</w:t>
+      </w:r>
+      <w:r>
+        <w:t xml:space="preserve"> </w:t>
+      </w:r>
+    </w:p>
+    <w:p>
+      <w:r>
+        <w:t xml:space="preserve">Az adatokat egy </w:t>
+      </w:r>
+      <w:proofErr w:type="spellStart"/>
+      <w:r>
+        <w:t>TrainData</w:t>
+      </w:r>
+      <w:proofErr w:type="spellEnd"/>
+      <w:r>
+        <w:t xml:space="preserve"> könyvtárba tettük és ezt </w:t>
+      </w:r>
+      <w:proofErr w:type="spellStart"/>
+      <w:r>
+        <w:t>Keras</w:t>
+      </w:r>
+      <w:proofErr w:type="spellEnd"/>
+      <w:r>
+        <w:t xml:space="preserve"> segítségével beolvastuk és osztályoztuk. Az így előkészített adatokat </w:t>
+      </w:r>
+      <w:r>
+        <w:t>80-20%-os arányban</w:t>
+      </w:r>
+      <w:r>
+        <w:t xml:space="preserve"> felosztottuk tanító és validációs halmazokra, ügyelve az egyenletes eloszlásra a karakterek között. </w:t>
+      </w:r>
+      <w:r>
+        <w:t xml:space="preserve">A </w:t>
+      </w:r>
+      <w:r>
+        <w:t>f</w:t>
+      </w:r>
+      <w:r>
+        <w:t xml:space="preserve">olyamat sebességének növelése érdekében cache() és </w:t>
+      </w:r>
+      <w:proofErr w:type="spellStart"/>
+      <w:r>
+        <w:t>prefetch</w:t>
+      </w:r>
+      <w:proofErr w:type="spellEnd"/>
+      <w:r>
+        <w:t>() mechanizmusokat alkalmaztunk</w:t>
+      </w:r>
+      <w:r>
+        <w:t>.</w:t>
+      </w:r>
+    </w:p>
+    <w:p>
+      <w:r>
+        <w:t xml:space="preserve">A karakterfelismeréshez egy szekvenciális CNN modellt építettünk fel. A hálózat szerkezete a klasszikus </w:t>
+      </w:r>
+      <w:proofErr w:type="spellStart"/>
+      <w:r>
+        <w:t>konvolúciós</w:t>
+      </w:r>
+      <w:proofErr w:type="spellEnd"/>
+      <w:r>
+        <w:t xml:space="preserve"> rétegek és a sűrű (</w:t>
+      </w:r>
+      <w:proofErr w:type="spellStart"/>
+      <w:r>
+        <w:t>dense</w:t>
+      </w:r>
+      <w:proofErr w:type="spellEnd"/>
+      <w:r>
+        <w:t>) rétegek</w:t>
+      </w:r>
+      <w:r>
+        <w:t xml:space="preserve">ből </w:t>
+      </w:r>
+      <w:r>
+        <w:t>épül</w:t>
+      </w:r>
+      <w:r>
+        <w:t>t fel.</w:t>
+      </w:r>
+      <w:r>
+        <w:t xml:space="preserve"> </w:t>
+      </w:r>
+    </w:p>
+    <w:p>
+      <w:r>
+        <w:t xml:space="preserve">A modell </w:t>
+      </w:r>
+      <w:proofErr w:type="spellStart"/>
+      <w:r>
+        <w:t>rétegei</w:t>
+      </w:r>
+      <w:proofErr w:type="spellEnd"/>
+      <w:r>
+        <w:t xml:space="preserve"> a bemenettől a kimenetig:</w:t>
+      </w:r>
+    </w:p>
+    <w:p>
+      <w:pPr>
+        <w:pStyle w:val="Listaszerbekezds"/>
+        <w:numPr>
+          <w:ilvl w:val="0"/>
+          <w:numId w:val="5"/>
+        </w:numPr>
+      </w:pPr>
+      <w:proofErr w:type="spellStart"/>
+      <w:r>
+        <w:rPr>
+          <w:b/>
+          <w:bCs/>
+        </w:rPr>
+        <w:t>Rescaling</w:t>
+      </w:r>
+      <w:proofErr w:type="spellEnd"/>
+      <w:r>
+        <w:t>: A pixelértékek normalizálása a [0, 1] tartományba</w:t>
+      </w:r>
+      <w:r>
+        <w:t>.</w:t>
+      </w:r>
+    </w:p>
+    <w:p>
+      <w:pPr>
+        <w:pStyle w:val="Listaszerbekezds"/>
+        <w:numPr>
+          <w:ilvl w:val="0"/>
+          <w:numId w:val="5"/>
+        </w:numPr>
+      </w:pPr>
+      <w:proofErr w:type="spellStart"/>
+      <w:r>
+        <w:rPr>
+          <w:b/>
+          <w:bCs/>
+        </w:rPr>
+        <w:t>Konvolúció</w:t>
+      </w:r>
+      <w:r>
+        <w:rPr>
+          <w:b/>
+          <w:bCs/>
+        </w:rPr>
+        <w:t>s</w:t>
+      </w:r>
+      <w:proofErr w:type="spellEnd"/>
+      <w:r>
+        <w:t>: Három egymást követő blokk.</w:t>
+      </w:r>
+    </w:p>
+    <w:p>
+      <w:pPr>
+        <w:pStyle w:val="Listaszerbekezds"/>
+        <w:numPr>
+          <w:ilvl w:val="1"/>
+          <w:numId w:val="5"/>
+        </w:numPr>
+      </w:pPr>
+      <w:r>
+        <w:t xml:space="preserve">Minden blokk egy </w:t>
+      </w:r>
+      <w:r>
+        <w:rPr>
+          <w:i/>
+          <w:iCs/>
+        </w:rPr>
+        <w:t>Conv2D</w:t>
+      </w:r>
+      <w:r>
+        <w:t xml:space="preserve"> rétegből (32, 64, majd 128</w:t>
+      </w:r>
+      <w:r>
+        <w:t>-as</w:t>
+      </w:r>
+      <w:r>
+        <w:t xml:space="preserve"> filterrel) és egy </w:t>
+      </w:r>
+      <w:r>
+        <w:rPr>
+          <w:i/>
+          <w:iCs/>
+        </w:rPr>
+        <w:t>MaxPooling2D</w:t>
+      </w:r>
+      <w:r>
+        <w:t xml:space="preserve"> rétegből áll.</w:t>
+      </w:r>
+    </w:p>
+    <w:p>
+      <w:pPr>
+        <w:pStyle w:val="Listaszerbekezds"/>
+        <w:numPr>
+          <w:ilvl w:val="0"/>
+          <w:numId w:val="5"/>
+        </w:numPr>
+      </w:pPr>
+      <w:proofErr w:type="spellStart"/>
+      <w:r>
+        <w:rPr>
+          <w:b/>
+          <w:bCs/>
+        </w:rPr>
+        <w:t>Flatten</w:t>
+      </w:r>
+      <w:proofErr w:type="spellEnd"/>
+    </w:p>
+    <w:p>
+      <w:pPr>
+        <w:pStyle w:val="Listaszerbekezds"/>
+        <w:numPr>
+          <w:ilvl w:val="0"/>
+          <w:numId w:val="5"/>
+        </w:numPr>
+      </w:pPr>
+      <w:proofErr w:type="spellStart"/>
+      <w:r>
+        <w:rPr>
+          <w:b/>
+          <w:bCs/>
+        </w:rPr>
+        <w:t>Dense</w:t>
+      </w:r>
+      <w:proofErr w:type="spellEnd"/>
+      <w:r>
+        <w:rPr>
+          <w:b/>
+          <w:bCs/>
+        </w:rPr>
+        <w:t xml:space="preserve"> réteg</w:t>
+      </w:r>
+      <w:r>
+        <w:t xml:space="preserve">: 128 neuronból álló réteg </w:t>
+      </w:r>
+      <w:proofErr w:type="spellStart"/>
+      <w:r>
+        <w:t>ReLU</w:t>
+      </w:r>
+      <w:proofErr w:type="spellEnd"/>
+      <w:r>
+        <w:t xml:space="preserve"> aktivációval.</w:t>
+      </w:r>
+    </w:p>
+    <w:p>
+      <w:pPr>
+        <w:pStyle w:val="Listaszerbekezds"/>
+        <w:numPr>
+          <w:ilvl w:val="0"/>
+          <w:numId w:val="5"/>
+        </w:numPr>
+      </w:pPr>
+      <w:proofErr w:type="spellStart"/>
+      <w:r>
+        <w:rPr>
+          <w:b/>
+          <w:bCs/>
+        </w:rPr>
+        <w:t>Dropout</w:t>
+      </w:r>
+      <w:proofErr w:type="spellEnd"/>
+      <w:r>
+        <w:t xml:space="preserve">: 0.5-ös rátájú </w:t>
+      </w:r>
+      <w:proofErr w:type="spellStart"/>
+      <w:r>
+        <w:t>dropout</w:t>
+      </w:r>
+      <w:proofErr w:type="spellEnd"/>
+      <w:r>
+        <w:t xml:space="preserve"> réteg a túlillesztés csökkentése érdekében.</w:t>
+      </w:r>
+    </w:p>
+    <w:p>
+      <w:pPr>
+        <w:pStyle w:val="Listaszerbekezds"/>
+        <w:numPr>
+          <w:ilvl w:val="0"/>
+          <w:numId w:val="5"/>
+        </w:numPr>
+      </w:pPr>
+      <w:r>
+        <w:rPr>
+          <w:b/>
+          <w:bCs/>
+        </w:rPr>
+        <w:t>Kimeneti réteg</w:t>
+      </w:r>
+      <w:r>
+        <w:t xml:space="preserve">: 62 neuronból álló </w:t>
+      </w:r>
+      <w:proofErr w:type="spellStart"/>
+      <w:r>
+        <w:t>Dense</w:t>
+      </w:r>
+      <w:proofErr w:type="spellEnd"/>
+      <w:r>
+        <w:t xml:space="preserve"> réteg </w:t>
+      </w:r>
+      <w:proofErr w:type="spellStart"/>
+      <w:r>
+        <w:t>softmax</w:t>
+      </w:r>
+      <w:proofErr w:type="spellEnd"/>
+      <w:r>
+        <w:t xml:space="preserve"> aktivációval</w:t>
+      </w:r>
+      <w:r>
+        <w:t>.</w:t>
+      </w:r>
+    </w:p>
+    <w:p>
+      <w:r>
+        <w:t>A modell összesen 4 295 678 tanítható paraméterrel rendelkezik.</w:t>
+      </w:r>
+    </w:p>
+    <w:p>
+      <w:r>
+        <w:t xml:space="preserve">A modellt az </w:t>
+      </w:r>
+      <w:r>
+        <w:t>ADAM</w:t>
+      </w:r>
+      <w:r>
+        <w:t xml:space="preserve"> optimalizálóval és a </w:t>
+      </w:r>
+      <w:proofErr w:type="spellStart"/>
+      <w:r>
+        <w:t>sparse_</w:t>
+      </w:r>
+      <w:r>
+        <w:rPr>
+          <w:i/>
+          <w:iCs/>
+        </w:rPr>
+        <w:t>categorical</w:t>
+      </w:r>
+      <w:r>
+        <w:t>_crossentropy</w:t>
+      </w:r>
+      <w:proofErr w:type="spellEnd"/>
+      <w:r>
+        <w:t xml:space="preserve"> veszteségfüggvénnyel fordítottuk</w:t>
+      </w:r>
+      <w:r>
+        <w:t>.</w:t>
+      </w:r>
+      <w:r>
+        <w:t xml:space="preserve"> A tanítási folyamatban a batch méretet 32-re az </w:t>
+      </w:r>
+      <w:proofErr w:type="spellStart"/>
+      <w:r>
+        <w:t>epochok</w:t>
+      </w:r>
+      <w:proofErr w:type="spellEnd"/>
+      <w:r>
+        <w:t xml:space="preserve"> számát 15-re választottuk.</w:t>
+      </w:r>
+    </w:p>
+    <w:p>
       <w:r>
         <w:br w:type="page"/>
       </w:r>
     </w:p>
     <w:p>
       <w:pPr>
-        <w:pStyle w:val="Heading2"/>
+        <w:pStyle w:val="Cmsor2"/>
         <w:numPr>
           <w:ilvl w:val="0"/>
           <w:numId w:val="3"/>
         </w:numPr>
+        <w:tabs>
+          <w:tab w:val="left" w:pos="993"/>
+        </w:tabs>
+        <w:ind w:left="993" w:hanging="633"/>
       </w:pPr>
       <w:r>
         <w:lastRenderedPageBreak/>
         <w:t>Eredmények</w:t>
       </w:r>
     </w:p>
-    <w:p>
-      <w:pPr>
-        <w:pStyle w:val="Heading2"/>
-        <w:ind w:left="720"/>
-      </w:pPr>
-    </w:p>
-    <w:p>
-      <w:pPr>
-        <w:pStyle w:val="Heading2"/>
-        <w:ind w:left="720"/>
-      </w:pPr>
+    <w:p/>
+    <w:p>
+      <w:pPr>
+        <w:rPr>
+          <w:b/>
+          <w:bCs/>
+          <w:sz w:val="28"/>
+          <w:szCs w:val="28"/>
+        </w:rPr>
+      </w:pPr>
+      <w:r>
+        <w:rPr>
+          <w:b/>
+          <w:bCs/>
+          <w:sz w:val="28"/>
+          <w:szCs w:val="28"/>
+        </w:rPr>
+        <w:t>Első tesztfuttatás:</w:t>
+      </w:r>
+    </w:p>
+    <w:p>
+      <w:r>
+        <w:t xml:space="preserve">A 15. </w:t>
+      </w:r>
+      <w:proofErr w:type="spellStart"/>
+      <w:r>
+        <w:t>epoch</w:t>
+      </w:r>
+      <w:proofErr w:type="spellEnd"/>
+      <w:r>
+        <w:t xml:space="preserve"> végére a tanító halmazon mért pontosság a 91.92%, míg a validációs halmazon 91.97%</w:t>
+      </w:r>
+      <w:r>
+        <w:t xml:space="preserve"> volt</w:t>
+      </w:r>
+      <w:r>
+        <w:t>.</w:t>
+      </w:r>
+      <w:r>
+        <w:t xml:space="preserve"> </w:t>
+      </w:r>
+      <w:r>
+        <w:t>A veszteség értéke folyamatosan csökkent 1.37-ről 0.2-r</w:t>
+      </w:r>
+      <w:r>
+        <w:t>e</w:t>
+      </w:r>
+      <w:r>
+        <w:t>.</w:t>
+      </w:r>
+    </w:p>
+    <w:p>
+      <w:r>
+        <w:t>A folyamathoz diagrammokat is készítettünk:</w:t>
+      </w:r>
+      <w:r>
+        <w:rPr>
+          <w:noProof/>
+        </w:rPr>
+        <w:drawing>
+          <wp:inline distT="0" distB="0" distL="0" distR="0" wp14:anchorId="598DE576" wp14:editId="5EBA26FC">
+            <wp:extent cx="5250070" cy="2889504"/>
+            <wp:effectExtent l="0" t="0" r="8255" b="6350"/>
+            <wp:docPr id="1098895556" name="Kép 1"/>
+            <wp:cNvGraphicFramePr>
+              <a:graphicFrameLocks xmlns:a="http://schemas.openxmlformats.org/drawingml/2006/main" noChangeAspect="1"/>
+            </wp:cNvGraphicFramePr>
+            <a:graphic xmlns:a="http://schemas.openxmlformats.org/drawingml/2006/main">
+              <a:graphicData uri="http://schemas.openxmlformats.org/drawingml/2006/picture">
+                <pic:pic xmlns:pic="http://schemas.openxmlformats.org/drawingml/2006/picture">
+                  <pic:nvPicPr>
+                    <pic:cNvPr id="0" name="Picture 1"/>
+                    <pic:cNvPicPr>
+                      <a:picLocks noChangeAspect="1" noChangeArrowheads="1"/>
+                    </pic:cNvPicPr>
+                  </pic:nvPicPr>
+                  <pic:blipFill>
+                    <a:blip r:embed="rId11">
+                      <a:extLst>
+                        <a:ext uri="{28A0092B-C50C-407E-A947-70E740481C1C}">
+                          <a14:useLocalDpi xmlns:a14="http://schemas.microsoft.com/office/drawing/2010/main" val="0"/>
+                        </a:ext>
+                      </a:extLst>
+                    </a:blip>
+                    <a:srcRect/>
+                    <a:stretch>
+                      <a:fillRect/>
+                    </a:stretch>
+                  </pic:blipFill>
+                  <pic:spPr bwMode="auto">
+                    <a:xfrm>
+                      <a:off x="0" y="0"/>
+                      <a:ext cx="5263270" cy="2896769"/>
+                    </a:xfrm>
+                    <a:prstGeom prst="rect">
+                      <a:avLst/>
+                    </a:prstGeom>
+                    <a:noFill/>
+                    <a:ln>
+                      <a:noFill/>
+                    </a:ln>
+                  </pic:spPr>
+                </pic:pic>
+              </a:graphicData>
+            </a:graphic>
+          </wp:inline>
+        </w:drawing>
+      </w:r>
+      <w:r>
+        <w:rPr>
+          <w:noProof/>
+        </w:rPr>
+        <w:drawing>
+          <wp:inline distT="0" distB="0" distL="0" distR="0" wp14:anchorId="7528F8B2" wp14:editId="5780D3A2">
+            <wp:extent cx="5279136" cy="2937684"/>
+            <wp:effectExtent l="0" t="0" r="0" b="0"/>
+            <wp:docPr id="1899849202" name="Kép 2"/>
+            <wp:cNvGraphicFramePr>
+              <a:graphicFrameLocks xmlns:a="http://schemas.openxmlformats.org/drawingml/2006/main" noChangeAspect="1"/>
+            </wp:cNvGraphicFramePr>
+            <a:graphic xmlns:a="http://schemas.openxmlformats.org/drawingml/2006/main">
+              <a:graphicData uri="http://schemas.openxmlformats.org/drawingml/2006/picture">
+                <pic:pic xmlns:pic="http://schemas.openxmlformats.org/drawingml/2006/picture">
+                  <pic:nvPicPr>
+                    <pic:cNvPr id="0" name="Picture 2"/>
+                    <pic:cNvPicPr>
+                      <a:picLocks noChangeAspect="1" noChangeArrowheads="1"/>
+                    </pic:cNvPicPr>
+                  </pic:nvPicPr>
+                  <pic:blipFill>
+                    <a:blip r:embed="rId12">
+                      <a:extLst>
+                        <a:ext uri="{28A0092B-C50C-407E-A947-70E740481C1C}">
+                          <a14:useLocalDpi xmlns:a14="http://schemas.microsoft.com/office/drawing/2010/main" val="0"/>
+                        </a:ext>
+                      </a:extLst>
+                    </a:blip>
+                    <a:srcRect/>
+                    <a:stretch>
+                      <a:fillRect/>
+                    </a:stretch>
+                  </pic:blipFill>
+                  <pic:spPr bwMode="auto">
+                    <a:xfrm>
+                      <a:off x="0" y="0"/>
+                      <a:ext cx="5289673" cy="2943547"/>
+                    </a:xfrm>
+                    <a:prstGeom prst="rect">
+                      <a:avLst/>
+                    </a:prstGeom>
+                    <a:noFill/>
+                    <a:ln>
+                      <a:noFill/>
+                    </a:ln>
+                  </pic:spPr>
+                </pic:pic>
+              </a:graphicData>
+            </a:graphic>
+          </wp:inline>
+        </w:drawing>
+      </w:r>
+    </w:p>
+    <w:p>
       <w:r>
         <w:br w:type="page"/>
       </w:r>
-      <w:r>
-        <w:lastRenderedPageBreak/>
-        <w:t>Konklúzió</w:t>
-      </w:r>
-    </w:p>
-    <w:p>
-      <w:pPr>
-        <w:pStyle w:val="Heading2"/>
+    </w:p>
+    <w:p>
+      <w:pPr>
+        <w:pStyle w:val="Cmsor2"/>
         <w:numPr>
           <w:ilvl w:val="0"/>
           <w:numId w:val="3"/>
         </w:numPr>
-      </w:pPr>
+        <w:ind w:left="993" w:hanging="633"/>
+      </w:pPr>
+      <w:r>
+        <w:lastRenderedPageBreak/>
+        <w:t>Konklúzió</w:t>
+      </w:r>
+    </w:p>
+    <w:p/>
+    <w:p>
+      <w:r>
+        <w:t>Bár már az első futtatással elértünk egy viszonylag jó pontosságot, a modellt tovább szeretnénk optimalizálni. Mivel a tanítási folyamat több, mint egy órát vett igénybe sok átgondolást és tervezést fog igényelni az optimalizáció, mivel nem tudunk gyors változtatásokkal</w:t>
+      </w:r>
+      <w:r>
+        <w:t>,</w:t>
+      </w:r>
+      <w:r>
+        <w:t xml:space="preserve"> sokat tesztelni. </w:t>
+      </w:r>
+      <w:r>
+        <w:t xml:space="preserve">A teljesítmény növelése érdekében két </w:t>
+      </w:r>
+      <w:r>
+        <w:t xml:space="preserve">szerkezeti </w:t>
+      </w:r>
+      <w:r>
+        <w:t xml:space="preserve">módosítást </w:t>
+      </w:r>
+      <w:r>
+        <w:t>szeretnénk megvizsgálni: a b</w:t>
+      </w:r>
+      <w:r>
+        <w:t xml:space="preserve">atch </w:t>
+      </w:r>
+      <w:proofErr w:type="spellStart"/>
+      <w:r>
+        <w:t>n</w:t>
+      </w:r>
+      <w:r>
+        <w:t>ormalization</w:t>
+      </w:r>
+      <w:proofErr w:type="spellEnd"/>
+      <w:r>
+        <w:t xml:space="preserve"> és egy m</w:t>
+      </w:r>
+      <w:r>
+        <w:t>élyebb hálózat</w:t>
+      </w:r>
+      <w:r>
+        <w:t xml:space="preserve"> hatását.</w:t>
+      </w:r>
+      <w:r>
+        <w:t xml:space="preserve"> Ezen kívül a jelenlegi fix 15 </w:t>
+      </w:r>
+      <w:proofErr w:type="spellStart"/>
+      <w:r>
+        <w:t>epoch</w:t>
+      </w:r>
+      <w:proofErr w:type="spellEnd"/>
+      <w:r>
+        <w:t>-os tanítás helyett dinamikus vezérlőket (</w:t>
+      </w:r>
+      <w:proofErr w:type="spellStart"/>
+      <w:r>
+        <w:t>early</w:t>
+      </w:r>
+      <w:proofErr w:type="spellEnd"/>
+      <w:r>
+        <w:t xml:space="preserve"> </w:t>
+      </w:r>
+      <w:proofErr w:type="spellStart"/>
+      <w:r>
+        <w:t>stopping</w:t>
+      </w:r>
+      <w:proofErr w:type="spellEnd"/>
+      <w:r>
+        <w:t xml:space="preserve"> és </w:t>
+      </w:r>
+      <w:proofErr w:type="spellStart"/>
+      <w:r>
+        <w:t>checkpoint</w:t>
+      </w:r>
+      <w:proofErr w:type="spellEnd"/>
+      <w:r>
+        <w:t>) szeretnénk bevezetni.</w:t>
+      </w:r>
+    </w:p>
+    <w:p>
+      <w:r>
+        <w:t xml:space="preserve">Ha ezeket mind teszteltük és nem vagyunk elégedettek az eredménnyel, a vizuálisan hasonló karakterekre fordítanánk még külön figyelmet </w:t>
+      </w:r>
+      <w:r>
+        <w:t>(pl.</w:t>
+      </w:r>
+      <w:r>
+        <w:t xml:space="preserve"> </w:t>
+      </w:r>
+      <w:r>
+        <w:t>0</w:t>
+      </w:r>
+      <w:r>
+        <w:rPr>
+          <w:lang w:val="en-US"/>
+        </w:rPr>
+        <w:t>/</w:t>
+      </w:r>
+      <w:r>
+        <w:t>O, 1</w:t>
+      </w:r>
+      <w:r>
+        <w:t>/</w:t>
+      </w:r>
+      <w:r>
+        <w:t>I</w:t>
+      </w:r>
+      <w:r>
+        <w:t>/</w:t>
+      </w:r>
+      <w:r>
+        <w:t>l, 5</w:t>
+      </w:r>
+      <w:r>
+        <w:t>/</w:t>
+      </w:r>
+      <w:r>
+        <w:t>S)</w:t>
+      </w:r>
+      <w:r>
+        <w:t>.</w:t>
+      </w:r>
+    </w:p>
+    <w:p>
       <w:r>
         <w:br w:type="page"/>
       </w:r>
+    </w:p>
+    <w:p>
+      <w:pPr>
+        <w:pStyle w:val="Cmsor2"/>
+        <w:numPr>
+          <w:ilvl w:val="0"/>
+          <w:numId w:val="3"/>
+        </w:numPr>
+        <w:ind w:left="993" w:hanging="633"/>
+      </w:pPr>
+      <w:proofErr w:type="spellStart"/>
       <w:r>
         <w:lastRenderedPageBreak/>
-        <w:t xml:space="preserve">Kontribúció </w:t>
+        <w:t>Kontribúció</w:t>
+      </w:r>
+      <w:proofErr w:type="spellEnd"/>
+      <w:r>
+        <w:t xml:space="preserve"> </w:t>
       </w:r>
       <w:r>
         <w:rPr>
-          <w:rStyle w:val="Heading2Char"/>
+          <w:rStyle w:val="Cmsor2Char"/>
         </w:rPr>
         <w:t>eloszlása</w:t>
       </w:r>
@@ -1184,39 +1937,38 @@
     </w:p>
     <w:p>
       <w:pPr>
-        <w:pStyle w:val="Heading2"/>
+        <w:pStyle w:val="Cmsor2"/>
         <w:numPr>
           <w:ilvl w:val="0"/>
           <w:numId w:val="3"/>
         </w:numPr>
+        <w:ind w:left="993" w:hanging="633"/>
+      </w:pPr>
+      <w:r>
+        <w:lastRenderedPageBreak/>
+        <w:t>Irodalomjegyzék</w:t>
+      </w:r>
+    </w:p>
+    <w:p>
+      <w:pPr>
         <w:tabs>
           <w:tab w:val="left" w:pos="810"/>
           <w:tab w:val="left" w:pos="990"/>
           <w:tab w:val="left" w:pos="1170"/>
         </w:tabs>
       </w:pPr>
-      <w:r>
-        <w:lastRenderedPageBreak/>
-        <w:t>Irodalomjegyzék</w:t>
-      </w:r>
-    </w:p>
-    <w:p>
-      <w:pPr>
-        <w:tabs>
-          <w:tab w:val="left" w:pos="810"/>
-          <w:tab w:val="left" w:pos="990"/>
-          <w:tab w:val="left" w:pos="1170"/>
-        </w:tabs>
-      </w:pPr>
-    </w:p>
-    <w:p>
-      <w:r>
-        <w:t xml:space="preserve">1: </w:t>
-      </w:r>
-      <w:hyperlink r:id="rId11">
+    </w:p>
+    <w:p>
+      <w:r>
+        <w:t>1:</w:t>
+      </w:r>
+      <w:r>
+        <w:t xml:space="preserve"> </w:t>
+      </w:r>
+      <w:hyperlink r:id="rId13" w:history="1">
         <w:r>
           <w:rPr>
-            <w:rStyle w:val="Hyperlink"/>
+            <w:rStyle w:val="Hiperhivatkozs"/>
           </w:rPr>
           <w:t>https://www.researchgate.net/publication/352388162_Handwritten_character_recognition_using_convolutional_neural_network</w:t>
         </w:r>
@@ -1229,10 +1981,10 @@
       <w:r>
         <w:t xml:space="preserve"> </w:t>
       </w:r>
-      <w:hyperlink r:id="rId12">
+      <w:hyperlink r:id="rId14">
         <w:r>
           <w:rPr>
-            <w:rStyle w:val="Hyperlink"/>
+            <w:rStyle w:val="Hiperhivatkozs"/>
           </w:rPr>
           <w:t>https://www.sciencedirect.com/science/article/pii/S2314717215000355</w:t>
         </w:r>
@@ -1253,6 +2005,119 @@
 <file path=word/numbering.xml><?xml version="1.0" encoding="utf-8"?>
 <w:numbering xmlns:wpc="http://schemas.microsoft.com/office/word/2010/wordprocessingCanvas" xmlns:cx="http://schemas.microsoft.com/office/drawing/2014/chartex" xmlns:cx1="http://schemas.microsoft.com/office/drawing/2015/9/8/chartex" xmlns:cx2="http://schemas.microsoft.com/office/drawing/2015/10/21/chartex" xmlns:cx3="http://schemas.microsoft.com/office/drawing/2016/5/9/chartex" xmlns:cx4="http://schemas.microsoft.com/office/drawing/2016/5/10/chartex" xmlns:cx5="http://schemas.microsoft.com/office/drawing/2016/5/11/chartex" xmlns:cx6="http://schemas.microsoft.com/office/drawing/2016/5/12/chartex" xmlns:cx7="http://schemas.microsoft.com/office/drawing/2016/5/13/chartex" xmlns:cx8="http://schemas.microsoft.com/office/drawing/2016/5/14/chartex" xmlns:mc="http://schemas.openxmlformats.org/markup-compatibility/2006" xmlns:aink="http://schemas.microsoft.com/office/drawing/2016/ink" xmlns:am3d="http://schemas.microsoft.com/office/drawing/2017/model3d" xmlns:o="urn:schemas-microsoft-com:office:office" xmlns:oel="http://schemas.microsoft.com/office/2019/extlst" xmlns:r="http://schemas.openxmlformats.org/officeDocument/2006/relationships" xmlns:m="http://schemas.openxmlformats.org/officeDocument/2006/math" xmlns:v="urn:schemas-microsoft-com:vml" xmlns:wp14="http://schemas.microsoft.com/office/word/2010/wordprocessingDrawing" xmlns:wp="http://schemas.openxmlformats.org/drawingml/2006/wordprocessingDrawing" xmlns:w10="urn:schemas-microsoft-com:office:word" xmlns:w="http://schemas.openxmlformats.org/wordprocessingml/2006/main" xmlns:w14="http://schemas.microsoft.com/office/word/2010/wordml" xmlns:w15="http://schemas.microsoft.com/office/word/2012/wordml" xmlns:w16cex="http://schemas.microsoft.com/office/word/2018/wordml/cex" xmlns:w16cid="http://schemas.microsoft.com/office/word/2016/wordml/cid" xmlns:w16="http://schemas.microsoft.com/office/word/2018/wordml" xmlns:w16du="http://schemas.microsoft.com/office/word/2023/wordml/word16du" xmlns:w16sdtdh="http://schemas.microsoft.com/office/word/2020/wordml/sdtdatahash" xmlns:w16sdtfl="http://schemas.microsoft.com/office/word/2024/wordml/sdtformatlock" xmlns:w16se="http://schemas.microsoft.com/office/word/2015/wordml/symex" xmlns:wpg="http://schemas.microsoft.com/office/word/2010/wordprocessingGroup" xmlns:wpi="http://schemas.microsoft.com/office/word/2010/wordprocessingInk" xmlns:wne="http://schemas.microsoft.com/office/word/2006/wordml" xmlns:wps="http://schemas.microsoft.com/office/word/2010/wordprocessingShape" mc:Ignorable="w14 w15 w16se w16cid w16 w16cex w16sdtdh w16sdtfl w16du wp14">
   <w:abstractNum w:abstractNumId="0" w15:restartNumberingAfterBreak="0">
+    <w:nsid w:val="0D6E584B"/>
+    <w:multiLevelType w:val="hybridMultilevel"/>
+    <w:tmpl w:val="10C25A22"/>
+    <w:lvl w:ilvl="0" w:tplc="040E0001">
+      <w:start w:val="1"/>
+      <w:numFmt w:val="bullet"/>
+      <w:lvlText w:val=""/>
+      <w:lvlJc w:val="left"/>
+      <w:pPr>
+        <w:ind w:left="720" w:hanging="360"/>
+      </w:pPr>
+      <w:rPr>
+        <w:rFonts w:ascii="Symbol" w:hAnsi="Symbol" w:hint="default"/>
+      </w:rPr>
+    </w:lvl>
+    <w:lvl w:ilvl="1" w:tplc="040E0003" w:tentative="1">
+      <w:start w:val="1"/>
+      <w:numFmt w:val="bullet"/>
+      <w:lvlText w:val="o"/>
+      <w:lvlJc w:val="left"/>
+      <w:pPr>
+        <w:ind w:left="1440" w:hanging="360"/>
+      </w:pPr>
+      <w:rPr>
+        <w:rFonts w:ascii="Courier New" w:hAnsi="Courier New" w:cs="Courier New" w:hint="default"/>
+      </w:rPr>
+    </w:lvl>
+    <w:lvl w:ilvl="2" w:tplc="040E0005" w:tentative="1">
+      <w:start w:val="1"/>
+      <w:numFmt w:val="bullet"/>
+      <w:lvlText w:val=""/>
+      <w:lvlJc w:val="left"/>
+      <w:pPr>
+        <w:ind w:left="2160" w:hanging="360"/>
+      </w:pPr>
+      <w:rPr>
+        <w:rFonts w:ascii="Wingdings" w:hAnsi="Wingdings" w:hint="default"/>
+      </w:rPr>
+    </w:lvl>
+    <w:lvl w:ilvl="3" w:tplc="040E0001" w:tentative="1">
+      <w:start w:val="1"/>
+      <w:numFmt w:val="bullet"/>
+      <w:lvlText w:val=""/>
+      <w:lvlJc w:val="left"/>
+      <w:pPr>
+        <w:ind w:left="2880" w:hanging="360"/>
+      </w:pPr>
+      <w:rPr>
+        <w:rFonts w:ascii="Symbol" w:hAnsi="Symbol" w:hint="default"/>
+      </w:rPr>
+    </w:lvl>
+    <w:lvl w:ilvl="4" w:tplc="040E0003" w:tentative="1">
+      <w:start w:val="1"/>
+      <w:numFmt w:val="bullet"/>
+      <w:lvlText w:val="o"/>
+      <w:lvlJc w:val="left"/>
+      <w:pPr>
+        <w:ind w:left="3600" w:hanging="360"/>
+      </w:pPr>
+      <w:rPr>
+        <w:rFonts w:ascii="Courier New" w:hAnsi="Courier New" w:cs="Courier New" w:hint="default"/>
+      </w:rPr>
+    </w:lvl>
+    <w:lvl w:ilvl="5" w:tplc="040E0005" w:tentative="1">
+      <w:start w:val="1"/>
+      <w:numFmt w:val="bullet"/>
+      <w:lvlText w:val=""/>
+      <w:lvlJc w:val="left"/>
+      <w:pPr>
+        <w:ind w:left="4320" w:hanging="360"/>
+      </w:pPr>
+      <w:rPr>
+        <w:rFonts w:ascii="Wingdings" w:hAnsi="Wingdings" w:hint="default"/>
+      </w:rPr>
+    </w:lvl>
+    <w:lvl w:ilvl="6" w:tplc="040E0001" w:tentative="1">
+      <w:start w:val="1"/>
+      <w:numFmt w:val="bullet"/>
+      <w:lvlText w:val=""/>
+      <w:lvlJc w:val="left"/>
+      <w:pPr>
+        <w:ind w:left="5040" w:hanging="360"/>
+      </w:pPr>
+      <w:rPr>
+        <w:rFonts w:ascii="Symbol" w:hAnsi="Symbol" w:hint="default"/>
+      </w:rPr>
+    </w:lvl>
+    <w:lvl w:ilvl="7" w:tplc="040E0003" w:tentative="1">
+      <w:start w:val="1"/>
+      <w:numFmt w:val="bullet"/>
+      <w:lvlText w:val="o"/>
+      <w:lvlJc w:val="left"/>
+      <w:pPr>
+        <w:ind w:left="5760" w:hanging="360"/>
+      </w:pPr>
+      <w:rPr>
+        <w:rFonts w:ascii="Courier New" w:hAnsi="Courier New" w:cs="Courier New" w:hint="default"/>
+      </w:rPr>
+    </w:lvl>
+    <w:lvl w:ilvl="8" w:tplc="040E0005" w:tentative="1">
+      <w:start w:val="1"/>
+      <w:numFmt w:val="bullet"/>
+      <w:lvlText w:val=""/>
+      <w:lvlJc w:val="left"/>
+      <w:pPr>
+        <w:ind w:left="6480" w:hanging="360"/>
+      </w:pPr>
+      <w:rPr>
+        <w:rFonts w:ascii="Wingdings" w:hAnsi="Wingdings" w:hint="default"/>
+      </w:rPr>
+    </w:lvl>
+  </w:abstractNum>
+  <w:abstractNum w:abstractNumId="1" w15:restartNumberingAfterBreak="0">
     <w:nsid w:val="10B762A0"/>
     <w:multiLevelType w:val="hybridMultilevel"/>
     <w:tmpl w:val="D112155A"/>
@@ -1365,7 +2230,233 @@
       </w:rPr>
     </w:lvl>
   </w:abstractNum>
-  <w:abstractNum w:abstractNumId="1" w15:restartNumberingAfterBreak="0">
+  <w:abstractNum w:abstractNumId="2" w15:restartNumberingAfterBreak="0">
+    <w:nsid w:val="1F2B5ED8"/>
+    <w:multiLevelType w:val="hybridMultilevel"/>
+    <w:tmpl w:val="00C282B4"/>
+    <w:lvl w:ilvl="0" w:tplc="040E0001">
+      <w:start w:val="1"/>
+      <w:numFmt w:val="bullet"/>
+      <w:lvlText w:val=""/>
+      <w:lvlJc w:val="left"/>
+      <w:pPr>
+        <w:ind w:left="720" w:hanging="360"/>
+      </w:pPr>
+      <w:rPr>
+        <w:rFonts w:ascii="Symbol" w:hAnsi="Symbol" w:hint="default"/>
+      </w:rPr>
+    </w:lvl>
+    <w:lvl w:ilvl="1" w:tplc="040E0003">
+      <w:start w:val="1"/>
+      <w:numFmt w:val="bullet"/>
+      <w:lvlText w:val="o"/>
+      <w:lvlJc w:val="left"/>
+      <w:pPr>
+        <w:ind w:left="1440" w:hanging="360"/>
+      </w:pPr>
+      <w:rPr>
+        <w:rFonts w:ascii="Courier New" w:hAnsi="Courier New" w:cs="Courier New" w:hint="default"/>
+      </w:rPr>
+    </w:lvl>
+    <w:lvl w:ilvl="2" w:tplc="040E0005" w:tentative="1">
+      <w:start w:val="1"/>
+      <w:numFmt w:val="bullet"/>
+      <w:lvlText w:val=""/>
+      <w:lvlJc w:val="left"/>
+      <w:pPr>
+        <w:ind w:left="2160" w:hanging="360"/>
+      </w:pPr>
+      <w:rPr>
+        <w:rFonts w:ascii="Wingdings" w:hAnsi="Wingdings" w:hint="default"/>
+      </w:rPr>
+    </w:lvl>
+    <w:lvl w:ilvl="3" w:tplc="040E0001" w:tentative="1">
+      <w:start w:val="1"/>
+      <w:numFmt w:val="bullet"/>
+      <w:lvlText w:val=""/>
+      <w:lvlJc w:val="left"/>
+      <w:pPr>
+        <w:ind w:left="2880" w:hanging="360"/>
+      </w:pPr>
+      <w:rPr>
+        <w:rFonts w:ascii="Symbol" w:hAnsi="Symbol" w:hint="default"/>
+      </w:rPr>
+    </w:lvl>
+    <w:lvl w:ilvl="4" w:tplc="040E0003" w:tentative="1">
+      <w:start w:val="1"/>
+      <w:numFmt w:val="bullet"/>
+      <w:lvlText w:val="o"/>
+      <w:lvlJc w:val="left"/>
+      <w:pPr>
+        <w:ind w:left="3600" w:hanging="360"/>
+      </w:pPr>
+      <w:rPr>
+        <w:rFonts w:ascii="Courier New" w:hAnsi="Courier New" w:cs="Courier New" w:hint="default"/>
+      </w:rPr>
+    </w:lvl>
+    <w:lvl w:ilvl="5" w:tplc="040E0005" w:tentative="1">
+      <w:start w:val="1"/>
+      <w:numFmt w:val="bullet"/>
+      <w:lvlText w:val=""/>
+      <w:lvlJc w:val="left"/>
+      <w:pPr>
+        <w:ind w:left="4320" w:hanging="360"/>
+      </w:pPr>
+      <w:rPr>
+        <w:rFonts w:ascii="Wingdings" w:hAnsi="Wingdings" w:hint="default"/>
+      </w:rPr>
+    </w:lvl>
+    <w:lvl w:ilvl="6" w:tplc="040E0001" w:tentative="1">
+      <w:start w:val="1"/>
+      <w:numFmt w:val="bullet"/>
+      <w:lvlText w:val=""/>
+      <w:lvlJc w:val="left"/>
+      <w:pPr>
+        <w:ind w:left="5040" w:hanging="360"/>
+      </w:pPr>
+      <w:rPr>
+        <w:rFonts w:ascii="Symbol" w:hAnsi="Symbol" w:hint="default"/>
+      </w:rPr>
+    </w:lvl>
+    <w:lvl w:ilvl="7" w:tplc="040E0003" w:tentative="1">
+      <w:start w:val="1"/>
+      <w:numFmt w:val="bullet"/>
+      <w:lvlText w:val="o"/>
+      <w:lvlJc w:val="left"/>
+      <w:pPr>
+        <w:ind w:left="5760" w:hanging="360"/>
+      </w:pPr>
+      <w:rPr>
+        <w:rFonts w:ascii="Courier New" w:hAnsi="Courier New" w:cs="Courier New" w:hint="default"/>
+      </w:rPr>
+    </w:lvl>
+    <w:lvl w:ilvl="8" w:tplc="040E0005" w:tentative="1">
+      <w:start w:val="1"/>
+      <w:numFmt w:val="bullet"/>
+      <w:lvlText w:val=""/>
+      <w:lvlJc w:val="left"/>
+      <w:pPr>
+        <w:ind w:left="6480" w:hanging="360"/>
+      </w:pPr>
+      <w:rPr>
+        <w:rFonts w:ascii="Wingdings" w:hAnsi="Wingdings" w:hint="default"/>
+      </w:rPr>
+    </w:lvl>
+  </w:abstractNum>
+  <w:abstractNum w:abstractNumId="3" w15:restartNumberingAfterBreak="0">
+    <w:nsid w:val="30D46980"/>
+    <w:multiLevelType w:val="hybridMultilevel"/>
+    <w:tmpl w:val="536A9596"/>
+    <w:lvl w:ilvl="0" w:tplc="040E0001">
+      <w:start w:val="1"/>
+      <w:numFmt w:val="bullet"/>
+      <w:lvlText w:val=""/>
+      <w:lvlJc w:val="left"/>
+      <w:pPr>
+        <w:ind w:left="720" w:hanging="360"/>
+      </w:pPr>
+      <w:rPr>
+        <w:rFonts w:ascii="Symbol" w:hAnsi="Symbol" w:hint="default"/>
+      </w:rPr>
+    </w:lvl>
+    <w:lvl w:ilvl="1" w:tplc="040E0003" w:tentative="1">
+      <w:start w:val="1"/>
+      <w:numFmt w:val="bullet"/>
+      <w:lvlText w:val="o"/>
+      <w:lvlJc w:val="left"/>
+      <w:pPr>
+        <w:ind w:left="1440" w:hanging="360"/>
+      </w:pPr>
+      <w:rPr>
+        <w:rFonts w:ascii="Courier New" w:hAnsi="Courier New" w:cs="Courier New" w:hint="default"/>
+      </w:rPr>
+    </w:lvl>
+    <w:lvl w:ilvl="2" w:tplc="040E0005" w:tentative="1">
+      <w:start w:val="1"/>
+      <w:numFmt w:val="bullet"/>
+      <w:lvlText w:val=""/>
+      <w:lvlJc w:val="left"/>
+      <w:pPr>
+        <w:ind w:left="2160" w:hanging="360"/>
+      </w:pPr>
+      <w:rPr>
+        <w:rFonts w:ascii="Wingdings" w:hAnsi="Wingdings" w:hint="default"/>
+      </w:rPr>
+    </w:lvl>
+    <w:lvl w:ilvl="3" w:tplc="040E0001" w:tentative="1">
+      <w:start w:val="1"/>
+      <w:numFmt w:val="bullet"/>
+      <w:lvlText w:val=""/>
+      <w:lvlJc w:val="left"/>
+      <w:pPr>
+        <w:ind w:left="2880" w:hanging="360"/>
+      </w:pPr>
+      <w:rPr>
+        <w:rFonts w:ascii="Symbol" w:hAnsi="Symbol" w:hint="default"/>
+      </w:rPr>
+    </w:lvl>
+    <w:lvl w:ilvl="4" w:tplc="040E0003" w:tentative="1">
+      <w:start w:val="1"/>
+      <w:numFmt w:val="bullet"/>
+      <w:lvlText w:val="o"/>
+      <w:lvlJc w:val="left"/>
+      <w:pPr>
+        <w:ind w:left="3600" w:hanging="360"/>
+      </w:pPr>
+      <w:rPr>
+        <w:rFonts w:ascii="Courier New" w:hAnsi="Courier New" w:cs="Courier New" w:hint="default"/>
+      </w:rPr>
+    </w:lvl>
+    <w:lvl w:ilvl="5" w:tplc="040E0005" w:tentative="1">
+      <w:start w:val="1"/>
+      <w:numFmt w:val="bullet"/>
+      <w:lvlText w:val=""/>
+      <w:lvlJc w:val="left"/>
+      <w:pPr>
+        <w:ind w:left="4320" w:hanging="360"/>
+      </w:pPr>
+      <w:rPr>
+        <w:rFonts w:ascii="Wingdings" w:hAnsi="Wingdings" w:hint="default"/>
+      </w:rPr>
+    </w:lvl>
+    <w:lvl w:ilvl="6" w:tplc="040E0001" w:tentative="1">
+      <w:start w:val="1"/>
+      <w:numFmt w:val="bullet"/>
+      <w:lvlText w:val=""/>
+      <w:lvlJc w:val="left"/>
+      <w:pPr>
+        <w:ind w:left="5040" w:hanging="360"/>
+      </w:pPr>
+      <w:rPr>
+        <w:rFonts w:ascii="Symbol" w:hAnsi="Symbol" w:hint="default"/>
+      </w:rPr>
+    </w:lvl>
+    <w:lvl w:ilvl="7" w:tplc="040E0003" w:tentative="1">
+      <w:start w:val="1"/>
+      <w:numFmt w:val="bullet"/>
+      <w:lvlText w:val="o"/>
+      <w:lvlJc w:val="left"/>
+      <w:pPr>
+        <w:ind w:left="5760" w:hanging="360"/>
+      </w:pPr>
+      <w:rPr>
+        <w:rFonts w:ascii="Courier New" w:hAnsi="Courier New" w:cs="Courier New" w:hint="default"/>
+      </w:rPr>
+    </w:lvl>
+    <w:lvl w:ilvl="8" w:tplc="040E0005" w:tentative="1">
+      <w:start w:val="1"/>
+      <w:numFmt w:val="bullet"/>
+      <w:lvlText w:val=""/>
+      <w:lvlJc w:val="left"/>
+      <w:pPr>
+        <w:ind w:left="6480" w:hanging="360"/>
+      </w:pPr>
+      <w:rPr>
+        <w:rFonts w:ascii="Wingdings" w:hAnsi="Wingdings" w:hint="default"/>
+      </w:rPr>
+    </w:lvl>
+  </w:abstractNum>
+  <w:abstractNum w:abstractNumId="4" w15:restartNumberingAfterBreak="0">
     <w:nsid w:val="48AD629C"/>
     <w:multiLevelType w:val="hybridMultilevel"/>
     <w:tmpl w:val="67D28384"/>
@@ -1451,10 +2542,10 @@
       </w:pPr>
     </w:lvl>
   </w:abstractNum>
-  <w:abstractNum w:abstractNumId="2" w15:restartNumberingAfterBreak="0">
+  <w:abstractNum w:abstractNumId="5" w15:restartNumberingAfterBreak="0">
     <w:nsid w:val="4BCB001B"/>
     <w:multiLevelType w:val="hybridMultilevel"/>
-    <w:tmpl w:val="8F6EFC96"/>
+    <w:tmpl w:val="C014478E"/>
     <w:lvl w:ilvl="0" w:tplc="0409000F">
       <w:start w:val="1"/>
       <w:numFmt w:val="decimal"/>
@@ -1538,13 +2629,22 @@
     </w:lvl>
   </w:abstractNum>
   <w:num w:numId="1" w16cid:durableId="1861161367">
+    <w:abstractNumId w:val="1"/>
+  </w:num>
+  <w:num w:numId="2" w16cid:durableId="1358657572">
+    <w:abstractNumId w:val="4"/>
+  </w:num>
+  <w:num w:numId="3" w16cid:durableId="985353739">
+    <w:abstractNumId w:val="5"/>
+  </w:num>
+  <w:num w:numId="4" w16cid:durableId="1839424181">
     <w:abstractNumId w:val="0"/>
   </w:num>
-  <w:num w:numId="2" w16cid:durableId="1358657572">
-    <w:abstractNumId w:val="1"/>
+  <w:num w:numId="5" w16cid:durableId="628436838">
+    <w:abstractNumId w:val="2"/>
   </w:num>
-  <w:num w:numId="3" w16cid:durableId="985353739">
-    <w:abstractNumId w:val="2"/>
+  <w:num w:numId="6" w16cid:durableId="288168135">
+    <w:abstractNumId w:val="3"/>
   </w:num>
 </w:numbering>
 </file>
@@ -1946,7 +3046,7 @@
     <w:lsdException w:name="Unresolved Mention" w:semiHidden="1" w:unhideWhenUsed="1"/>
     <w:lsdException w:name="Smart Link" w:semiHidden="1" w:unhideWhenUsed="1"/>
   </w:latentStyles>
-  <w:style w:type="paragraph" w:default="1" w:styleId="Normal">
+  <w:style w:type="paragraph" w:default="1" w:styleId="Norml">
     <w:name w:val="Normal"/>
     <w:qFormat/>
     <w:rsid w:val="2DE20F6E"/>
@@ -1954,11 +3054,11 @@
       <w:lang w:val="hu-HU"/>
     </w:rPr>
   </w:style>
-  <w:style w:type="paragraph" w:styleId="Heading1">
+  <w:style w:type="paragraph" w:styleId="Cmsor1">
     <w:name w:val="heading 1"/>
-    <w:basedOn w:val="Normal"/>
-    <w:next w:val="Normal"/>
-    <w:link w:val="Heading1Char"/>
+    <w:basedOn w:val="Norml"/>
+    <w:next w:val="Norml"/>
+    <w:link w:val="Cmsor1Char"/>
     <w:uiPriority w:val="9"/>
     <w:qFormat/>
     <w:rsid w:val="2DE20F6E"/>
@@ -1974,11 +3074,11 @@
       <w:szCs w:val="40"/>
     </w:rPr>
   </w:style>
-  <w:style w:type="paragraph" w:styleId="Heading2">
+  <w:style w:type="paragraph" w:styleId="Cmsor2">
     <w:name w:val="heading 2"/>
-    <w:basedOn w:val="Normal"/>
-    <w:next w:val="Normal"/>
-    <w:link w:val="Heading2Char"/>
+    <w:basedOn w:val="Norml"/>
+    <w:next w:val="Norml"/>
+    <w:link w:val="Cmsor2Char"/>
     <w:uiPriority w:val="9"/>
     <w:unhideWhenUsed/>
     <w:qFormat/>
@@ -1995,11 +3095,11 @@
       <w:szCs w:val="44"/>
     </w:rPr>
   </w:style>
-  <w:style w:type="paragraph" w:styleId="Heading3">
+  <w:style w:type="paragraph" w:styleId="Cmsor3">
     <w:name w:val="heading 3"/>
-    <w:basedOn w:val="Normal"/>
-    <w:next w:val="Normal"/>
-    <w:link w:val="Heading3Char"/>
+    <w:basedOn w:val="Norml"/>
+    <w:next w:val="Norml"/>
+    <w:link w:val="Cmsor3Char"/>
     <w:uiPriority w:val="9"/>
     <w:semiHidden/>
     <w:unhideWhenUsed/>
@@ -2018,11 +3118,11 @@
       <w:szCs w:val="28"/>
     </w:rPr>
   </w:style>
-  <w:style w:type="paragraph" w:styleId="Heading4">
+  <w:style w:type="paragraph" w:styleId="Cmsor4">
     <w:name w:val="heading 4"/>
-    <w:basedOn w:val="Normal"/>
-    <w:next w:val="Normal"/>
-    <w:link w:val="Heading4Char"/>
+    <w:basedOn w:val="Norml"/>
+    <w:next w:val="Norml"/>
+    <w:link w:val="Cmsor4Char"/>
     <w:uiPriority w:val="9"/>
     <w:semiHidden/>
     <w:unhideWhenUsed/>
@@ -2041,11 +3141,11 @@
       <w:color w:val="0F4761" w:themeColor="accent1" w:themeShade="BF"/>
     </w:rPr>
   </w:style>
-  <w:style w:type="paragraph" w:styleId="Heading5">
+  <w:style w:type="paragraph" w:styleId="Cmsor5">
     <w:name w:val="heading 5"/>
-    <w:basedOn w:val="Normal"/>
-    <w:next w:val="Normal"/>
-    <w:link w:val="Heading5Char"/>
+    <w:basedOn w:val="Norml"/>
+    <w:next w:val="Norml"/>
+    <w:link w:val="Cmsor5Char"/>
     <w:uiPriority w:val="9"/>
     <w:semiHidden/>
     <w:unhideWhenUsed/>
@@ -2062,11 +3162,11 @@
       <w:color w:val="0F4761" w:themeColor="accent1" w:themeShade="BF"/>
     </w:rPr>
   </w:style>
-  <w:style w:type="paragraph" w:styleId="Heading6">
+  <w:style w:type="paragraph" w:styleId="Cmsor6">
     <w:name w:val="heading 6"/>
-    <w:basedOn w:val="Normal"/>
-    <w:next w:val="Normal"/>
-    <w:link w:val="Heading6Char"/>
+    <w:basedOn w:val="Norml"/>
+    <w:next w:val="Norml"/>
+    <w:link w:val="Cmsor6Char"/>
     <w:uiPriority w:val="9"/>
     <w:semiHidden/>
     <w:unhideWhenUsed/>
@@ -2085,11 +3185,11 @@
       <w:color w:val="595959" w:themeColor="text1" w:themeTint="A6"/>
     </w:rPr>
   </w:style>
-  <w:style w:type="paragraph" w:styleId="Heading7">
+  <w:style w:type="paragraph" w:styleId="Cmsor7">
     <w:name w:val="heading 7"/>
-    <w:basedOn w:val="Normal"/>
-    <w:next w:val="Normal"/>
-    <w:link w:val="Heading7Char"/>
+    <w:basedOn w:val="Norml"/>
+    <w:next w:val="Norml"/>
+    <w:link w:val="Cmsor7Char"/>
     <w:uiPriority w:val="9"/>
     <w:semiHidden/>
     <w:unhideWhenUsed/>
@@ -2106,11 +3206,11 @@
       <w:color w:val="595959" w:themeColor="text1" w:themeTint="A6"/>
     </w:rPr>
   </w:style>
-  <w:style w:type="paragraph" w:styleId="Heading8">
+  <w:style w:type="paragraph" w:styleId="Cmsor8">
     <w:name w:val="heading 8"/>
-    <w:basedOn w:val="Normal"/>
-    <w:next w:val="Normal"/>
-    <w:link w:val="Heading8Char"/>
+    <w:basedOn w:val="Norml"/>
+    <w:next w:val="Norml"/>
+    <w:link w:val="Cmsor8Char"/>
     <w:uiPriority w:val="9"/>
     <w:semiHidden/>
     <w:unhideWhenUsed/>
@@ -2129,11 +3229,11 @@
       <w:color w:val="272727"/>
     </w:rPr>
   </w:style>
-  <w:style w:type="paragraph" w:styleId="Heading9">
+  <w:style w:type="paragraph" w:styleId="Cmsor9">
     <w:name w:val="heading 9"/>
-    <w:basedOn w:val="Normal"/>
-    <w:next w:val="Normal"/>
-    <w:link w:val="Heading9Char"/>
+    <w:basedOn w:val="Norml"/>
+    <w:next w:val="Norml"/>
+    <w:link w:val="Cmsor9Char"/>
     <w:uiPriority w:val="9"/>
     <w:semiHidden/>
     <w:unhideWhenUsed/>
@@ -2150,13 +3250,12 @@
       <w:color w:val="272727"/>
     </w:rPr>
   </w:style>
-  <w:style w:type="character" w:default="1" w:styleId="DefaultParagraphFont">
+  <w:style w:type="character" w:default="1" w:styleId="Bekezdsalapbettpusa">
     <w:name w:val="Default Paragraph Font"/>
     <w:uiPriority w:val="1"/>
-    <w:semiHidden/>
     <w:unhideWhenUsed/>
   </w:style>
-  <w:style w:type="table" w:default="1" w:styleId="TableNormal">
+  <w:style w:type="table" w:default="1" w:styleId="Normltblzat">
     <w:name w:val="Normal Table"/>
     <w:uiPriority w:val="99"/>
     <w:semiHidden/>
@@ -2171,16 +3270,16 @@
       </w:tblCellMar>
     </w:tblPr>
   </w:style>
-  <w:style w:type="numbering" w:default="1" w:styleId="NoList">
+  <w:style w:type="numbering" w:default="1" w:styleId="Nemlista">
     <w:name w:val="No List"/>
     <w:uiPriority w:val="99"/>
     <w:semiHidden/>
     <w:unhideWhenUsed/>
   </w:style>
-  <w:style w:type="character" w:customStyle="1" w:styleId="Heading1Char">
-    <w:name w:val="Heading 1 Char"/>
-    <w:basedOn w:val="DefaultParagraphFont"/>
-    <w:link w:val="Heading1"/>
+  <w:style w:type="character" w:customStyle="1" w:styleId="Cmsor1Char">
+    <w:name w:val="Címsor 1 Char"/>
+    <w:basedOn w:val="Bekezdsalapbettpusa"/>
+    <w:link w:val="Cmsor1"/>
     <w:uiPriority w:val="9"/>
     <w:rsid w:val="00775007"/>
     <w:rPr>
@@ -2189,10 +3288,10 @@
       <w:szCs w:val="40"/>
     </w:rPr>
   </w:style>
-  <w:style w:type="character" w:customStyle="1" w:styleId="Heading2Char">
-    <w:name w:val="Heading 2 Char"/>
-    <w:basedOn w:val="DefaultParagraphFont"/>
-    <w:link w:val="Heading2"/>
+  <w:style w:type="character" w:customStyle="1" w:styleId="Cmsor2Char">
+    <w:name w:val="Címsor 2 Char"/>
+    <w:basedOn w:val="Bekezdsalapbettpusa"/>
+    <w:link w:val="Cmsor2"/>
     <w:uiPriority w:val="9"/>
     <w:rsid w:val="000D1B56"/>
     <w:rPr>
@@ -2201,10 +3300,10 @@
       <w:szCs w:val="32"/>
     </w:rPr>
   </w:style>
-  <w:style w:type="character" w:customStyle="1" w:styleId="Heading3Char">
-    <w:name w:val="Heading 3 Char"/>
-    <w:basedOn w:val="DefaultParagraphFont"/>
-    <w:link w:val="Heading3"/>
+  <w:style w:type="character" w:customStyle="1" w:styleId="Cmsor3Char">
+    <w:name w:val="Címsor 3 Char"/>
+    <w:basedOn w:val="Bekezdsalapbettpusa"/>
+    <w:link w:val="Cmsor3"/>
     <w:uiPriority w:val="9"/>
     <w:semiHidden/>
     <w:rsid w:val="00FF550E"/>
@@ -2215,10 +3314,10 @@
       <w:szCs w:val="28"/>
     </w:rPr>
   </w:style>
-  <w:style w:type="character" w:customStyle="1" w:styleId="Heading4Char">
-    <w:name w:val="Heading 4 Char"/>
-    <w:basedOn w:val="DefaultParagraphFont"/>
-    <w:link w:val="Heading4"/>
+  <w:style w:type="character" w:customStyle="1" w:styleId="Cmsor4Char">
+    <w:name w:val="Címsor 4 Char"/>
+    <w:basedOn w:val="Bekezdsalapbettpusa"/>
+    <w:link w:val="Cmsor4"/>
     <w:uiPriority w:val="9"/>
     <w:semiHidden/>
     <w:rsid w:val="00FF550E"/>
@@ -2229,10 +3328,10 @@
       <w:color w:val="0F4761" w:themeColor="accent1" w:themeShade="BF"/>
     </w:rPr>
   </w:style>
-  <w:style w:type="character" w:customStyle="1" w:styleId="Heading5Char">
-    <w:name w:val="Heading 5 Char"/>
-    <w:basedOn w:val="DefaultParagraphFont"/>
-    <w:link w:val="Heading5"/>
+  <w:style w:type="character" w:customStyle="1" w:styleId="Cmsor5Char">
+    <w:name w:val="Címsor 5 Char"/>
+    <w:basedOn w:val="Bekezdsalapbettpusa"/>
+    <w:link w:val="Cmsor5"/>
     <w:uiPriority w:val="9"/>
     <w:semiHidden/>
     <w:rsid w:val="00FF550E"/>
@@ -2241,10 +3340,10 @@
       <w:color w:val="0F4761" w:themeColor="accent1" w:themeShade="BF"/>
     </w:rPr>
   </w:style>
-  <w:style w:type="character" w:customStyle="1" w:styleId="Heading6Char">
-    <w:name w:val="Heading 6 Char"/>
-    <w:basedOn w:val="DefaultParagraphFont"/>
-    <w:link w:val="Heading6"/>
+  <w:style w:type="character" w:customStyle="1" w:styleId="Cmsor6Char">
+    <w:name w:val="Címsor 6 Char"/>
+    <w:basedOn w:val="Bekezdsalapbettpusa"/>
+    <w:link w:val="Cmsor6"/>
     <w:uiPriority w:val="9"/>
     <w:semiHidden/>
     <w:rsid w:val="00FF550E"/>
@@ -2255,10 +3354,10 @@
       <w:color w:val="595959" w:themeColor="text1" w:themeTint="A6"/>
     </w:rPr>
   </w:style>
-  <w:style w:type="character" w:customStyle="1" w:styleId="Heading7Char">
-    <w:name w:val="Heading 7 Char"/>
-    <w:basedOn w:val="DefaultParagraphFont"/>
-    <w:link w:val="Heading7"/>
+  <w:style w:type="character" w:customStyle="1" w:styleId="Cmsor7Char">
+    <w:name w:val="Címsor 7 Char"/>
+    <w:basedOn w:val="Bekezdsalapbettpusa"/>
+    <w:link w:val="Cmsor7"/>
     <w:uiPriority w:val="9"/>
     <w:semiHidden/>
     <w:rsid w:val="00FF550E"/>
@@ -2267,10 +3366,10 @@
       <w:color w:val="595959" w:themeColor="text1" w:themeTint="A6"/>
     </w:rPr>
   </w:style>
-  <w:style w:type="character" w:customStyle="1" w:styleId="Heading8Char">
-    <w:name w:val="Heading 8 Char"/>
-    <w:basedOn w:val="DefaultParagraphFont"/>
-    <w:link w:val="Heading8"/>
+  <w:style w:type="character" w:customStyle="1" w:styleId="Cmsor8Char">
+    <w:name w:val="Címsor 8 Char"/>
+    <w:basedOn w:val="Bekezdsalapbettpusa"/>
+    <w:link w:val="Cmsor8"/>
     <w:uiPriority w:val="9"/>
     <w:semiHidden/>
     <w:rsid w:val="00FF550E"/>
@@ -2281,10 +3380,10 @@
       <w:color w:val="272727" w:themeColor="text1" w:themeTint="D8"/>
     </w:rPr>
   </w:style>
-  <w:style w:type="character" w:customStyle="1" w:styleId="Heading9Char">
-    <w:name w:val="Heading 9 Char"/>
-    <w:basedOn w:val="DefaultParagraphFont"/>
-    <w:link w:val="Heading9"/>
+  <w:style w:type="character" w:customStyle="1" w:styleId="Cmsor9Char">
+    <w:name w:val="Címsor 9 Char"/>
+    <w:basedOn w:val="Bekezdsalapbettpusa"/>
+    <w:link w:val="Cmsor9"/>
     <w:uiPriority w:val="9"/>
     <w:semiHidden/>
     <w:rsid w:val="00FF550E"/>
@@ -2293,11 +3392,11 @@
       <w:color w:val="272727" w:themeColor="text1" w:themeTint="D8"/>
     </w:rPr>
   </w:style>
-  <w:style w:type="paragraph" w:styleId="Title">
+  <w:style w:type="paragraph" w:styleId="Cm">
     <w:name w:val="Title"/>
-    <w:basedOn w:val="Normal"/>
-    <w:next w:val="Normal"/>
-    <w:link w:val="TitleChar"/>
+    <w:basedOn w:val="Norml"/>
+    <w:next w:val="Norml"/>
+    <w:link w:val="CmChar"/>
     <w:uiPriority w:val="10"/>
     <w:qFormat/>
     <w:rsid w:val="2DE20F6E"/>
@@ -2311,10 +3410,10 @@
       <w:szCs w:val="56"/>
     </w:rPr>
   </w:style>
-  <w:style w:type="character" w:customStyle="1" w:styleId="TitleChar">
-    <w:name w:val="Title Char"/>
-    <w:basedOn w:val="DefaultParagraphFont"/>
-    <w:link w:val="Title"/>
+  <w:style w:type="character" w:customStyle="1" w:styleId="CmChar">
+    <w:name w:val="Cím Char"/>
+    <w:basedOn w:val="Bekezdsalapbettpusa"/>
+    <w:link w:val="Cm"/>
     <w:uiPriority w:val="10"/>
     <w:rsid w:val="00FF550E"/>
     <w:rPr>
@@ -2325,11 +3424,11 @@
       <w:szCs w:val="56"/>
     </w:rPr>
   </w:style>
-  <w:style w:type="paragraph" w:styleId="Subtitle">
+  <w:style w:type="paragraph" w:styleId="Alcm">
     <w:name w:val="Subtitle"/>
-    <w:basedOn w:val="Normal"/>
-    <w:next w:val="Normal"/>
-    <w:link w:val="SubtitleChar"/>
+    <w:basedOn w:val="Norml"/>
+    <w:next w:val="Norml"/>
+    <w:link w:val="AlcmChar"/>
     <w:uiPriority w:val="11"/>
     <w:qFormat/>
     <w:rsid w:val="2DE20F6E"/>
@@ -2340,10 +3439,10 @@
       <w:szCs w:val="28"/>
     </w:rPr>
   </w:style>
-  <w:style w:type="character" w:customStyle="1" w:styleId="SubtitleChar">
-    <w:name w:val="Subtitle Char"/>
-    <w:basedOn w:val="DefaultParagraphFont"/>
-    <w:link w:val="Subtitle"/>
+  <w:style w:type="character" w:customStyle="1" w:styleId="AlcmChar">
+    <w:name w:val="Alcím Char"/>
+    <w:basedOn w:val="Bekezdsalapbettpusa"/>
+    <w:link w:val="Alcm"/>
     <w:uiPriority w:val="11"/>
     <w:rsid w:val="00FF550E"/>
     <w:rPr>
@@ -2354,11 +3453,11 @@
       <w:szCs w:val="28"/>
     </w:rPr>
   </w:style>
-  <w:style w:type="paragraph" w:styleId="Quote">
+  <w:style w:type="paragraph" w:styleId="Idzet">
     <w:name w:val="Quote"/>
-    <w:basedOn w:val="Normal"/>
-    <w:next w:val="Normal"/>
-    <w:link w:val="QuoteChar"/>
+    <w:basedOn w:val="Norml"/>
+    <w:next w:val="Norml"/>
+    <w:link w:val="IdzetChar"/>
     <w:uiPriority w:val="29"/>
     <w:qFormat/>
     <w:rsid w:val="2DE20F6E"/>
@@ -2372,10 +3471,10 @@
       <w:color w:val="404040" w:themeColor="text1" w:themeTint="BF"/>
     </w:rPr>
   </w:style>
-  <w:style w:type="character" w:customStyle="1" w:styleId="QuoteChar">
-    <w:name w:val="Quote Char"/>
-    <w:basedOn w:val="DefaultParagraphFont"/>
-    <w:link w:val="Quote"/>
+  <w:style w:type="character" w:customStyle="1" w:styleId="IdzetChar">
+    <w:name w:val="Idézet Char"/>
+    <w:basedOn w:val="Bekezdsalapbettpusa"/>
+    <w:link w:val="Idzet"/>
     <w:uiPriority w:val="29"/>
     <w:rsid w:val="00FF550E"/>
     <w:rPr>
@@ -2384,9 +3483,9 @@
       <w:color w:val="404040" w:themeColor="text1" w:themeTint="BF"/>
     </w:rPr>
   </w:style>
-  <w:style w:type="paragraph" w:styleId="ListParagraph">
+  <w:style w:type="paragraph" w:styleId="Listaszerbekezds">
     <w:name w:val="List Paragraph"/>
-    <w:basedOn w:val="Normal"/>
+    <w:basedOn w:val="Norml"/>
     <w:uiPriority w:val="34"/>
     <w:qFormat/>
     <w:rsid w:val="2DE20F6E"/>
@@ -2395,9 +3494,9 @@
       <w:contextualSpacing/>
     </w:pPr>
   </w:style>
-  <w:style w:type="character" w:styleId="IntenseEmphasis">
+  <w:style w:type="character" w:styleId="Erskiemels">
     <w:name w:val="Intense Emphasis"/>
-    <w:basedOn w:val="DefaultParagraphFont"/>
+    <w:basedOn w:val="Bekezdsalapbettpusa"/>
     <w:uiPriority w:val="21"/>
     <w:qFormat/>
     <w:rsid w:val="00FF550E"/>
@@ -2407,11 +3506,11 @@
       <w:color w:val="0F4761" w:themeColor="accent1" w:themeShade="BF"/>
     </w:rPr>
   </w:style>
-  <w:style w:type="paragraph" w:styleId="IntenseQuote">
+  <w:style w:type="paragraph" w:styleId="Kiemeltidzet">
     <w:name w:val="Intense Quote"/>
-    <w:basedOn w:val="Normal"/>
-    <w:next w:val="Normal"/>
-    <w:link w:val="IntenseQuoteChar"/>
+    <w:basedOn w:val="Norml"/>
+    <w:next w:val="Norml"/>
+    <w:link w:val="KiemeltidzetChar"/>
     <w:uiPriority w:val="30"/>
     <w:qFormat/>
     <w:rsid w:val="2DE20F6E"/>
@@ -2430,10 +3529,10 @@
       <w:color w:val="0F4761" w:themeColor="accent1" w:themeShade="BF"/>
     </w:rPr>
   </w:style>
-  <w:style w:type="character" w:customStyle="1" w:styleId="IntenseQuoteChar">
-    <w:name w:val="Intense Quote Char"/>
-    <w:basedOn w:val="DefaultParagraphFont"/>
-    <w:link w:val="IntenseQuote"/>
+  <w:style w:type="character" w:customStyle="1" w:styleId="KiemeltidzetChar">
+    <w:name w:val="Kiemelt idézet Char"/>
+    <w:basedOn w:val="Bekezdsalapbettpusa"/>
+    <w:link w:val="Kiemeltidzet"/>
     <w:uiPriority w:val="30"/>
     <w:rsid w:val="00FF550E"/>
     <w:rPr>
@@ -2442,9 +3541,9 @@
       <w:color w:val="0F4761" w:themeColor="accent1" w:themeShade="BF"/>
     </w:rPr>
   </w:style>
-  <w:style w:type="character" w:styleId="IntenseReference">
+  <w:style w:type="character" w:styleId="Ershivatkozs">
     <w:name w:val="Intense Reference"/>
-    <w:basedOn w:val="DefaultParagraphFont"/>
+    <w:basedOn w:val="Bekezdsalapbettpusa"/>
     <w:uiPriority w:val="32"/>
     <w:qFormat/>
     <w:rsid w:val="00FF550E"/>
@@ -2456,9 +3555,9 @@
       <w:spacing w:val="5"/>
     </w:rPr>
   </w:style>
-  <w:style w:type="character" w:styleId="Hyperlink">
+  <w:style w:type="character" w:styleId="Hiperhivatkozs">
     <w:name w:val="Hyperlink"/>
-    <w:basedOn w:val="DefaultParagraphFont"/>
+    <w:basedOn w:val="Bekezdsalapbettpusa"/>
     <w:uiPriority w:val="99"/>
     <w:unhideWhenUsed/>
     <w:rsid w:val="00263A8A"/>
@@ -2467,9 +3566,9 @@
       <w:u w:val="single"/>
     </w:rPr>
   </w:style>
-  <w:style w:type="character" w:styleId="UnresolvedMention">
+  <w:style w:type="character" w:styleId="Feloldatlanmegemlts">
     <w:name w:val="Unresolved Mention"/>
-    <w:basedOn w:val="DefaultParagraphFont"/>
+    <w:basedOn w:val="Bekezdsalapbettpusa"/>
     <w:uiPriority w:val="99"/>
     <w:semiHidden/>
     <w:unhideWhenUsed/>
@@ -2479,9 +3578,9 @@
       <w:shd w:val="clear" w:color="auto" w:fill="E1DFDD"/>
     </w:rPr>
   </w:style>
-  <w:style w:type="paragraph" w:styleId="FootnoteText">
+  <w:style w:type="paragraph" w:styleId="Lbjegyzetszveg">
     <w:name w:val="footnote text"/>
-    <w:basedOn w:val="Normal"/>
+    <w:basedOn w:val="Norml"/>
     <w:uiPriority w:val="99"/>
     <w:semiHidden/>
     <w:unhideWhenUsed/>
@@ -2494,9 +3593,9 @@
       <w:szCs w:val="20"/>
     </w:rPr>
   </w:style>
-  <w:style w:type="paragraph" w:styleId="EndnoteText">
+  <w:style w:type="paragraph" w:styleId="Vgjegyzetszvege">
     <w:name w:val="endnote text"/>
-    <w:basedOn w:val="Normal"/>
+    <w:basedOn w:val="Norml"/>
     <w:uiPriority w:val="99"/>
     <w:semiHidden/>
     <w:unhideWhenUsed/>
@@ -2509,10 +3608,10 @@
       <w:szCs w:val="20"/>
     </w:rPr>
   </w:style>
-  <w:style w:type="paragraph" w:styleId="Caption">
+  <w:style w:type="paragraph" w:styleId="Kpalrs">
     <w:name w:val="caption"/>
-    <w:basedOn w:val="Normal"/>
-    <w:next w:val="Normal"/>
+    <w:basedOn w:val="Norml"/>
+    <w:next w:val="Norml"/>
     <w:uiPriority w:val="35"/>
     <w:unhideWhenUsed/>
     <w:qFormat/>

--- a/Documentation/doksi.docx
+++ b/Documentation/doksi.docx
@@ -1906,6 +1906,9 @@
           <w:numId w:val="3"/>
         </w:numPr>
         <w:ind w:left="993" w:hanging="633"/>
+        <w:rPr>
+          <w:rStyle w:val="Cmsor2Char"/>
+        </w:rPr>
       </w:pPr>
       <w:proofErr w:type="spellStart"/>
       <w:r>
@@ -1923,14 +1926,173 @@
         <w:t>eloszlása</w:t>
       </w:r>
     </w:p>
-    <w:p>
-      <w:pPr>
-        <w:rPr>
-          <w:rFonts w:asciiTheme="majorHAnsi" w:eastAsiaTheme="majorEastAsia" w:hAnsiTheme="majorHAnsi" w:cstheme="majorBidi"/>
-          <w:sz w:val="44"/>
-          <w:szCs w:val="44"/>
-        </w:rPr>
-      </w:pPr>
+    <w:p/>
+    <w:tbl>
+      <w:tblPr>
+        <w:tblStyle w:val="Rcsostblzat"/>
+        <w:tblW w:w="0" w:type="auto"/>
+        <w:tblLook w:val="04A0" w:firstRow="1" w:lastRow="0" w:firstColumn="1" w:lastColumn="0" w:noHBand="0" w:noVBand="1"/>
+      </w:tblPr>
+      <w:tblGrid>
+        <w:gridCol w:w="6658"/>
+        <w:gridCol w:w="2692"/>
+      </w:tblGrid>
+      <w:tr>
+        <w:trPr>
+          <w:trHeight w:val="476"/>
+        </w:trPr>
+        <w:tc>
+          <w:tcPr>
+            <w:tcW w:w="6658" w:type="dxa"/>
+          </w:tcPr>
+          <w:p>
+            <w:pPr>
+              <w:jc w:val="center"/>
+              <w:rPr>
+                <w:b/>
+                <w:bCs/>
+              </w:rPr>
+            </w:pPr>
+            <w:r>
+              <w:rPr>
+                <w:b/>
+                <w:bCs/>
+              </w:rPr>
+              <w:t>Tevékenység leírása</w:t>
+            </w:r>
+          </w:p>
+        </w:tc>
+        <w:tc>
+          <w:tcPr>
+            <w:tcW w:w="2692" w:type="dxa"/>
+          </w:tcPr>
+          <w:p>
+            <w:pPr>
+              <w:jc w:val="center"/>
+              <w:rPr>
+                <w:b/>
+                <w:bCs/>
+              </w:rPr>
+            </w:pPr>
+            <w:r>
+              <w:rPr>
+                <w:b/>
+                <w:bCs/>
+              </w:rPr>
+              <w:t>Felelősök</w:t>
+            </w:r>
+          </w:p>
+        </w:tc>
+      </w:tr>
+      <w:tr>
+        <w:tc>
+          <w:tcPr>
+            <w:tcW w:w="6658" w:type="dxa"/>
+          </w:tcPr>
+          <w:p>
+            <w:r>
+              <w:t>Az adatkészlet elemzése, a neurális hálózat típusának kiválasztása és a kezdeti architektúra megtervezése.</w:t>
+            </w:r>
+          </w:p>
+        </w:tc>
+        <w:tc>
+          <w:tcPr>
+            <w:tcW w:w="2692" w:type="dxa"/>
+          </w:tcPr>
+          <w:p>
+            <w:r>
+              <w:t>Tivadar, Vince, Milán</w:t>
+            </w:r>
+          </w:p>
+        </w:tc>
+      </w:tr>
+      <w:tr>
+        <w:tc>
+          <w:tcPr>
+            <w:tcW w:w="6658" w:type="dxa"/>
+          </w:tcPr>
+          <w:p>
+            <w:r>
+              <w:t>A projekt kontextus</w:t>
+            </w:r>
+            <w:r>
+              <w:t xml:space="preserve"> és a bevezetés megírása</w:t>
+            </w:r>
+            <w:r>
+              <w:t>.</w:t>
+            </w:r>
+          </w:p>
+        </w:tc>
+        <w:tc>
+          <w:tcPr>
+            <w:tcW w:w="2692" w:type="dxa"/>
+          </w:tcPr>
+          <w:p>
+            <w:r>
+              <w:t>Tivadar</w:t>
+            </w:r>
+          </w:p>
+        </w:tc>
+      </w:tr>
+      <w:tr>
+        <w:tc>
+          <w:tcPr>
+            <w:tcW w:w="6658" w:type="dxa"/>
+          </w:tcPr>
+          <w:p>
+            <w:r>
+              <w:t xml:space="preserve">A felhasznált </w:t>
+            </w:r>
+            <w:r>
+              <w:t>adathalmaz</w:t>
+            </w:r>
+            <w:r>
+              <w:t xml:space="preserve"> részletes ismertetése.</w:t>
+            </w:r>
+          </w:p>
+        </w:tc>
+        <w:tc>
+          <w:tcPr>
+            <w:tcW w:w="2692" w:type="dxa"/>
+          </w:tcPr>
+          <w:p>
+            <w:r>
+              <w:t>Vince</w:t>
+            </w:r>
+          </w:p>
+        </w:tc>
+      </w:tr>
+      <w:tr>
+        <w:tc>
+          <w:tcPr>
+            <w:tcW w:w="6658" w:type="dxa"/>
+          </w:tcPr>
+          <w:p>
+            <w:r>
+              <w:t xml:space="preserve">A modell implementálása, tanítása, tesztelése és </w:t>
+            </w:r>
+            <w:r>
+              <w:t xml:space="preserve">ezek </w:t>
+            </w:r>
+            <w:r>
+              <w:t>dokumentálása.</w:t>
+            </w:r>
+          </w:p>
+        </w:tc>
+        <w:tc>
+          <w:tcPr>
+            <w:tcW w:w="2692" w:type="dxa"/>
+          </w:tcPr>
+          <w:p>
+            <w:r>
+              <w:t>Milán</w:t>
+            </w:r>
+          </w:p>
+        </w:tc>
+      </w:tr>
+    </w:tbl>
+    <w:p/>
+    <w:p>
       <w:r>
         <w:br w:type="page"/>
       </w:r>
@@ -3627,6 +3789,25 @@
       <w:szCs w:val="18"/>
     </w:rPr>
   </w:style>
+  <w:style w:type="table" w:styleId="Rcsostblzat">
+    <w:name w:val="Table Grid"/>
+    <w:basedOn w:val="Normltblzat"/>
+    <w:uiPriority w:val="39"/>
+    <w:rsid w:val="003F732E"/>
+    <w:pPr>
+      <w:spacing w:after="0" w:line="240" w:lineRule="auto"/>
+    </w:pPr>
+    <w:tblPr>
+      <w:tblBorders>
+        <w:top w:val="single" w:sz="4" w:space="0" w:color="auto"/>
+        <w:left w:val="single" w:sz="4" w:space="0" w:color="auto"/>
+        <w:bottom w:val="single" w:sz="4" w:space="0" w:color="auto"/>
+        <w:right w:val="single" w:sz="4" w:space="0" w:color="auto"/>
+        <w:insideH w:val="single" w:sz="4" w:space="0" w:color="auto"/>
+        <w:insideV w:val="single" w:sz="4" w:space="0" w:color="auto"/>
+      </w:tblBorders>
+    </w:tblPr>
+  </w:style>
 </w:styles>
 </file>
 

--- a/Documentation/doksi.docx
+++ b/Documentation/doksi.docx
@@ -19,6 +19,7 @@
           <w:szCs w:val="56"/>
         </w:rPr>
       </w:pPr>
+      <w:bookmarkStart w:id="0" w:name="_Toc214390472"/>
       <w:r>
         <w:rPr>
           <w:b/>
@@ -28,6 +29,7 @@
         </w:rPr>
         <w:t>Szorgalmi nagyházi feladat 2025</w:t>
       </w:r>
+      <w:bookmarkEnd w:id="0"/>
     </w:p>
     <w:p/>
     <w:p>
@@ -69,6 +71,736 @@
         <w:t>Várszegi Vince - LM5X1V</w:t>
       </w:r>
     </w:p>
+    <w:p>
+      <w:r>
+        <w:br w:type="page"/>
+      </w:r>
+    </w:p>
+    <w:sdt>
+      <w:sdtPr>
+        <w:rPr>
+          <w:b/>
+          <w:bCs/>
+          <w:color w:val="auto"/>
+          <w:sz w:val="28"/>
+          <w:szCs w:val="28"/>
+        </w:rPr>
+        <w:id w:val="2022054482"/>
+        <w:docPartObj>
+          <w:docPartGallery w:val="Table of Contents"/>
+          <w:docPartUnique/>
+        </w:docPartObj>
+      </w:sdtPr>
+      <w:sdtEndPr>
+        <w:rPr>
+          <w:rFonts w:asciiTheme="minorHAnsi" w:eastAsiaTheme="minorHAnsi" w:hAnsiTheme="minorHAnsi" w:cstheme="minorBidi"/>
+          <w:kern w:val="2"/>
+          <w:sz w:val="20"/>
+          <w:szCs w:val="20"/>
+          <w:lang w:eastAsia="en-US"/>
+          <w14:ligatures w14:val="standardContextual"/>
+        </w:rPr>
+      </w:sdtEndPr>
+      <w:sdtContent>
+        <w:p>
+          <w:pPr>
+            <w:pStyle w:val="Tartalomjegyzkcmsora"/>
+            <w:rPr>
+              <w:b/>
+              <w:bCs/>
+              <w:color w:val="auto"/>
+              <w:sz w:val="36"/>
+              <w:szCs w:val="36"/>
+            </w:rPr>
+          </w:pPr>
+          <w:r>
+            <w:rPr>
+              <w:b/>
+              <w:bCs/>
+              <w:color w:val="auto"/>
+              <w:sz w:val="36"/>
+              <w:szCs w:val="36"/>
+            </w:rPr>
+            <w:t>Tartalomjegyzék</w:t>
+          </w:r>
+        </w:p>
+        <w:p>
+          <w:pPr>
+            <w:rPr>
+              <w:lang w:eastAsia="hu-HU"/>
+            </w:rPr>
+          </w:pPr>
+        </w:p>
+        <w:p>
+          <w:pPr>
+            <w:pStyle w:val="TJ1"/>
+            <w:tabs>
+              <w:tab w:val="right" w:leader="dot" w:pos="9350"/>
+            </w:tabs>
+            <w:rPr>
+              <w:noProof/>
+            </w:rPr>
+          </w:pPr>
+          <w:r>
+            <w:fldChar w:fldCharType="begin"/>
+          </w:r>
+          <w:r>
+            <w:instrText xml:space="preserve"> TOC \o "1-3" \h \z \u </w:instrText>
+          </w:r>
+          <w:r>
+            <w:fldChar w:fldCharType="separate"/>
+          </w:r>
+          <w:hyperlink w:anchor="_Toc214390472" w:history="1">
+            <w:r>
+              <w:rPr>
+                <w:rStyle w:val="Hiperhivatkozs"/>
+                <w:b/>
+                <w:bCs/>
+                <w:noProof/>
+              </w:rPr>
+              <w:t>Szorgalmi nagyházi feladat 2025</w:t>
+            </w:r>
+            <w:r>
+              <w:rPr>
+                <w:noProof/>
+                <w:webHidden/>
+              </w:rPr>
+              <w:tab/>
+            </w:r>
+            <w:r>
+              <w:rPr>
+                <w:noProof/>
+                <w:webHidden/>
+              </w:rPr>
+              <w:fldChar w:fldCharType="begin"/>
+            </w:r>
+            <w:r>
+              <w:rPr>
+                <w:noProof/>
+                <w:webHidden/>
+              </w:rPr>
+              <w:instrText xml:space="preserve"> PAGEREF _Toc214390472 \h </w:instrText>
+            </w:r>
+            <w:r>
+              <w:rPr>
+                <w:noProof/>
+                <w:webHidden/>
+              </w:rPr>
+            </w:r>
+            <w:r>
+              <w:rPr>
+                <w:noProof/>
+                <w:webHidden/>
+              </w:rPr>
+              <w:fldChar w:fldCharType="separate"/>
+            </w:r>
+            <w:r>
+              <w:rPr>
+                <w:noProof/>
+                <w:webHidden/>
+              </w:rPr>
+              <w:t>1</w:t>
+            </w:r>
+            <w:r>
+              <w:rPr>
+                <w:noProof/>
+                <w:webHidden/>
+              </w:rPr>
+              <w:fldChar w:fldCharType="end"/>
+            </w:r>
+          </w:hyperlink>
+        </w:p>
+        <w:p>
+          <w:pPr>
+            <w:pStyle w:val="TJ2"/>
+            <w:tabs>
+              <w:tab w:val="left" w:pos="720"/>
+              <w:tab w:val="right" w:leader="dot" w:pos="9350"/>
+            </w:tabs>
+            <w:rPr>
+              <w:noProof/>
+            </w:rPr>
+          </w:pPr>
+          <w:hyperlink w:anchor="_Toc214390473" w:history="1">
+            <w:r>
+              <w:rPr>
+                <w:rStyle w:val="Hiperhivatkozs"/>
+                <w:noProof/>
+              </w:rPr>
+              <w:t>1.</w:t>
+            </w:r>
+            <w:r>
+              <w:rPr>
+                <w:noProof/>
+              </w:rPr>
+              <w:tab/>
+            </w:r>
+            <w:r>
+              <w:rPr>
+                <w:rStyle w:val="Hiperhivatkozs"/>
+                <w:noProof/>
+              </w:rPr>
+              <w:t>Bevezetés</w:t>
+            </w:r>
+            <w:r>
+              <w:rPr>
+                <w:noProof/>
+                <w:webHidden/>
+              </w:rPr>
+              <w:tab/>
+            </w:r>
+            <w:r>
+              <w:rPr>
+                <w:noProof/>
+                <w:webHidden/>
+              </w:rPr>
+              <w:fldChar w:fldCharType="begin"/>
+            </w:r>
+            <w:r>
+              <w:rPr>
+                <w:noProof/>
+                <w:webHidden/>
+              </w:rPr>
+              <w:instrText xml:space="preserve"> PAGEREF _Toc214390473 \h </w:instrText>
+            </w:r>
+            <w:r>
+              <w:rPr>
+                <w:noProof/>
+                <w:webHidden/>
+              </w:rPr>
+            </w:r>
+            <w:r>
+              <w:rPr>
+                <w:noProof/>
+                <w:webHidden/>
+              </w:rPr>
+              <w:fldChar w:fldCharType="separate"/>
+            </w:r>
+            <w:r>
+              <w:rPr>
+                <w:noProof/>
+                <w:webHidden/>
+              </w:rPr>
+              <w:t>3</w:t>
+            </w:r>
+            <w:r>
+              <w:rPr>
+                <w:noProof/>
+                <w:webHidden/>
+              </w:rPr>
+              <w:fldChar w:fldCharType="end"/>
+            </w:r>
+          </w:hyperlink>
+        </w:p>
+        <w:p>
+          <w:pPr>
+            <w:pStyle w:val="TJ2"/>
+            <w:tabs>
+              <w:tab w:val="left" w:pos="720"/>
+              <w:tab w:val="right" w:leader="dot" w:pos="9350"/>
+            </w:tabs>
+            <w:rPr>
+              <w:noProof/>
+            </w:rPr>
+          </w:pPr>
+          <w:hyperlink w:anchor="_Toc214390474" w:history="1">
+            <w:r>
+              <w:rPr>
+                <w:rStyle w:val="Hiperhivatkozs"/>
+                <w:noProof/>
+              </w:rPr>
+              <w:t>2.</w:t>
+            </w:r>
+            <w:r>
+              <w:rPr>
+                <w:noProof/>
+              </w:rPr>
+              <w:tab/>
+            </w:r>
+            <w:r>
+              <w:rPr>
+                <w:rStyle w:val="Hiperhivatkozs"/>
+                <w:noProof/>
+              </w:rPr>
+              <w:t>Feladat és adathalmaz ismertetése</w:t>
+            </w:r>
+            <w:r>
+              <w:rPr>
+                <w:noProof/>
+                <w:webHidden/>
+              </w:rPr>
+              <w:tab/>
+            </w:r>
+            <w:r>
+              <w:rPr>
+                <w:noProof/>
+                <w:webHidden/>
+              </w:rPr>
+              <w:fldChar w:fldCharType="begin"/>
+            </w:r>
+            <w:r>
+              <w:rPr>
+                <w:noProof/>
+                <w:webHidden/>
+              </w:rPr>
+              <w:instrText xml:space="preserve"> PAGEREF _Toc214390474 \h </w:instrText>
+            </w:r>
+            <w:r>
+              <w:rPr>
+                <w:noProof/>
+                <w:webHidden/>
+              </w:rPr>
+            </w:r>
+            <w:r>
+              <w:rPr>
+                <w:noProof/>
+                <w:webHidden/>
+              </w:rPr>
+              <w:fldChar w:fldCharType="separate"/>
+            </w:r>
+            <w:r>
+              <w:rPr>
+                <w:noProof/>
+                <w:webHidden/>
+              </w:rPr>
+              <w:t>4</w:t>
+            </w:r>
+            <w:r>
+              <w:rPr>
+                <w:noProof/>
+                <w:webHidden/>
+              </w:rPr>
+              <w:fldChar w:fldCharType="end"/>
+            </w:r>
+          </w:hyperlink>
+        </w:p>
+        <w:p>
+          <w:pPr>
+            <w:pStyle w:val="TJ2"/>
+            <w:tabs>
+              <w:tab w:val="left" w:pos="720"/>
+              <w:tab w:val="right" w:leader="dot" w:pos="9350"/>
+            </w:tabs>
+            <w:rPr>
+              <w:noProof/>
+            </w:rPr>
+          </w:pPr>
+          <w:hyperlink w:anchor="_Toc214390475" w:history="1">
+            <w:r>
+              <w:rPr>
+                <w:rStyle w:val="Hiperhivatkozs"/>
+                <w:noProof/>
+              </w:rPr>
+              <w:t>3.</w:t>
+            </w:r>
+            <w:r>
+              <w:rPr>
+                <w:noProof/>
+              </w:rPr>
+              <w:tab/>
+            </w:r>
+            <w:r>
+              <w:rPr>
+                <w:rStyle w:val="Hiperhivatkozs"/>
+                <w:noProof/>
+              </w:rPr>
+              <w:t>Megvalósítás lépései</w:t>
+            </w:r>
+            <w:r>
+              <w:rPr>
+                <w:noProof/>
+                <w:webHidden/>
+              </w:rPr>
+              <w:tab/>
+            </w:r>
+            <w:r>
+              <w:rPr>
+                <w:noProof/>
+                <w:webHidden/>
+              </w:rPr>
+              <w:fldChar w:fldCharType="begin"/>
+            </w:r>
+            <w:r>
+              <w:rPr>
+                <w:noProof/>
+                <w:webHidden/>
+              </w:rPr>
+              <w:instrText xml:space="preserve"> PAGEREF _Toc214390475 \h </w:instrText>
+            </w:r>
+            <w:r>
+              <w:rPr>
+                <w:noProof/>
+                <w:webHidden/>
+              </w:rPr>
+            </w:r>
+            <w:r>
+              <w:rPr>
+                <w:noProof/>
+                <w:webHidden/>
+              </w:rPr>
+              <w:fldChar w:fldCharType="separate"/>
+            </w:r>
+            <w:r>
+              <w:rPr>
+                <w:noProof/>
+                <w:webHidden/>
+              </w:rPr>
+              <w:t>5</w:t>
+            </w:r>
+            <w:r>
+              <w:rPr>
+                <w:noProof/>
+                <w:webHidden/>
+              </w:rPr>
+              <w:fldChar w:fldCharType="end"/>
+            </w:r>
+          </w:hyperlink>
+        </w:p>
+        <w:p>
+          <w:pPr>
+            <w:pStyle w:val="TJ2"/>
+            <w:tabs>
+              <w:tab w:val="left" w:pos="720"/>
+              <w:tab w:val="right" w:leader="dot" w:pos="9350"/>
+            </w:tabs>
+            <w:rPr>
+              <w:noProof/>
+            </w:rPr>
+          </w:pPr>
+          <w:hyperlink w:anchor="_Toc214390476" w:history="1">
+            <w:r>
+              <w:rPr>
+                <w:rStyle w:val="Hiperhivatkozs"/>
+                <w:noProof/>
+              </w:rPr>
+              <w:t>4.</w:t>
+            </w:r>
+            <w:r>
+              <w:rPr>
+                <w:noProof/>
+              </w:rPr>
+              <w:tab/>
+            </w:r>
+            <w:r>
+              <w:rPr>
+                <w:rStyle w:val="Hiperhivatkozs"/>
+                <w:noProof/>
+              </w:rPr>
+              <w:t>Eredmények</w:t>
+            </w:r>
+            <w:r>
+              <w:rPr>
+                <w:noProof/>
+                <w:webHidden/>
+              </w:rPr>
+              <w:tab/>
+            </w:r>
+            <w:r>
+              <w:rPr>
+                <w:noProof/>
+                <w:webHidden/>
+              </w:rPr>
+              <w:fldChar w:fldCharType="begin"/>
+            </w:r>
+            <w:r>
+              <w:rPr>
+                <w:noProof/>
+                <w:webHidden/>
+              </w:rPr>
+              <w:instrText xml:space="preserve"> PAGEREF _Toc214390476 \h </w:instrText>
+            </w:r>
+            <w:r>
+              <w:rPr>
+                <w:noProof/>
+                <w:webHidden/>
+              </w:rPr>
+            </w:r>
+            <w:r>
+              <w:rPr>
+                <w:noProof/>
+                <w:webHidden/>
+              </w:rPr>
+              <w:fldChar w:fldCharType="separate"/>
+            </w:r>
+            <w:r>
+              <w:rPr>
+                <w:noProof/>
+                <w:webHidden/>
+              </w:rPr>
+              <w:t>6</w:t>
+            </w:r>
+            <w:r>
+              <w:rPr>
+                <w:noProof/>
+                <w:webHidden/>
+              </w:rPr>
+              <w:fldChar w:fldCharType="end"/>
+            </w:r>
+          </w:hyperlink>
+        </w:p>
+        <w:p>
+          <w:pPr>
+            <w:pStyle w:val="TJ2"/>
+            <w:tabs>
+              <w:tab w:val="left" w:pos="720"/>
+              <w:tab w:val="right" w:leader="dot" w:pos="9350"/>
+            </w:tabs>
+            <w:rPr>
+              <w:noProof/>
+            </w:rPr>
+          </w:pPr>
+          <w:hyperlink w:anchor="_Toc214390477" w:history="1">
+            <w:r>
+              <w:rPr>
+                <w:rStyle w:val="Hiperhivatkozs"/>
+                <w:noProof/>
+              </w:rPr>
+              <w:t>5.</w:t>
+            </w:r>
+            <w:r>
+              <w:rPr>
+                <w:noProof/>
+              </w:rPr>
+              <w:tab/>
+            </w:r>
+            <w:r>
+              <w:rPr>
+                <w:rStyle w:val="Hiperhivatkozs"/>
+                <w:noProof/>
+              </w:rPr>
+              <w:t>Konklúzió</w:t>
+            </w:r>
+            <w:r>
+              <w:rPr>
+                <w:noProof/>
+                <w:webHidden/>
+              </w:rPr>
+              <w:tab/>
+            </w:r>
+            <w:r>
+              <w:rPr>
+                <w:noProof/>
+                <w:webHidden/>
+              </w:rPr>
+              <w:fldChar w:fldCharType="begin"/>
+            </w:r>
+            <w:r>
+              <w:rPr>
+                <w:noProof/>
+                <w:webHidden/>
+              </w:rPr>
+              <w:instrText xml:space="preserve"> PAGEREF _Toc214390477 \h </w:instrText>
+            </w:r>
+            <w:r>
+              <w:rPr>
+                <w:noProof/>
+                <w:webHidden/>
+              </w:rPr>
+            </w:r>
+            <w:r>
+              <w:rPr>
+                <w:noProof/>
+                <w:webHidden/>
+              </w:rPr>
+              <w:fldChar w:fldCharType="separate"/>
+            </w:r>
+            <w:r>
+              <w:rPr>
+                <w:noProof/>
+                <w:webHidden/>
+              </w:rPr>
+              <w:t>7</w:t>
+            </w:r>
+            <w:r>
+              <w:rPr>
+                <w:noProof/>
+                <w:webHidden/>
+              </w:rPr>
+              <w:fldChar w:fldCharType="end"/>
+            </w:r>
+          </w:hyperlink>
+        </w:p>
+        <w:p>
+          <w:pPr>
+            <w:pStyle w:val="TJ2"/>
+            <w:tabs>
+              <w:tab w:val="left" w:pos="720"/>
+              <w:tab w:val="right" w:leader="dot" w:pos="9350"/>
+            </w:tabs>
+            <w:rPr>
+              <w:noProof/>
+            </w:rPr>
+          </w:pPr>
+          <w:hyperlink w:anchor="_Toc214390478" w:history="1">
+            <w:r>
+              <w:rPr>
+                <w:rStyle w:val="Hiperhivatkozs"/>
+                <w:noProof/>
+              </w:rPr>
+              <w:t>6.</w:t>
+            </w:r>
+            <w:r>
+              <w:rPr>
+                <w:noProof/>
+              </w:rPr>
+              <w:tab/>
+            </w:r>
+            <w:r>
+              <w:rPr>
+                <w:rStyle w:val="Hiperhivatkozs"/>
+                <w:noProof/>
+              </w:rPr>
+              <w:t>Kontribúció eloszlása</w:t>
+            </w:r>
+            <w:r>
+              <w:rPr>
+                <w:noProof/>
+                <w:webHidden/>
+              </w:rPr>
+              <w:tab/>
+            </w:r>
+            <w:r>
+              <w:rPr>
+                <w:noProof/>
+                <w:webHidden/>
+              </w:rPr>
+              <w:fldChar w:fldCharType="begin"/>
+            </w:r>
+            <w:r>
+              <w:rPr>
+                <w:noProof/>
+                <w:webHidden/>
+              </w:rPr>
+              <w:instrText xml:space="preserve"> PAGEREF _Toc214390478 \h </w:instrText>
+            </w:r>
+            <w:r>
+              <w:rPr>
+                <w:noProof/>
+                <w:webHidden/>
+              </w:rPr>
+            </w:r>
+            <w:r>
+              <w:rPr>
+                <w:noProof/>
+                <w:webHidden/>
+              </w:rPr>
+              <w:fldChar w:fldCharType="separate"/>
+            </w:r>
+            <w:r>
+              <w:rPr>
+                <w:noProof/>
+                <w:webHidden/>
+              </w:rPr>
+              <w:t>8</w:t>
+            </w:r>
+            <w:r>
+              <w:rPr>
+                <w:noProof/>
+                <w:webHidden/>
+              </w:rPr>
+              <w:fldChar w:fldCharType="end"/>
+            </w:r>
+          </w:hyperlink>
+        </w:p>
+        <w:p>
+          <w:pPr>
+            <w:pStyle w:val="TJ2"/>
+            <w:tabs>
+              <w:tab w:val="left" w:pos="720"/>
+              <w:tab w:val="right" w:leader="dot" w:pos="9350"/>
+            </w:tabs>
+            <w:rPr>
+              <w:noProof/>
+            </w:rPr>
+          </w:pPr>
+          <w:hyperlink w:anchor="_Toc214390479" w:history="1">
+            <w:r>
+              <w:rPr>
+                <w:rStyle w:val="Hiperhivatkozs"/>
+                <w:noProof/>
+              </w:rPr>
+              <w:t>7.</w:t>
+            </w:r>
+            <w:r>
+              <w:rPr>
+                <w:noProof/>
+              </w:rPr>
+              <w:tab/>
+            </w:r>
+            <w:r>
+              <w:rPr>
+                <w:rStyle w:val="Hiperhivatkozs"/>
+                <w:noProof/>
+              </w:rPr>
+              <w:t>Irodalomjegyzék</w:t>
+            </w:r>
+            <w:r>
+              <w:rPr>
+                <w:noProof/>
+                <w:webHidden/>
+              </w:rPr>
+              <w:tab/>
+            </w:r>
+            <w:r>
+              <w:rPr>
+                <w:noProof/>
+                <w:webHidden/>
+              </w:rPr>
+              <w:fldChar w:fldCharType="begin"/>
+            </w:r>
+            <w:r>
+              <w:rPr>
+                <w:noProof/>
+                <w:webHidden/>
+              </w:rPr>
+              <w:instrText xml:space="preserve"> PAGEREF _Toc214390479 \h </w:instrText>
+            </w:r>
+            <w:r>
+              <w:rPr>
+                <w:noProof/>
+                <w:webHidden/>
+              </w:rPr>
+            </w:r>
+            <w:r>
+              <w:rPr>
+                <w:noProof/>
+                <w:webHidden/>
+              </w:rPr>
+              <w:fldChar w:fldCharType="separate"/>
+            </w:r>
+            <w:r>
+              <w:rPr>
+                <w:noProof/>
+                <w:webHidden/>
+              </w:rPr>
+              <w:t>9</w:t>
+            </w:r>
+            <w:r>
+              <w:rPr>
+                <w:noProof/>
+                <w:webHidden/>
+              </w:rPr>
+              <w:fldChar w:fldCharType="end"/>
+            </w:r>
+          </w:hyperlink>
+        </w:p>
+        <w:p>
+          <w:pPr>
+            <w:rPr>
+              <w:sz w:val="20"/>
+              <w:szCs w:val="20"/>
+            </w:rPr>
+          </w:pPr>
+          <w:r>
+            <w:rPr>
+              <w:b/>
+              <w:bCs/>
+            </w:rPr>
+            <w:fldChar w:fldCharType="end"/>
+          </w:r>
+        </w:p>
+      </w:sdtContent>
+    </w:sdt>
     <w:p>
       <w:r>
         <w:br w:type="page"/>
@@ -83,10 +815,12 @@
         </w:numPr>
         <w:ind w:left="986" w:hanging="629"/>
       </w:pPr>
+      <w:bookmarkStart w:id="1" w:name="_Toc214390473"/>
       <w:r>
         <w:lastRenderedPageBreak/>
         <w:t>Bevezetés</w:t>
       </w:r>
+      <w:bookmarkEnd w:id="1"/>
     </w:p>
     <w:p/>
     <w:p>
@@ -189,7 +923,7 @@
                     <pic:cNvPicPr/>
                   </pic:nvPicPr>
                   <pic:blipFill>
-                    <a:blip r:embed="rId5">
+                    <a:blip r:embed="rId6">
                       <a:extLst>
                         <a:ext uri="{28A0092B-C50C-407E-A947-70E740481C1C}">
                           <a14:useLocalDpi xmlns:a14="http://schemas.microsoft.com/office/drawing/2010/main"/>
@@ -266,7 +1000,7 @@
                     <pic:cNvPicPr/>
                   </pic:nvPicPr>
                   <pic:blipFill>
-                    <a:blip r:embed="rId6">
+                    <a:blip r:embed="rId7">
                       <a:extLst>
                         <a:ext uri="{28A0092B-C50C-407E-A947-70E740481C1C}">
                           <a14:useLocalDpi xmlns:a14="http://schemas.microsoft.com/office/drawing/2010/main"/>
@@ -337,10 +1071,12 @@
         </w:numPr>
         <w:ind w:left="907" w:hanging="567"/>
       </w:pPr>
+      <w:bookmarkStart w:id="2" w:name="_Toc214390474"/>
       <w:r>
         <w:lastRenderedPageBreak/>
         <w:t>Feladat és adathalmaz ismertetése</w:t>
       </w:r>
+      <w:bookmarkEnd w:id="2"/>
     </w:p>
     <w:p/>
     <w:p>
@@ -476,7 +1212,7 @@
                     </pic:cNvPicPr>
                   </pic:nvPicPr>
                   <pic:blipFill>
-                    <a:blip r:embed="rId7">
+                    <a:blip r:embed="rId8">
                       <a:extLst>
                         <a:ext uri="{28A0092B-C50C-407E-A947-70E740481C1C}">
                           <a14:useLocalDpi xmlns:a14="http://schemas.microsoft.com/office/drawing/2010/main" val="0"/>
@@ -550,7 +1286,7 @@
                     </pic:cNvPicPr>
                   </pic:nvPicPr>
                   <pic:blipFill>
-                    <a:blip r:embed="rId8">
+                    <a:blip r:embed="rId9">
                       <a:extLst>
                         <a:ext uri="{28A0092B-C50C-407E-A947-70E740481C1C}">
                           <a14:useLocalDpi xmlns:a14="http://schemas.microsoft.com/office/drawing/2010/main" val="0"/>
@@ -611,7 +1347,7 @@
                     </pic:cNvPicPr>
                   </pic:nvPicPr>
                   <pic:blipFill>
-                    <a:blip r:embed="rId9">
+                    <a:blip r:embed="rId10">
                       <a:extLst>
                         <a:ext uri="{28A0092B-C50C-407E-A947-70E740481C1C}">
                           <a14:useLocalDpi xmlns:a14="http://schemas.microsoft.com/office/drawing/2010/main" val="0"/>
@@ -914,7 +1650,7 @@
                     </pic:cNvPicPr>
                   </pic:nvPicPr>
                   <pic:blipFill>
-                    <a:blip r:embed="rId10">
+                    <a:blip r:embed="rId11">
                       <a:extLst>
                         <a:ext uri="{28A0092B-C50C-407E-A947-70E740481C1C}">
                           <a14:useLocalDpi xmlns:a14="http://schemas.microsoft.com/office/drawing/2010/main" val="0"/>
@@ -1066,10 +1802,12 @@
         </w:numPr>
         <w:ind w:left="990" w:hanging="630"/>
       </w:pPr>
+      <w:bookmarkStart w:id="3" w:name="_Toc214390475"/>
       <w:r>
         <w:lastRenderedPageBreak/>
         <w:t>Megvalósítás lépései</w:t>
       </w:r>
+      <w:bookmarkEnd w:id="3"/>
     </w:p>
     <w:p/>
     <w:p>
@@ -1584,10 +2322,12 @@
         </w:tabs>
         <w:ind w:left="993" w:hanging="633"/>
       </w:pPr>
+      <w:bookmarkStart w:id="4" w:name="_Toc214390476"/>
       <w:r>
         <w:lastRenderedPageBreak/>
         <w:t>Eredmények</w:t>
       </w:r>
+      <w:bookmarkEnd w:id="4"/>
     </w:p>
     <w:p/>
     <w:p>
@@ -1666,7 +2406,7 @@
                     </pic:cNvPicPr>
                   </pic:nvPicPr>
                   <pic:blipFill>
-                    <a:blip r:embed="rId11">
+                    <a:blip r:embed="rId12">
                       <a:extLst>
                         <a:ext uri="{28A0092B-C50C-407E-A947-70E740481C1C}">
                           <a14:useLocalDpi xmlns:a14="http://schemas.microsoft.com/office/drawing/2010/main" val="0"/>
@@ -1719,7 +2459,7 @@
                     </pic:cNvPicPr>
                   </pic:nvPicPr>
                   <pic:blipFill>
-                    <a:blip r:embed="rId12">
+                    <a:blip r:embed="rId13">
                       <a:extLst>
                         <a:ext uri="{28A0092B-C50C-407E-A947-70E740481C1C}">
                           <a14:useLocalDpi xmlns:a14="http://schemas.microsoft.com/office/drawing/2010/main" val="0"/>
@@ -1765,10 +2505,12 @@
         </w:numPr>
         <w:ind w:left="993" w:hanging="633"/>
       </w:pPr>
+      <w:bookmarkStart w:id="5" w:name="_Toc214390477"/>
       <w:r>
         <w:lastRenderedPageBreak/>
         <w:t>Konklúzió</w:t>
       </w:r>
+      <w:bookmarkEnd w:id="5"/>
     </w:p>
     <w:p/>
     <w:p>
@@ -1910,6 +2652,7 @@
           <w:rStyle w:val="Cmsor2Char"/>
         </w:rPr>
       </w:pPr>
+      <w:bookmarkStart w:id="6" w:name="_Toc214390478"/>
       <w:proofErr w:type="spellStart"/>
       <w:r>
         <w:lastRenderedPageBreak/>
@@ -1925,6 +2668,7 @@
         </w:rPr>
         <w:t>eloszlása</w:t>
       </w:r>
+      <w:bookmarkEnd w:id="6"/>
     </w:p>
     <w:p/>
     <w:tbl>
@@ -2106,10 +2850,12 @@
         </w:numPr>
         <w:ind w:left="993" w:hanging="633"/>
       </w:pPr>
+      <w:bookmarkStart w:id="7" w:name="_Toc214390479"/>
       <w:r>
         <w:lastRenderedPageBreak/>
         <w:t>Irodalomjegyzék</w:t>
       </w:r>
+      <w:bookmarkEnd w:id="7"/>
     </w:p>
     <w:p>
       <w:pPr>
@@ -2127,7 +2873,7 @@
       <w:r>
         <w:t xml:space="preserve"> </w:t>
       </w:r>
-      <w:hyperlink r:id="rId13" w:history="1">
+      <w:hyperlink r:id="rId14" w:history="1">
         <w:r>
           <w:rPr>
             <w:rStyle w:val="Hiperhivatkozs"/>
@@ -2143,7 +2889,7 @@
       <w:r>
         <w:t xml:space="preserve"> </w:t>
       </w:r>
-      <w:hyperlink r:id="rId14">
+      <w:hyperlink r:id="rId15">
         <w:r>
           <w:rPr>
             <w:rStyle w:val="Hiperhivatkozs"/>
@@ -3808,6 +4554,52 @@
       </w:tblBorders>
     </w:tblPr>
   </w:style>
+  <w:style w:type="paragraph" w:styleId="Tartalomjegyzkcmsora">
+    <w:name w:val="TOC Heading"/>
+    <w:basedOn w:val="Cmsor1"/>
+    <w:next w:val="Norml"/>
+    <w:uiPriority w:val="39"/>
+    <w:unhideWhenUsed/>
+    <w:qFormat/>
+    <w:rsid w:val="00121FB0"/>
+    <w:pPr>
+      <w:spacing w:before="240" w:after="0" w:line="259" w:lineRule="auto"/>
+      <w:outlineLvl w:val="9"/>
+    </w:pPr>
+    <w:rPr>
+      <w:color w:val="0F4761" w:themeColor="accent1" w:themeShade="BF"/>
+      <w:kern w:val="0"/>
+      <w:sz w:val="32"/>
+      <w:szCs w:val="32"/>
+      <w:lang w:eastAsia="hu-HU"/>
+      <w14:ligatures w14:val="none"/>
+    </w:rPr>
+  </w:style>
+  <w:style w:type="paragraph" w:styleId="TJ1">
+    <w:name w:val="toc 1"/>
+    <w:basedOn w:val="Norml"/>
+    <w:next w:val="Norml"/>
+    <w:autoRedefine/>
+    <w:uiPriority w:val="39"/>
+    <w:unhideWhenUsed/>
+    <w:rsid w:val="00121FB0"/>
+    <w:pPr>
+      <w:spacing w:after="100"/>
+    </w:pPr>
+  </w:style>
+  <w:style w:type="paragraph" w:styleId="TJ2">
+    <w:name w:val="toc 2"/>
+    <w:basedOn w:val="Norml"/>
+    <w:next w:val="Norml"/>
+    <w:autoRedefine/>
+    <w:uiPriority w:val="39"/>
+    <w:unhideWhenUsed/>
+    <w:rsid w:val="00121FB0"/>
+    <w:pPr>
+      <w:spacing w:after="100"/>
+      <w:ind w:left="240"/>
+    </w:pPr>
+  </w:style>
 </w:styles>
 </file>
 
@@ -4104,4 +4896,16 @@
     </a:ext>
   </a:extLst>
 </a:theme>
+</file>
+
+<file path=customXml/item1.xml><?xml version="1.0" encoding="utf-8"?>
+<b:Sources xmlns:b="http://schemas.openxmlformats.org/officeDocument/2006/bibliography" xmlns="http://schemas.openxmlformats.org/officeDocument/2006/bibliography" SelectedStyle="\APASixthEditionOfficeOnline.xsl" StyleName="APA" Version="6"/>
+</file>
+
+<file path=customXml/itemProps1.xml><?xml version="1.0" encoding="utf-8"?>
+<ds:datastoreItem xmlns:ds="http://schemas.openxmlformats.org/officeDocument/2006/customXml" ds:itemID="{84CB106C-945D-4085-8905-DC9C90D28966}">
+  <ds:schemaRefs>
+    <ds:schemaRef ds:uri="http://schemas.openxmlformats.org/officeDocument/2006/bibliography"/>
+  </ds:schemaRefs>
+</ds:datastoreItem>
 </file>